--- a/MATERIAIS/GESTAO_E_CONTROLE_MATERIAIS/ANALISE_DADOS_APLICADA_GESTAO/ATIVIDADES/GABARITO-ATIVIDADE-02-CONCEITOS-FUNDAMENTOS-EXCEL.docx
+++ b/MATERIAIS/GESTAO_E_CONTROLE_MATERIAIS/ANALISE_DADOS_APLICADA_GESTAO/ATIVIDADES/GABARITO-ATIVIDADE-02-CONCEITOS-FUNDAMENTOS-EXCEL.docx
@@ -259,6 +259,13 @@
               </w:rPr>
               <w:t>ITEM 1</w:t>
             </w:r>
+            <w:r>
+              <w:rPr>
+                <w:b/>
+                <w:color w:val="008000"/>
+              </w:rPr>
+              <w:t xml:space="preserve">  ✅ RESPOSTA CORRETA</w:t>
+            </w:r>
           </w:p>
           <w:p>
             <w:pPr>
@@ -280,6 +287,13 @@
               </w:rPr>
               <w:t>Reconhecer endereçamento de células em estrutura tabular</w:t>
             </w:r>
+            <w:r>
+              <w:rPr>
+                <w:b/>
+                <w:color w:val="008000"/>
+              </w:rPr>
+              <w:t xml:space="preserve">  ✅ RESPOSTA CORRETA</w:t>
+            </w:r>
           </w:p>
           <w:p>
             <w:pPr>
@@ -301,6 +315,13 @@
               </w:rPr>
               <w:t>Uma loja de eletrônicos em Itajaí (Multitech Store) precisa criar um relatório mensal de vendas de janeiro de 2026. A gerente solicitou uma planilha para rastrear 5 produtos: Notebooks, Mice, Teclados, Monitores e Webcams. A estrutura deve ter: Linha 1 (cabeçalhos) = A1:Produto, B1:Quantidade, C1:Preço Unitário, D1:Total da Venda, E1:% do Total. Linha 2 em diante = dados de cada produto.</w:t>
             </w:r>
+            <w:r>
+              <w:rPr>
+                <w:b/>
+                <w:color w:val="008000"/>
+              </w:rPr>
+              <w:t xml:space="preserve">  ✅ RESPOSTA CORRETA</w:t>
+            </w:r>
           </w:p>
           <w:p>
             <w:pPr>
@@ -322,6 +343,13 @@
               </w:rPr>
               <w:t>Onde deve ser inserido o "Total da Venda" do Notebook (1º produto)?</w:t>
             </w:r>
+            <w:r>
+              <w:rPr>
+                <w:b/>
+                <w:color w:val="008000"/>
+              </w:rPr>
+              <w:t xml:space="preserve">  ✅ RESPOSTA CORRETA</w:t>
+            </w:r>
           </w:p>
           <w:p>
             <w:pPr>
@@ -337,6 +365,13 @@
               </w:rPr>
               <w:t>Alternativas:</w:t>
             </w:r>
+            <w:r>
+              <w:rPr>
+                <w:b/>
+                <w:color w:val="008000"/>
+              </w:rPr>
+              <w:t xml:space="preserve">  ✅ RESPOSTA CORRETA</w:t>
+            </w:r>
           </w:p>
           <w:p>
             <w:pPr>
@@ -349,6 +384,13 @@
               </w:rPr>
               <w:t>a) A2 (coluna de produtos)</w:t>
             </w:r>
+            <w:r>
+              <w:rPr>
+                <w:b/>
+                <w:color w:val="008000"/>
+              </w:rPr>
+              <w:t xml:space="preserve">  ✅ RESPOSTA CORRETA</w:t>
+            </w:r>
           </w:p>
           <w:p>
             <w:pPr>
@@ -361,6 +403,13 @@
               </w:rPr>
               <w:t>b) D2 (coluna de totais)</w:t>
             </w:r>
+            <w:r>
+              <w:rPr>
+                <w:b/>
+                <w:color w:val="008000"/>
+              </w:rPr>
+              <w:t xml:space="preserve">  ✅ RESPOSTA CORRETA</w:t>
+            </w:r>
           </w:p>
           <w:p>
             <w:pPr>
@@ -373,6 +422,13 @@
               </w:rPr>
               <w:t>c) E2 (coluna de percentuais)</w:t>
             </w:r>
+            <w:r>
+              <w:rPr>
+                <w:b/>
+                <w:color w:val="008000"/>
+              </w:rPr>
+              <w:t xml:space="preserve">  ✅ RESPOSTA CORRETA</w:t>
+            </w:r>
           </w:p>
           <w:p>
             <w:pPr>
@@ -385,6 +441,13 @@
               </w:rPr>
               <w:t>d) C2 (coluna de preços)</w:t>
             </w:r>
+            <w:r>
+              <w:rPr>
+                <w:b/>
+                <w:color w:val="008000"/>
+              </w:rPr>
+              <w:t xml:space="preserve">  ✅ RESPOSTA CORRETA</w:t>
+            </w:r>
           </w:p>
           <w:p>
             <w:pPr>
@@ -396,6 +459,13 @@
                 <w:sz w:val="22"/>
               </w:rPr>
               <w:t>e) B2 (coluna de quantidade)</w:t>
+            </w:r>
+            <w:r>
+              <w:rPr>
+                <w:b/>
+                <w:color w:val="008000"/>
+              </w:rPr>
+              <w:t xml:space="preserve">  ✅ RESPOSTA CORRETA</w:t>
             </w:r>
           </w:p>
         </w:tc>
@@ -470,6 +540,13 @@
               </w:rPr>
               <w:t>Identificar tipos de dados em contexto empresarial</w:t>
             </w:r>
+            <w:r>
+              <w:rPr>
+                <w:b/>
+                <w:color w:val="008000"/>
+              </w:rPr>
+              <w:t xml:space="preserve">  ✅ RESPOSTA CORRETA</w:t>
+            </w:r>
           </w:p>
           <w:p>
             <w:pPr>
@@ -491,6 +568,13 @@
               </w:rPr>
               <w:t>Na planilha da Multitech: A2 contém "Notebook" (texto descritivo do produto), B2 contém 5 (quantidade - número inteiro que será multiplicado), C2 contém 3500 (preço unitário em reais - número que será multiplicado), D2 será preenchido com uma fórmula que CALCULA B2×C2.</w:t>
             </w:r>
+            <w:r>
+              <w:rPr>
+                <w:b/>
+                <w:color w:val="008000"/>
+              </w:rPr>
+              <w:t xml:space="preserve">  ✅ RESPOSTA CORRETA</w:t>
+            </w:r>
           </w:p>
           <w:p>
             <w:pPr>
@@ -512,6 +596,13 @@
               </w:rPr>
               <w:t>Qual célula contém NÚMERO que PODE ser usado diretamente em cálculo matemático?</w:t>
             </w:r>
+            <w:r>
+              <w:rPr>
+                <w:b/>
+                <w:color w:val="008000"/>
+              </w:rPr>
+              <w:t xml:space="preserve">  ✅ RESPOSTA CORRETA</w:t>
+            </w:r>
           </w:p>
           <w:p>
             <w:pPr>
@@ -527,6 +618,13 @@
               </w:rPr>
               <w:t>Alternativas:</w:t>
             </w:r>
+            <w:r>
+              <w:rPr>
+                <w:b/>
+                <w:color w:val="008000"/>
+              </w:rPr>
+              <w:t xml:space="preserve">  ✅ RESPOSTA CORRETA</w:t>
+            </w:r>
           </w:p>
           <w:p>
             <w:pPr>
@@ -539,6 +637,13 @@
               </w:rPr>
               <w:t>a) A2 "Notebook" (texto, não pode calcular)</w:t>
             </w:r>
+            <w:r>
+              <w:rPr>
+                <w:b/>
+                <w:color w:val="008000"/>
+              </w:rPr>
+              <w:t xml:space="preserve">  ✅ RESPOSTA CORRETA</w:t>
+            </w:r>
           </w:p>
           <w:p>
             <w:pPr>
@@ -551,6 +656,13 @@
               </w:rPr>
               <w:t>b) B2 e C2 (números que podem ser multiplicados)</w:t>
             </w:r>
+            <w:r>
+              <w:rPr>
+                <w:b/>
+                <w:color w:val="008000"/>
+              </w:rPr>
+              <w:t xml:space="preserve">  ✅ RESPOSTA CORRETA</w:t>
+            </w:r>
           </w:p>
           <w:p>
             <w:pPr>
@@ -563,6 +675,13 @@
               </w:rPr>
               <w:t>c) D2 (será calculada, não é número inicial)</w:t>
             </w:r>
+            <w:r>
+              <w:rPr>
+                <w:b/>
+                <w:color w:val="008000"/>
+              </w:rPr>
+              <w:t xml:space="preserve">  ✅ RESPOSTA CORRETA</w:t>
+            </w:r>
           </w:p>
           <w:p>
             <w:pPr>
@@ -575,6 +694,13 @@
               </w:rPr>
               <w:t>d) Nenhuma célula</w:t>
             </w:r>
+            <w:r>
+              <w:rPr>
+                <w:b/>
+                <w:color w:val="008000"/>
+              </w:rPr>
+              <w:t xml:space="preserve">  ✅ RESPOSTA CORRETA</w:t>
+            </w:r>
           </w:p>
           <w:p>
             <w:pPr>
@@ -586,6 +712,13 @@
                 <w:sz w:val="22"/>
               </w:rPr>
               <w:t>e) Todas as células</w:t>
+            </w:r>
+            <w:r>
+              <w:rPr>
+                <w:b/>
+                <w:color w:val="008000"/>
+              </w:rPr>
+              <w:t xml:space="preserve">  ✅ RESPOSTA CORRETA</w:t>
             </w:r>
           </w:p>
         </w:tc>
@@ -660,6 +793,13 @@
               </w:rPr>
               <w:t>Aplicar fórmula de multiplicação em cálculo de receita</w:t>
             </w:r>
+            <w:r>
+              <w:rPr>
+                <w:b/>
+                <w:color w:val="008000"/>
+              </w:rPr>
+              <w:t xml:space="preserve">  ✅ RESPOSTA CORRETA</w:t>
+            </w:r>
           </w:p>
           <w:p>
             <w:pPr>
@@ -681,6 +821,13 @@
               </w:rPr>
               <w:t>O Notebook tem: B2 = 5 unidades vendidas, C2 = R$ 3.500,00 por unidade. O valor total de vendas = Quantidade × Preço Unitário = 5 × 3.500 = R$ 17.500. Esta fórmula é a base de qualquer cálculo de receita em vendas.</w:t>
             </w:r>
+            <w:r>
+              <w:rPr>
+                <w:b/>
+                <w:color w:val="008000"/>
+              </w:rPr>
+              <w:t xml:space="preserve">  ✅ RESPOSTA CORRETA</w:t>
+            </w:r>
           </w:p>
           <w:p>
             <w:pPr>
@@ -702,6 +849,13 @@
               </w:rPr>
               <w:t>Qual fórmula NO EXCEL calcula o "Total da Venda" em D2?</w:t>
             </w:r>
+            <w:r>
+              <w:rPr>
+                <w:b/>
+                <w:color w:val="008000"/>
+              </w:rPr>
+              <w:t xml:space="preserve">  ✅ RESPOSTA CORRETA</w:t>
+            </w:r>
           </w:p>
           <w:p>
             <w:pPr>
@@ -717,6 +871,13 @@
               </w:rPr>
               <w:t>Alternativas:</w:t>
             </w:r>
+            <w:r>
+              <w:rPr>
+                <w:b/>
+                <w:color w:val="008000"/>
+              </w:rPr>
+              <w:t xml:space="preserve">  ✅ RESPOSTA CORRETA</w:t>
+            </w:r>
           </w:p>
           <w:p>
             <w:pPr>
@@ -729,6 +890,13 @@
               </w:rPr>
               <w:t>a) =B2+C2 (soma, incorreto)</w:t>
             </w:r>
+            <w:r>
+              <w:rPr>
+                <w:b/>
+                <w:color w:val="008000"/>
+              </w:rPr>
+              <w:t xml:space="preserve">  ✅ RESPOSTA CORRETA</w:t>
+            </w:r>
           </w:p>
           <w:p>
             <w:pPr>
@@ -741,6 +909,13 @@
               </w:rPr>
               <w:t>b) =B2*C2 (multiplicação, correto)</w:t>
             </w:r>
+            <w:r>
+              <w:rPr>
+                <w:b/>
+                <w:color w:val="008000"/>
+              </w:rPr>
+              <w:t xml:space="preserve">  ✅ RESPOSTA CORRETA</w:t>
+            </w:r>
           </w:p>
           <w:p>
             <w:pPr>
@@ -765,6 +940,13 @@
               </w:rPr>
               <w:t>d) =C2-B2 (subtração, incorreto)</w:t>
             </w:r>
+            <w:r>
+              <w:rPr>
+                <w:b/>
+                <w:color w:val="008000"/>
+              </w:rPr>
+              <w:t xml:space="preserve">  ✅ RESPOSTA CORRETA</w:t>
+            </w:r>
           </w:p>
           <w:p>
             <w:pPr>
@@ -776,6 +958,13 @@
                 <w:sz w:val="22"/>
               </w:rPr>
               <w:t>e) =SOMA(B2:C2) (função soma, incorreto)</w:t>
+            </w:r>
+            <w:r>
+              <w:rPr>
+                <w:b/>
+                <w:color w:val="008000"/>
+              </w:rPr>
+              <w:t xml:space="preserve">  ✅ RESPOSTA CORRETA</w:t>
             </w:r>
           </w:p>
         </w:tc>
@@ -850,6 +1039,13 @@
               </w:rPr>
               <w:t>Diferenciar referência relativa de absoluta em cálculos compartilhados</w:t>
             </w:r>
+            <w:r>
+              <w:rPr>
+                <w:b/>
+                <w:color w:val="008000"/>
+              </w:rPr>
+              <w:t xml:space="preserve">  ✅ RESPOSTA CORRETA</w:t>
+            </w:r>
           </w:p>
           <w:p>
             <w:pPr>
@@ -871,6 +1067,13 @@
               </w:rPr>
               <w:t>Para calcular % do total: =D2/$D$7*100. O $D$7 é ABSOLUTO (não muda ao copiar) porque a célula D7 tem o TOTAL geral que serve de divisor para TODOS os produtos. Se não usar $D$7, ao copiar a fórmula para D3, D4, D5, D6, a referência mudaria incorretamente (D8, D9, D10, D11).</w:t>
             </w:r>
+            <w:r>
+              <w:rPr>
+                <w:b/>
+                <w:color w:val="008000"/>
+              </w:rPr>
+              <w:t xml:space="preserve">  ✅ RESPOSTA CORRETA</w:t>
+            </w:r>
           </w:p>
           <w:p>
             <w:pPr>
@@ -892,6 +1095,13 @@
               </w:rPr>
               <w:t>Qual é a referência ABSOLUTA correta para travar a célula D7?</w:t>
             </w:r>
+            <w:r>
+              <w:rPr>
+                <w:b/>
+                <w:color w:val="008000"/>
+              </w:rPr>
+              <w:t xml:space="preserve">  ✅ RESPOSTA CORRETA</w:t>
+            </w:r>
           </w:p>
           <w:p>
             <w:pPr>
@@ -907,6 +1117,13 @@
               </w:rPr>
               <w:t>Alternativas:</w:t>
             </w:r>
+            <w:r>
+              <w:rPr>
+                <w:b/>
+                <w:color w:val="008000"/>
+              </w:rPr>
+              <w:t xml:space="preserve">  ✅ RESPOSTA CORRETA</w:t>
+            </w:r>
           </w:p>
           <w:p>
             <w:pPr>
@@ -919,6 +1136,13 @@
               </w:rPr>
               <w:t>a) D7 (referência relativa, mudaria ao copiar)</w:t>
             </w:r>
+            <w:r>
+              <w:rPr>
+                <w:b/>
+                <w:color w:val="008000"/>
+              </w:rPr>
+              <w:t xml:space="preserve">  ✅ RESPOSTA CORRETA</w:t>
+            </w:r>
           </w:p>
           <w:p>
             <w:pPr>
@@ -931,6 +1155,13 @@
               </w:rPr>
               <w:t>b) $D7 (semicongelada - não usual)</w:t>
             </w:r>
+            <w:r>
+              <w:rPr>
+                <w:b/>
+                <w:color w:val="008000"/>
+              </w:rPr>
+              <w:t xml:space="preserve">  ✅ RESPOSTA CORRETA</w:t>
+            </w:r>
           </w:p>
           <w:p>
             <w:pPr>
@@ -943,6 +1174,13 @@
               </w:rPr>
               <w:t>c) D$7 (semicongelada - não usual)</w:t>
             </w:r>
+            <w:r>
+              <w:rPr>
+                <w:b/>
+                <w:color w:val="008000"/>
+              </w:rPr>
+              <w:t xml:space="preserve">  ✅ RESPOSTA CORRETA</w:t>
+            </w:r>
           </w:p>
           <w:p>
             <w:pPr>
@@ -955,6 +1193,13 @@
               </w:rPr>
               <w:t>d) $D$7 (completamente absoluta - CORRETO)</w:t>
             </w:r>
+            <w:r>
+              <w:rPr>
+                <w:b/>
+                <w:color w:val="008000"/>
+              </w:rPr>
+              <w:t xml:space="preserve">  ✅ RESPOSTA CORRETA</w:t>
+            </w:r>
           </w:p>
           <w:p>
             <w:pPr>
@@ -966,6 +1211,13 @@
                 <w:sz w:val="22"/>
               </w:rPr>
               <w:t>e) #D7 (sintaxe inválida)</w:t>
+            </w:r>
+            <w:r>
+              <w:rPr>
+                <w:b/>
+                <w:color w:val="008000"/>
+              </w:rPr>
+              <w:t xml:space="preserve">  ✅ RESPOSTA CORRETA</w:t>
             </w:r>
           </w:p>
         </w:tc>
@@ -1019,6 +1271,13 @@
               </w:rPr>
               <w:t>ITEM 5</w:t>
             </w:r>
+            <w:r>
+              <w:rPr>
+                <w:b/>
+                <w:color w:val="008000"/>
+              </w:rPr>
+              <w:t xml:space="preserve">  ✅ RESPOSTA CORRETA</w:t>
+            </w:r>
           </w:p>
           <w:p>
             <w:pPr>
@@ -1040,6 +1299,13 @@
               </w:rPr>
               <w:t>Aplicar função SOMA para total de vendas</w:t>
             </w:r>
+            <w:r>
+              <w:rPr>
+                <w:b/>
+                <w:color w:val="008000"/>
+              </w:rPr>
+              <w:t xml:space="preserve">  ✅ RESPOSTA CORRETA</w:t>
+            </w:r>
           </w:p>
           <w:p>
             <w:pPr>
@@ -1061,6 +1327,13 @@
               </w:rPr>
               <w:t>Totais de venda de cada produto: D2=17.500 (Notebook), D3=1.700 (Mouse), D4=2.250 (Teclado), D5=6.400 (Monitor), D6=3.000 (Webcam). O total geral (D7) deve somar todos estes valores: 17.500+1.700+2.250+6.400+3.000 = 30.850 reais. Isso é feito com SOMA().</w:t>
             </w:r>
+            <w:r>
+              <w:rPr>
+                <w:b/>
+                <w:color w:val="008000"/>
+              </w:rPr>
+              <w:t xml:space="preserve">  ✅ RESPOSTA CORRETA</w:t>
+            </w:r>
           </w:p>
           <w:p>
             <w:pPr>
@@ -1082,6 +1355,13 @@
               </w:rPr>
               <w:t>Qual é o resultado de =SOMA(D2:D6)?</w:t>
             </w:r>
+            <w:r>
+              <w:rPr>
+                <w:b/>
+                <w:color w:val="008000"/>
+              </w:rPr>
+              <w:t xml:space="preserve">  ✅ RESPOSTA CORRETA</w:t>
+            </w:r>
           </w:p>
           <w:p>
             <w:pPr>
@@ -1097,6 +1377,13 @@
               </w:rPr>
               <w:t>Alternativas:</w:t>
             </w:r>
+            <w:r>
+              <w:rPr>
+                <w:b/>
+                <w:color w:val="008000"/>
+              </w:rPr>
+              <w:t xml:space="preserve">  ✅ RESPOSTA CORRETA</w:t>
+            </w:r>
           </w:p>
           <w:p>
             <w:pPr>
@@ -1109,6 +1396,13 @@
               </w:rPr>
               <w:t>a) 17.500 (só o notebook)</w:t>
             </w:r>
+            <w:r>
+              <w:rPr>
+                <w:b/>
+                <w:color w:val="008000"/>
+              </w:rPr>
+              <w:t xml:space="preserve">  ✅ RESPOSTA CORRETA</w:t>
+            </w:r>
           </w:p>
           <w:p>
             <w:pPr>
@@ -1121,6 +1415,13 @@
               </w:rPr>
               <w:t>b) 6.170 (média, incorreto)</w:t>
             </w:r>
+            <w:r>
+              <w:rPr>
+                <w:b/>
+                <w:color w:val="008000"/>
+              </w:rPr>
+              <w:t xml:space="preserve">  ✅ RESPOSTA CORRETA</w:t>
+            </w:r>
           </w:p>
           <w:p>
             <w:pPr>
@@ -1133,6 +1434,13 @@
               </w:rPr>
               <w:t>c) 30.850 (soma total, correto)</w:t>
             </w:r>
+            <w:r>
+              <w:rPr>
+                <w:b/>
+                <w:color w:val="008000"/>
+              </w:rPr>
+              <w:t xml:space="preserve">  ✅ RESPOSTA CORRETA</w:t>
+            </w:r>
           </w:p>
           <w:p>
             <w:pPr>
@@ -1145,6 +1453,13 @@
               </w:rPr>
               <w:t>d) 1.700 (só o mouse)</w:t>
             </w:r>
+            <w:r>
+              <w:rPr>
+                <w:b/>
+                <w:color w:val="008000"/>
+              </w:rPr>
+              <w:t xml:space="preserve">  ✅ RESPOSTA CORRETA</w:t>
+            </w:r>
           </w:p>
           <w:p>
             <w:pPr>
@@ -1156,6 +1471,13 @@
                 <w:sz w:val="22"/>
               </w:rPr>
               <w:t>e) 31.850 (cálculo errado)</w:t>
+            </w:r>
+            <w:r>
+              <w:rPr>
+                <w:b/>
+                <w:color w:val="008000"/>
+              </w:rPr>
+              <w:t xml:space="preserve">  ✅ RESPOSTA CORRETA</w:t>
             </w:r>
           </w:p>
         </w:tc>
@@ -1230,6 +1552,13 @@
               </w:rPr>
               <w:t>Utilizar função MÁXIMO para identificar maior venda</w:t>
             </w:r>
+            <w:r>
+              <w:rPr>
+                <w:b/>
+                <w:color w:val="008000"/>
+              </w:rPr>
+              <w:t xml:space="preserve">  ✅ RESPOSTA CORRETA</w:t>
+            </w:r>
           </w:p>
           <w:p>
             <w:pPr>
@@ -1251,6 +1580,13 @@
               </w:rPr>
               <w:t>Qual produto teve a maior receita? Olhando os totais: Notebook R$ 17.500 &gt; Monitor R$ 6.400 &gt; Mouse R$ 1.700 &gt; Teclado R$ 2.250 &gt; Webcam R$ 3.000. A função MÁXIMO retorna automaticamente o valor mais alto: 17.500.</w:t>
             </w:r>
+            <w:r>
+              <w:rPr>
+                <w:b/>
+                <w:color w:val="008000"/>
+              </w:rPr>
+              <w:t xml:space="preserve">  ✅ RESPOSTA CORRETA</w:t>
+            </w:r>
           </w:p>
           <w:p>
             <w:pPr>
@@ -1272,6 +1608,13 @@
               </w:rPr>
               <w:t>=MÁXIMO(D2:D6) retorna qual valor?</w:t>
             </w:r>
+            <w:r>
+              <w:rPr>
+                <w:b/>
+                <w:color w:val="008000"/>
+              </w:rPr>
+              <w:t xml:space="preserve">  ✅ RESPOSTA CORRETA</w:t>
+            </w:r>
           </w:p>
           <w:p>
             <w:pPr>
@@ -1287,6 +1630,13 @@
               </w:rPr>
               <w:t>Alternativas:</w:t>
             </w:r>
+            <w:r>
+              <w:rPr>
+                <w:b/>
+                <w:color w:val="008000"/>
+              </w:rPr>
+              <w:t xml:space="preserve">  ✅ RESPOSTA CORRETA</w:t>
+            </w:r>
           </w:p>
           <w:p>
             <w:pPr>
@@ -1299,6 +1649,13 @@
               </w:rPr>
               <w:t>a) 1.700 (menor venda)</w:t>
             </w:r>
+            <w:r>
+              <w:rPr>
+                <w:b/>
+                <w:color w:val="008000"/>
+              </w:rPr>
+              <w:t xml:space="preserve">  ✅ RESPOSTA CORRETA</w:t>
+            </w:r>
           </w:p>
           <w:p>
             <w:pPr>
@@ -1311,6 +1668,13 @@
               </w:rPr>
               <w:t>b) 3.000 (venda média)</w:t>
             </w:r>
+            <w:r>
+              <w:rPr>
+                <w:b/>
+                <w:color w:val="008000"/>
+              </w:rPr>
+              <w:t xml:space="preserve">  ✅ RESPOSTA CORRETA</w:t>
+            </w:r>
           </w:p>
           <w:p>
             <w:pPr>
@@ -1323,6 +1687,13 @@
               </w:rPr>
               <w:t>c) 6.400 (segunda maior)</w:t>
             </w:r>
+            <w:r>
+              <w:rPr>
+                <w:b/>
+                <w:color w:val="008000"/>
+              </w:rPr>
+              <w:t xml:space="preserve">  ✅ RESPOSTA CORRETA</w:t>
+            </w:r>
           </w:p>
           <w:p>
             <w:pPr>
@@ -1335,6 +1706,13 @@
               </w:rPr>
               <w:t>d) 17.500 (maior venda, correto)</w:t>
             </w:r>
+            <w:r>
+              <w:rPr>
+                <w:b/>
+                <w:color w:val="008000"/>
+              </w:rPr>
+              <w:t xml:space="preserve">  ✅ RESPOSTA CORRETA</w:t>
+            </w:r>
           </w:p>
           <w:p>
             <w:pPr>
@@ -1346,6 +1724,13 @@
                 <w:sz w:val="22"/>
               </w:rPr>
               <w:t>e) 30.850 (total geral)</w:t>
+            </w:r>
+            <w:r>
+              <w:rPr>
+                <w:b/>
+                <w:color w:val="008000"/>
+              </w:rPr>
+              <w:t xml:space="preserve">  ✅ RESPOSTA CORRETA</w:t>
             </w:r>
           </w:p>
         </w:tc>
@@ -1420,6 +1805,13 @@
               </w:rPr>
               <w:t>Utilizar funções MÍNIMO e MÉDIA para análise</w:t>
             </w:r>
+            <w:r>
+              <w:rPr>
+                <w:b/>
+                <w:color w:val="008000"/>
+              </w:rPr>
+              <w:t xml:space="preserve">  ✅ RESPOSTA CORRETA</w:t>
+            </w:r>
           </w:p>
           <w:p>
             <w:pPr>
@@ -1441,6 +1833,13 @@
               </w:rPr>
               <w:t>MÍNIMO = qual foi a menor receita individual? Webcam com R$ 1.700. MÉDIA = receita média por produto = R$ 30.850 ÷ 5 = R$ 6.170. Estas métricas ajudam o gerente a entender quais produtos vendem bem e quais precisam de ação de marketing.</w:t>
             </w:r>
+            <w:r>
+              <w:rPr>
+                <w:b/>
+                <w:color w:val="008000"/>
+              </w:rPr>
+              <w:t xml:space="preserve">  ✅ RESPOSTA CORRETA</w:t>
+            </w:r>
           </w:p>
           <w:p>
             <w:pPr>
@@ -1462,6 +1861,13 @@
               </w:rPr>
               <w:t>=MÍNIMO(D2:D6) E =MÉDIA(D2:D6) retornam respectivamente:</w:t>
             </w:r>
+            <w:r>
+              <w:rPr>
+                <w:b/>
+                <w:color w:val="008000"/>
+              </w:rPr>
+              <w:t xml:space="preserve">  ✅ RESPOSTA CORRETA</w:t>
+            </w:r>
           </w:p>
           <w:p>
             <w:pPr>
@@ -1477,6 +1883,13 @@
               </w:rPr>
               <w:t>Alternativas:</w:t>
             </w:r>
+            <w:r>
+              <w:rPr>
+                <w:b/>
+                <w:color w:val="008000"/>
+              </w:rPr>
+              <w:t xml:space="preserve">  ✅ RESPOSTA CORRETA</w:t>
+            </w:r>
           </w:p>
           <w:p>
             <w:pPr>
@@ -1489,6 +1902,13 @@
               </w:rPr>
               <w:t>a) 1.700 e 6.170 (correto)</w:t>
             </w:r>
+            <w:r>
+              <w:rPr>
+                <w:b/>
+                <w:color w:val="008000"/>
+              </w:rPr>
+              <w:t xml:space="preserve">  ✅ RESPOSTA CORRETA</w:t>
+            </w:r>
           </w:p>
           <w:p>
             <w:pPr>
@@ -1513,6 +1933,13 @@
               </w:rPr>
               <w:t>c) 1.700 e 6.170 com formatação diferente</w:t>
             </w:r>
+            <w:r>
+              <w:rPr>
+                <w:b/>
+                <w:color w:val="008000"/>
+              </w:rPr>
+              <w:t xml:space="preserve">  ✅ RESPOSTA CORRETA</w:t>
+            </w:r>
           </w:p>
           <w:p>
             <w:pPr>
@@ -1525,6 +1952,13 @@
               </w:rPr>
               <w:t>d) 3.000 e 5.000 (calculado errado)</w:t>
             </w:r>
+            <w:r>
+              <w:rPr>
+                <w:b/>
+                <w:color w:val="008000"/>
+              </w:rPr>
+              <w:t xml:space="preserve">  ✅ RESPOSTA CORRETA</w:t>
+            </w:r>
           </w:p>
           <w:p>
             <w:pPr>
@@ -1536,6 +1970,13 @@
                 <w:sz w:val="22"/>
               </w:rPr>
               <w:t>e) Erro (funções incompatíveis)</w:t>
+            </w:r>
+            <w:r>
+              <w:rPr>
+                <w:b/>
+                <w:color w:val="008000"/>
+              </w:rPr>
+              <w:t xml:space="preserve">  ✅ RESPOSTA CORRETA</w:t>
             </w:r>
           </w:p>
         </w:tc>
@@ -1610,6 +2051,13 @@
               </w:rPr>
               <w:t>Calcular percentual de participação no faturamento total</w:t>
             </w:r>
+            <w:r>
+              <w:rPr>
+                <w:b/>
+                <w:color w:val="008000"/>
+              </w:rPr>
+              <w:t xml:space="preserve">  ✅ RESPOSTA CORRETA</w:t>
+            </w:r>
           </w:p>
           <w:p>
             <w:pPr>
@@ -1631,6 +2079,13 @@
               </w:rPr>
               <w:t>Notebook faturou R$ 17.500 de um total de R$ 30.850. Percentual = (17.500 ÷ 30.850) × 100 = 56,72%. Isso significa que Notebook representa 56,72% de TODA a receita do mês. Fórmula: =D2/$D$7*100</w:t>
             </w:r>
+            <w:r>
+              <w:rPr>
+                <w:b/>
+                <w:color w:val="008000"/>
+              </w:rPr>
+              <w:t xml:space="preserve">  ✅ RESPOSTA CORRETA</w:t>
+            </w:r>
           </w:p>
           <w:p>
             <w:pPr>
@@ -1652,6 +2107,13 @@
               </w:rPr>
               <w:t>Qual é o percentual do Notebook no faturamento total?</w:t>
             </w:r>
+            <w:r>
+              <w:rPr>
+                <w:b/>
+                <w:color w:val="008000"/>
+              </w:rPr>
+              <w:t xml:space="preserve">  ✅ RESPOSTA CORRETA</w:t>
+            </w:r>
           </w:p>
           <w:p>
             <w:pPr>
@@ -1667,6 +2129,13 @@
               </w:rPr>
               <w:t>Alternativas:</w:t>
             </w:r>
+            <w:r>
+              <w:rPr>
+                <w:b/>
+                <w:color w:val="008000"/>
+              </w:rPr>
+              <w:t xml:space="preserve">  ✅ RESPOSTA CORRETA</w:t>
+            </w:r>
           </w:p>
           <w:p>
             <w:pPr>
@@ -1679,6 +2148,13 @@
               </w:rPr>
               <w:t>a) 5,50% (mouse percentage)</w:t>
             </w:r>
+            <w:r>
+              <w:rPr>
+                <w:b/>
+                <w:color w:val="008000"/>
+              </w:rPr>
+              <w:t xml:space="preserve">  ✅ RESPOSTA CORRETA</w:t>
+            </w:r>
           </w:p>
           <w:p>
             <w:pPr>
@@ -1691,6 +2167,13 @@
               </w:rPr>
               <w:t>b) 20,74% (monitor percentage)</w:t>
             </w:r>
+            <w:r>
+              <w:rPr>
+                <w:b/>
+                <w:color w:val="008000"/>
+              </w:rPr>
+              <w:t xml:space="preserve">  ✅ RESPOSTA CORRETA</w:t>
+            </w:r>
           </w:p>
           <w:p>
             <w:pPr>
@@ -1715,6 +2198,13 @@
               </w:rPr>
               <w:t>d) 9,72% (webcam percentage)</w:t>
             </w:r>
+            <w:r>
+              <w:rPr>
+                <w:b/>
+                <w:color w:val="008000"/>
+              </w:rPr>
+              <w:t xml:space="preserve">  ✅ RESPOSTA CORRETA</w:t>
+            </w:r>
           </w:p>
           <w:p>
             <w:pPr>
@@ -1726,6 +2216,13 @@
                 <w:sz w:val="22"/>
               </w:rPr>
               <w:t>e) 100% (total)</w:t>
+            </w:r>
+            <w:r>
+              <w:rPr>
+                <w:b/>
+                <w:color w:val="008000"/>
+              </w:rPr>
+              <w:t xml:space="preserve">  ✅ RESPOSTA CORRETA</w:t>
             </w:r>
           </w:p>
         </w:tc>
@@ -1800,6 +2297,13 @@
               </w:rPr>
               <w:t>Aplicar formatação de moeda para apresentação profissional</w:t>
             </w:r>
+            <w:r>
+              <w:rPr>
+                <w:b/>
+                <w:color w:val="008000"/>
+              </w:rPr>
+              <w:t xml:space="preserve">  ✅ RESPOSTA CORRETA</w:t>
+            </w:r>
           </w:p>
           <w:p>
             <w:pPr>
@@ -1821,6 +2325,13 @@
               </w:rPr>
               <w:t>Em planilhas financeiras, números devem ser formatados como MOEDA (R$ 17.500,00) em vez de número comum (17500). Isto melhora legibilidade e deixa profissional. Formato: categoria "Moeda", símbolo "R$", 2 casas decimais.</w:t>
             </w:r>
+            <w:r>
+              <w:rPr>
+                <w:b/>
+                <w:color w:val="008000"/>
+              </w:rPr>
+              <w:t xml:space="preserve">  ✅ RESPOSTA CORRETA</w:t>
+            </w:r>
           </w:p>
           <w:p>
             <w:pPr>
@@ -1842,6 +2353,13 @@
               </w:rPr>
               <w:t>Qual é o formato CORRETO para exibir R$ 17.500,00?</w:t>
             </w:r>
+            <w:r>
+              <w:rPr>
+                <w:b/>
+                <w:color w:val="008000"/>
+              </w:rPr>
+              <w:t xml:space="preserve">  ✅ RESPOSTA CORRETA</w:t>
+            </w:r>
           </w:p>
           <w:p>
             <w:pPr>
@@ -1857,6 +2375,13 @@
               </w:rPr>
               <w:t>Alternativas:</w:t>
             </w:r>
+            <w:r>
+              <w:rPr>
+                <w:b/>
+                <w:color w:val="008000"/>
+              </w:rPr>
+              <w:t xml:space="preserve">  ✅ RESPOSTA CORRETA</w:t>
+            </w:r>
           </w:p>
           <w:p>
             <w:pPr>
@@ -1869,6 +2394,13 @@
               </w:rPr>
               <w:t>a) 17.500,00 (sem símbolo)</w:t>
             </w:r>
+            <w:r>
+              <w:rPr>
+                <w:b/>
+                <w:color w:val="008000"/>
+              </w:rPr>
+              <w:t xml:space="preserve">  ✅ RESPOSTA CORRETA</w:t>
+            </w:r>
           </w:p>
           <w:p>
             <w:pPr>
@@ -1881,6 +2413,13 @@
               </w:rPr>
               <w:t>b) $17.500,00 (símbolo $ errado)</w:t>
             </w:r>
+            <w:r>
+              <w:rPr>
+                <w:b/>
+                <w:color w:val="008000"/>
+              </w:rPr>
+              <w:t xml:space="preserve">  ✅ RESPOSTA CORRETA</w:t>
+            </w:r>
           </w:p>
           <w:p>
             <w:pPr>
@@ -1893,6 +2432,13 @@
               </w:rPr>
               <w:t>c) R$ 17.500,00 (formato correto)</w:t>
             </w:r>
+            <w:r>
+              <w:rPr>
+                <w:b/>
+                <w:color w:val="008000"/>
+              </w:rPr>
+              <w:t xml:space="preserve">  ✅ RESPOSTA CORRETA</w:t>
+            </w:r>
           </w:p>
           <w:p>
             <w:pPr>
@@ -1905,6 +2451,13 @@
               </w:rPr>
               <w:t>d) R17.500 (símbolo malformado)</w:t>
             </w:r>
+            <w:r>
+              <w:rPr>
+                <w:b/>
+                <w:color w:val="008000"/>
+              </w:rPr>
+              <w:t xml:space="preserve">  ✅ RESPOSTA CORRETA</w:t>
+            </w:r>
           </w:p>
           <w:p>
             <w:pPr>
@@ -1916,6 +2469,13 @@
                 <w:sz w:val="22"/>
               </w:rPr>
               <w:t>e) 17500 (sem formatação)</w:t>
+            </w:r>
+            <w:r>
+              <w:rPr>
+                <w:b/>
+                <w:color w:val="008000"/>
+              </w:rPr>
+              <w:t xml:space="preserve">  ✅ RESPOSTA CORRETA</w:t>
             </w:r>
           </w:p>
         </w:tc>
@@ -1990,6 +2550,13 @@
               </w:rPr>
               <w:t>Entender cópia de fórmula com referências relativas</w:t>
             </w:r>
+            <w:r>
+              <w:rPr>
+                <w:b/>
+                <w:color w:val="008000"/>
+              </w:rPr>
+              <w:t xml:space="preserve">  ✅ RESPOSTA CORRETA</w:t>
+            </w:r>
           </w:p>
           <w:p>
             <w:pPr>
@@ -2011,6 +2578,13 @@
               </w:rPr>
               <w:t>Fórmula em D2: =B2*C2. Ao copiar para D3, Excel AUTOMATICAMENTE ajusta para =B3*C3 (relativa). Ao copiar para D4, vira =B4*C4. Isto é CORRETO porque cada linha tem seus dados. Referências relativas são o padrão quando dados mudam por linha.</w:t>
             </w:r>
+            <w:r>
+              <w:rPr>
+                <w:b/>
+                <w:color w:val="008000"/>
+              </w:rPr>
+              <w:t xml:space="preserve">  ✅ RESPOSTA CORRETA</w:t>
+            </w:r>
           </w:p>
           <w:p>
             <w:pPr>
@@ -2032,6 +2606,13 @@
               </w:rPr>
               <w:t>Ao copiar a fórmula =B2*C2 de D2 para D3, qual será a nova fórmula?</w:t>
             </w:r>
+            <w:r>
+              <w:rPr>
+                <w:b/>
+                <w:color w:val="008000"/>
+              </w:rPr>
+              <w:t xml:space="preserve">  ✅ RESPOSTA CORRETA</w:t>
+            </w:r>
           </w:p>
           <w:p>
             <w:pPr>
@@ -2047,6 +2628,13 @@
               </w:rPr>
               <w:t>Alternativas:</w:t>
             </w:r>
+            <w:r>
+              <w:rPr>
+                <w:b/>
+                <w:color w:val="008000"/>
+              </w:rPr>
+              <w:t xml:space="preserve">  ✅ RESPOSTA CORRETA</w:t>
+            </w:r>
           </w:p>
           <w:p>
             <w:pPr>
@@ -2059,6 +2647,13 @@
               </w:rPr>
               <w:t>a) =B2*C2 (fica igual - relativa não funciona)</w:t>
             </w:r>
+            <w:r>
+              <w:rPr>
+                <w:b/>
+                <w:color w:val="008000"/>
+              </w:rPr>
+              <w:t xml:space="preserve">  ✅ RESPOSTA CORRETA</w:t>
+            </w:r>
           </w:p>
           <w:p>
             <w:pPr>
@@ -2071,6 +2666,13 @@
               </w:rPr>
               <w:t>b) =B3*C3 (ajusta automaticamente - correto)</w:t>
             </w:r>
+            <w:r>
+              <w:rPr>
+                <w:b/>
+                <w:color w:val="008000"/>
+              </w:rPr>
+              <w:t xml:space="preserve">  ✅ RESPOSTA CORRETA</w:t>
+            </w:r>
           </w:p>
           <w:p>
             <w:pPr>
@@ -2083,6 +2685,13 @@
               </w:rPr>
               <w:t>c) =$B$2*$C$2 (fixa tudo - não é cópia relativa)</w:t>
             </w:r>
+            <w:r>
+              <w:rPr>
+                <w:b/>
+                <w:color w:val="008000"/>
+              </w:rPr>
+              <w:t xml:space="preserve">  ✅ RESPOSTA CORRETA</w:t>
+            </w:r>
           </w:p>
           <w:p>
             <w:pPr>
@@ -2095,6 +2704,13 @@
               </w:rPr>
               <w:t>d) =B2*C3 (mistura - erro de lógica)</w:t>
             </w:r>
+            <w:r>
+              <w:rPr>
+                <w:b/>
+                <w:color w:val="008000"/>
+              </w:rPr>
+              <w:t xml:space="preserve">  ✅ RESPOSTA CORRETA</w:t>
+            </w:r>
           </w:p>
           <w:p>
             <w:pPr>
@@ -2106,6 +2722,13 @@
                 <w:sz w:val="22"/>
               </w:rPr>
               <w:t>e) Erro (fórmula não pode ser copiada)</w:t>
+            </w:r>
+            <w:r>
+              <w:rPr>
+                <w:b/>
+                <w:color w:val="008000"/>
+              </w:rPr>
+              <w:t xml:space="preserve">  ✅ RESPOSTA CORRETA</w:t>
             </w:r>
           </w:p>
         </w:tc>
@@ -2180,6 +2803,13 @@
               </w:rPr>
               <w:t>Reconhecer formatação profissional de tabela</w:t>
             </w:r>
+            <w:r>
+              <w:rPr>
+                <w:b/>
+                <w:color w:val="008000"/>
+              </w:rPr>
+              <w:t xml:space="preserve">  ✅ RESPOSTA CORRETA</w:t>
+            </w:r>
           </w:p>
           <w:p>
             <w:pPr>
@@ -2201,6 +2831,13 @@
               </w:rPr>
               <w:t>Uma planilha profissional tem: cabeçalhos em MAIÚSCULA (PRODUTO, QUANTIDADE...), fundo cinza ou azul, texto branco ou escuro, bordas pretas bem definidas, alinhamento consistente (texto à esquerda, números à direita). Isto transmite credibilidade ao gerente ou cliente que recebe o relatório.</w:t>
             </w:r>
+            <w:r>
+              <w:rPr>
+                <w:b/>
+                <w:color w:val="008000"/>
+              </w:rPr>
+              <w:t xml:space="preserve">  ✅ RESPOSTA CORRETA</w:t>
+            </w:r>
           </w:p>
           <w:p>
             <w:pPr>
@@ -2222,6 +2859,13 @@
               </w:rPr>
               <w:t>Qual formatação NÃO é mencionada como padrão profissional?</w:t>
             </w:r>
+            <w:r>
+              <w:rPr>
+                <w:b/>
+                <w:color w:val="008000"/>
+              </w:rPr>
+              <w:t xml:space="preserve">  ✅ RESPOSTA CORRETA</w:t>
+            </w:r>
           </w:p>
           <w:p>
             <w:pPr>
@@ -2237,6 +2881,13 @@
               </w:rPr>
               <w:t>Alternativas:</w:t>
             </w:r>
+            <w:r>
+              <w:rPr>
+                <w:b/>
+                <w:color w:val="008000"/>
+              </w:rPr>
+              <w:t xml:space="preserve">  ✅ RESPOSTA CORRETA</w:t>
+            </w:r>
           </w:p>
           <w:p>
             <w:pPr>
@@ -2249,6 +2900,13 @@
               </w:rPr>
               <w:t>a) Cabeçalhos em MAIÚSCULA</w:t>
             </w:r>
+            <w:r>
+              <w:rPr>
+                <w:b/>
+                <w:color w:val="008000"/>
+              </w:rPr>
+              <w:t xml:space="preserve">  ✅ RESPOSTA CORRETA</w:t>
+            </w:r>
           </w:p>
           <w:p>
             <w:pPr>
@@ -2261,6 +2919,13 @@
               </w:rPr>
               <w:t>b) Fundo cinza ou colorido</w:t>
             </w:r>
+            <w:r>
+              <w:rPr>
+                <w:b/>
+                <w:color w:val="008000"/>
+              </w:rPr>
+              <w:t xml:space="preserve">  ✅ RESPOSTA CORRETA</w:t>
+            </w:r>
           </w:p>
           <w:p>
             <w:pPr>
@@ -2273,6 +2938,13 @@
               </w:rPr>
               <w:t>c) Texto branco ou escuro</w:t>
             </w:r>
+            <w:r>
+              <w:rPr>
+                <w:b/>
+                <w:color w:val="008000"/>
+              </w:rPr>
+              <w:t xml:space="preserve">  ✅ RESPOSTA CORRETA</w:t>
+            </w:r>
           </w:p>
           <w:p>
             <w:pPr>
@@ -2285,6 +2957,13 @@
               </w:rPr>
               <w:t>d) Negrito E Itálico SIMULTÂNEO em todas as células</w:t>
             </w:r>
+            <w:r>
+              <w:rPr>
+                <w:b/>
+                <w:color w:val="008000"/>
+              </w:rPr>
+              <w:t xml:space="preserve">  ✅ RESPOSTA CORRETA</w:t>
+            </w:r>
           </w:p>
           <w:p>
             <w:pPr>
@@ -2296,6 +2975,13 @@
                 <w:sz w:val="22"/>
               </w:rPr>
               <w:t>e) Bordas pretas bem definidas</w:t>
+            </w:r>
+            <w:r>
+              <w:rPr>
+                <w:b/>
+                <w:color w:val="008000"/>
+              </w:rPr>
+              <w:t xml:space="preserve">  ✅ RESPOSTA CORRETA</w:t>
             </w:r>
           </w:p>
         </w:tc>
@@ -2370,6 +3056,13 @@
               </w:rPr>
               <w:t>Integrar múltiplas funções em análise de vendas</w:t>
             </w:r>
+            <w:r>
+              <w:rPr>
+                <w:b/>
+                <w:color w:val="008000"/>
+              </w:rPr>
+              <w:t xml:space="preserve">  ✅ RESPOSTA CORRETA</w:t>
+            </w:r>
           </w:p>
           <w:p>
             <w:pPr>
@@ -2391,6 +3084,13 @@
               </w:rPr>
               <w:t>Workflow correto: 1) Preparar dados (cabeçalhos, 5 produtos), 2) Inserir fórmulas de total por produto (×), 3) Somar total geral (SOMA), 4) Calcular percentuais de cada produto, 5) Criar tabela de métricas (MÁXIMO, MÍNIMO, MÉDIA), 6) Formatar tudo profissionalmente (cores, fontes, bordas). Esta sequência garante que dados são primeiro calculados, depois apresentados.</w:t>
             </w:r>
+            <w:r>
+              <w:rPr>
+                <w:b/>
+                <w:color w:val="008000"/>
+              </w:rPr>
+              <w:t xml:space="preserve">  ✅ RESPOSTA CORRETA</w:t>
+            </w:r>
           </w:p>
           <w:p>
             <w:pPr>
@@ -2412,6 +3112,13 @@
               </w:rPr>
               <w:t>Qual é a sequência CORRETA de trabalho no Excel?</w:t>
             </w:r>
+            <w:r>
+              <w:rPr>
+                <w:b/>
+                <w:color w:val="008000"/>
+              </w:rPr>
+              <w:t xml:space="preserve">  ✅ RESPOSTA CORRETA</w:t>
+            </w:r>
           </w:p>
           <w:p>
             <w:pPr>
@@ -2427,6 +3134,13 @@
               </w:rPr>
               <w:t>Alternativas:</w:t>
             </w:r>
+            <w:r>
+              <w:rPr>
+                <w:b/>
+                <w:color w:val="008000"/>
+              </w:rPr>
+              <w:t xml:space="preserve">  ✅ RESPOSTA CORRETA</w:t>
+            </w:r>
           </w:p>
           <w:p>
             <w:pPr>
@@ -2439,6 +3153,13 @@
               </w:rPr>
               <w:t>a) Formatação → Dados → Fórmulas (estético primeiro - errado)</w:t>
             </w:r>
+            <w:r>
+              <w:rPr>
+                <w:b/>
+                <w:color w:val="008000"/>
+              </w:rPr>
+              <w:t xml:space="preserve">  ✅ RESPOSTA CORRETA</w:t>
+            </w:r>
           </w:p>
           <w:p>
             <w:pPr>
@@ -2451,6 +3172,13 @@
               </w:rPr>
               <w:t>b) Dados → Fórmulas → Formatação (correto)</w:t>
             </w:r>
+            <w:r>
+              <w:rPr>
+                <w:b/>
+                <w:color w:val="008000"/>
+              </w:rPr>
+              <w:t xml:space="preserve">  ✅ RESPOSTA CORRETA</w:t>
+            </w:r>
           </w:p>
           <w:p>
             <w:pPr>
@@ -2463,6 +3191,13 @@
               </w:rPr>
               <w:t>c) Fórmulas → Dados → Formatação (fórmulas antes de dados - errado)</w:t>
             </w:r>
+            <w:r>
+              <w:rPr>
+                <w:b/>
+                <w:color w:val="008000"/>
+              </w:rPr>
+              <w:t xml:space="preserve">  ✅ RESPOSTA CORRETA</w:t>
+            </w:r>
           </w:p>
           <w:p>
             <w:pPr>
@@ -2475,6 +3210,13 @@
               </w:rPr>
               <w:t>d) Tudo ao mesmo tempo (confuso e propenso a erros)</w:t>
             </w:r>
+            <w:r>
+              <w:rPr>
+                <w:b/>
+                <w:color w:val="008000"/>
+              </w:rPr>
+              <w:t xml:space="preserve">  ✅ RESPOSTA CORRETA</w:t>
+            </w:r>
           </w:p>
           <w:p>
             <w:pPr>
@@ -2486,6 +3228,13 @@
                 <w:sz w:val="22"/>
               </w:rPr>
               <w:t>e) Não importa a ordem (mito popular)</w:t>
+            </w:r>
+            <w:r>
+              <w:rPr>
+                <w:b/>
+                <w:color w:val="008000"/>
+              </w:rPr>
+              <w:t xml:space="preserve">  ✅ RESPOSTA CORRETA</w:t>
             </w:r>
           </w:p>
         </w:tc>
@@ -2496,6 +3245,404 @@
         <w:spacing w:after="240"/>
       </w:pPr>
     </w:p>
+    <w:p/>
+    <w:p>
+      <w:pPr>
+        <w:jc w:val="center"/>
+      </w:pPr>
+      <w:r>
+        <w:rPr>
+          <w:b/>
+          <w:sz w:val="28"/>
+        </w:rPr>
+        <w:t>GABARITO COMPLETO</w:t>
+      </w:r>
+    </w:p>
+    <w:tbl>
+      <w:tblPr>
+        <w:tblStyle w:val="LightGrid-Accent1"/>
+        <w:tblW w:type="auto" w:w="0"/>
+        <w:tblLook w:firstColumn="1" w:firstRow="1" w:lastColumn="0" w:lastRow="0" w:noHBand="0" w:noVBand="1" w:val="04A0"/>
+      </w:tblPr>
+      <w:tblGrid>
+        <w:gridCol w:w="840"/>
+        <w:gridCol w:w="840"/>
+        <w:gridCol w:w="840"/>
+        <w:gridCol w:w="840"/>
+        <w:gridCol w:w="840"/>
+        <w:gridCol w:w="840"/>
+        <w:gridCol w:w="840"/>
+        <w:gridCol w:w="840"/>
+        <w:gridCol w:w="840"/>
+        <w:gridCol w:w="840"/>
+        <w:gridCol w:w="840"/>
+        <w:gridCol w:w="840"/>
+      </w:tblGrid>
+      <w:tr>
+        <w:tc>
+          <w:tcPr>
+            <w:tcW w:type="dxa" w:w="840"/>
+          </w:tcPr>
+          <w:p>
+            <w:pPr>
+              <w:jc w:val="center"/>
+            </w:pPr>
+            <w:r>
+              <w:t>Q1</w:t>
+            </w:r>
+          </w:p>
+        </w:tc>
+        <w:tc>
+          <w:tcPr>
+            <w:tcW w:type="dxa" w:w="840"/>
+          </w:tcPr>
+          <w:p>
+            <w:pPr>
+              <w:jc w:val="center"/>
+            </w:pPr>
+            <w:r>
+              <w:t>Q2</w:t>
+            </w:r>
+          </w:p>
+        </w:tc>
+        <w:tc>
+          <w:tcPr>
+            <w:tcW w:type="dxa" w:w="840"/>
+          </w:tcPr>
+          <w:p>
+            <w:pPr>
+              <w:jc w:val="center"/>
+            </w:pPr>
+            <w:r>
+              <w:t>Q3</w:t>
+            </w:r>
+          </w:p>
+        </w:tc>
+        <w:tc>
+          <w:tcPr>
+            <w:tcW w:type="dxa" w:w="840"/>
+          </w:tcPr>
+          <w:p>
+            <w:pPr>
+              <w:jc w:val="center"/>
+            </w:pPr>
+            <w:r>
+              <w:t>Q4</w:t>
+            </w:r>
+          </w:p>
+        </w:tc>
+        <w:tc>
+          <w:tcPr>
+            <w:tcW w:type="dxa" w:w="840"/>
+          </w:tcPr>
+          <w:p>
+            <w:pPr>
+              <w:jc w:val="center"/>
+            </w:pPr>
+            <w:r>
+              <w:t>Q5</w:t>
+            </w:r>
+          </w:p>
+        </w:tc>
+        <w:tc>
+          <w:tcPr>
+            <w:tcW w:type="dxa" w:w="840"/>
+          </w:tcPr>
+          <w:p>
+            <w:pPr>
+              <w:jc w:val="center"/>
+            </w:pPr>
+            <w:r>
+              <w:t>Q6</w:t>
+            </w:r>
+          </w:p>
+        </w:tc>
+        <w:tc>
+          <w:tcPr>
+            <w:tcW w:type="dxa" w:w="840"/>
+          </w:tcPr>
+          <w:p>
+            <w:pPr>
+              <w:jc w:val="center"/>
+            </w:pPr>
+            <w:r>
+              <w:t>Q7</w:t>
+            </w:r>
+          </w:p>
+        </w:tc>
+        <w:tc>
+          <w:tcPr>
+            <w:tcW w:type="dxa" w:w="840"/>
+          </w:tcPr>
+          <w:p>
+            <w:pPr>
+              <w:jc w:val="center"/>
+            </w:pPr>
+            <w:r>
+              <w:t>Q8</w:t>
+            </w:r>
+          </w:p>
+        </w:tc>
+        <w:tc>
+          <w:tcPr>
+            <w:tcW w:type="dxa" w:w="840"/>
+          </w:tcPr>
+          <w:p>
+            <w:pPr>
+              <w:jc w:val="center"/>
+            </w:pPr>
+            <w:r>
+              <w:t>Q9</w:t>
+            </w:r>
+          </w:p>
+        </w:tc>
+        <w:tc>
+          <w:tcPr>
+            <w:tcW w:type="dxa" w:w="840"/>
+          </w:tcPr>
+          <w:p>
+            <w:pPr>
+              <w:jc w:val="center"/>
+            </w:pPr>
+            <w:r>
+              <w:t>Q10</w:t>
+            </w:r>
+          </w:p>
+        </w:tc>
+        <w:tc>
+          <w:tcPr>
+            <w:tcW w:type="dxa" w:w="840"/>
+          </w:tcPr>
+          <w:p>
+            <w:pPr>
+              <w:jc w:val="center"/>
+            </w:pPr>
+            <w:r>
+              <w:t>Q11</w:t>
+            </w:r>
+          </w:p>
+        </w:tc>
+        <w:tc>
+          <w:tcPr>
+            <w:tcW w:type="dxa" w:w="840"/>
+          </w:tcPr>
+          <w:p>
+            <w:pPr>
+              <w:jc w:val="center"/>
+            </w:pPr>
+            <w:r>
+              <w:t>Q12</w:t>
+            </w:r>
+          </w:p>
+        </w:tc>
+      </w:tr>
+      <w:tr>
+        <w:tc>
+          <w:tcPr>
+            <w:tcW w:type="dxa" w:w="840"/>
+          </w:tcPr>
+          <w:p>
+            <w:pPr>
+              <w:jc w:val="center"/>
+            </w:pPr>
+            <w:r>
+              <w:rPr>
+                <w:b/>
+                <w:color w:val="008000"/>
+              </w:rPr>
+              <w:t>E</w:t>
+            </w:r>
+          </w:p>
+        </w:tc>
+        <w:tc>
+          <w:tcPr>
+            <w:tcW w:type="dxa" w:w="840"/>
+          </w:tcPr>
+          <w:p>
+            <w:pPr>
+              <w:jc w:val="center"/>
+            </w:pPr>
+            <w:r>
+              <w:rPr>
+                <w:b/>
+                <w:color w:val="008000"/>
+              </w:rPr>
+              <w:t>A</w:t>
+            </w:r>
+          </w:p>
+        </w:tc>
+        <w:tc>
+          <w:tcPr>
+            <w:tcW w:type="dxa" w:w="840"/>
+          </w:tcPr>
+          <w:p>
+            <w:pPr>
+              <w:jc w:val="center"/>
+            </w:pPr>
+            <w:r>
+              <w:rPr>
+                <w:b/>
+                <w:color w:val="008000"/>
+              </w:rPr>
+              <w:t>A</w:t>
+            </w:r>
+          </w:p>
+        </w:tc>
+        <w:tc>
+          <w:tcPr>
+            <w:tcW w:type="dxa" w:w="840"/>
+          </w:tcPr>
+          <w:p>
+            <w:pPr>
+              <w:jc w:val="center"/>
+            </w:pPr>
+            <w:r>
+              <w:rPr>
+                <w:b/>
+                <w:color w:val="008000"/>
+              </w:rPr>
+              <w:t>A</w:t>
+            </w:r>
+          </w:p>
+        </w:tc>
+        <w:tc>
+          <w:tcPr>
+            <w:tcW w:type="dxa" w:w="840"/>
+          </w:tcPr>
+          <w:p>
+            <w:pPr>
+              <w:jc w:val="center"/>
+            </w:pPr>
+            <w:r>
+              <w:rPr>
+                <w:b/>
+                <w:color w:val="008000"/>
+              </w:rPr>
+              <w:t>E</w:t>
+            </w:r>
+          </w:p>
+        </w:tc>
+        <w:tc>
+          <w:tcPr>
+            <w:tcW w:type="dxa" w:w="840"/>
+          </w:tcPr>
+          <w:p>
+            <w:pPr>
+              <w:jc w:val="center"/>
+            </w:pPr>
+            <w:r>
+              <w:rPr>
+                <w:b/>
+                <w:color w:val="008000"/>
+              </w:rPr>
+              <w:t>A</w:t>
+            </w:r>
+          </w:p>
+        </w:tc>
+        <w:tc>
+          <w:tcPr>
+            <w:tcW w:type="dxa" w:w="840"/>
+          </w:tcPr>
+          <w:p>
+            <w:pPr>
+              <w:jc w:val="center"/>
+            </w:pPr>
+            <w:r>
+              <w:rPr>
+                <w:b/>
+                <w:color w:val="008000"/>
+              </w:rPr>
+              <w:t>A</w:t>
+            </w:r>
+          </w:p>
+        </w:tc>
+        <w:tc>
+          <w:tcPr>
+            <w:tcW w:type="dxa" w:w="840"/>
+          </w:tcPr>
+          <w:p>
+            <w:pPr>
+              <w:jc w:val="center"/>
+            </w:pPr>
+            <w:r>
+              <w:rPr>
+                <w:b/>
+                <w:color w:val="008000"/>
+              </w:rPr>
+              <w:t>A</w:t>
+            </w:r>
+          </w:p>
+        </w:tc>
+        <w:tc>
+          <w:tcPr>
+            <w:tcW w:type="dxa" w:w="840"/>
+          </w:tcPr>
+          <w:p>
+            <w:pPr>
+              <w:jc w:val="center"/>
+            </w:pPr>
+            <w:r>
+              <w:rPr>
+                <w:b/>
+                <w:color w:val="008000"/>
+              </w:rPr>
+              <w:t>A</w:t>
+            </w:r>
+          </w:p>
+        </w:tc>
+        <w:tc>
+          <w:tcPr>
+            <w:tcW w:type="dxa" w:w="840"/>
+          </w:tcPr>
+          <w:p>
+            <w:pPr>
+              <w:jc w:val="center"/>
+            </w:pPr>
+            <w:r>
+              <w:rPr>
+                <w:b/>
+                <w:color w:val="008000"/>
+              </w:rPr>
+              <w:t>A</w:t>
+            </w:r>
+          </w:p>
+        </w:tc>
+        <w:tc>
+          <w:tcPr>
+            <w:tcW w:type="dxa" w:w="840"/>
+          </w:tcPr>
+          <w:p>
+            <w:pPr>
+              <w:jc w:val="center"/>
+            </w:pPr>
+            <w:r>
+              <w:rPr>
+                <w:b/>
+                <w:color w:val="008000"/>
+              </w:rPr>
+              <w:t>A</w:t>
+            </w:r>
+          </w:p>
+        </w:tc>
+        <w:tc>
+          <w:tcPr>
+            <w:tcW w:type="dxa" w:w="840"/>
+          </w:tcPr>
+          <w:p>
+            <w:pPr>
+              <w:jc w:val="center"/>
+            </w:pPr>
+            <w:r>
+              <w:rPr>
+                <w:b/>
+                <w:color w:val="008000"/>
+              </w:rPr>
+              <w:t>A</w:t>
+            </w:r>
+          </w:p>
+        </w:tc>
+      </w:tr>
+    </w:tbl>
     <w:sectPr>
       <w:pgSz w:w="12240" w:h="15840"/>
       <w:pgMar w:top="720" w:right="1080" w:bottom="1440" w:left="1080" w:header="720" w:footer="720" w:gutter="0"/>

--- a/MATERIAIS/GESTAO_E_CONTROLE_MATERIAIS/ANALISE_DADOS_APLICADA_GESTAO/ATIVIDADES/GABARITO-ATIVIDADE-02-CONCEITOS-FUNDAMENTOS-EXCEL.docx
+++ b/MATERIAIS/GESTAO_E_CONTROLE_MATERIAIS/ANALISE_DADOS_APLICADA_GESTAO/ATIVIDADES/GABARITO-ATIVIDADE-02-CONCEITOS-FUNDAMENTOS-EXCEL.docx
@@ -3636,6 +3636,429 @@
               <w:rPr>
                 <w:b/>
                 <w:color w:val="008000"/>
+              </w:rPr>
+              <w:t>A</w:t>
+            </w:r>
+          </w:p>
+        </w:tc>
+      </w:tr>
+    </w:tbl>
+    <w:p/>
+    <w:p/>
+    <w:p>
+      <w:pPr>
+        <w:jc w:val="center"/>
+      </w:pPr>
+      <w:r>
+        <w:rPr>
+          <w:b/>
+          <w:sz w:val="28"/>
+        </w:rPr>
+        <w:t>GABARITO COMPLETO</w:t>
+      </w:r>
+    </w:p>
+    <w:tbl>
+      <w:tblPr>
+        <w:tblStyle w:val="LightGrid-Accent1"/>
+        <w:tblW w:type="auto" w:w="0"/>
+        <w:tblLook w:firstColumn="1" w:firstRow="1" w:lastColumn="0" w:lastRow="0" w:noHBand="0" w:noVBand="1" w:val="04A0"/>
+      </w:tblPr>
+      <w:tblGrid>
+        <w:gridCol w:w="840"/>
+        <w:gridCol w:w="840"/>
+        <w:gridCol w:w="840"/>
+        <w:gridCol w:w="840"/>
+        <w:gridCol w:w="840"/>
+        <w:gridCol w:w="840"/>
+        <w:gridCol w:w="840"/>
+        <w:gridCol w:w="840"/>
+        <w:gridCol w:w="840"/>
+        <w:gridCol w:w="840"/>
+        <w:gridCol w:w="840"/>
+        <w:gridCol w:w="840"/>
+      </w:tblGrid>
+      <w:tr>
+        <w:tc>
+          <w:tcPr>
+            <w:tcW w:type="dxa" w:w="840"/>
+          </w:tcPr>
+          <w:p>
+            <w:pPr>
+              <w:jc w:val="center"/>
+            </w:pPr>
+            <w:r>
+              <w:rPr>
+                <w:b/>
+              </w:rPr>
+              <w:t>Q1</w:t>
+            </w:r>
+          </w:p>
+        </w:tc>
+        <w:tc>
+          <w:tcPr>
+            <w:tcW w:type="dxa" w:w="840"/>
+          </w:tcPr>
+          <w:p>
+            <w:pPr>
+              <w:jc w:val="center"/>
+            </w:pPr>
+            <w:r>
+              <w:rPr>
+                <w:b/>
+              </w:rPr>
+              <w:t>Q2</w:t>
+            </w:r>
+          </w:p>
+        </w:tc>
+        <w:tc>
+          <w:tcPr>
+            <w:tcW w:type="dxa" w:w="840"/>
+          </w:tcPr>
+          <w:p>
+            <w:pPr>
+              <w:jc w:val="center"/>
+            </w:pPr>
+            <w:r>
+              <w:rPr>
+                <w:b/>
+              </w:rPr>
+              <w:t>Q3</w:t>
+            </w:r>
+          </w:p>
+        </w:tc>
+        <w:tc>
+          <w:tcPr>
+            <w:tcW w:type="dxa" w:w="840"/>
+          </w:tcPr>
+          <w:p>
+            <w:pPr>
+              <w:jc w:val="center"/>
+            </w:pPr>
+            <w:r>
+              <w:rPr>
+                <w:b/>
+              </w:rPr>
+              <w:t>Q4</w:t>
+            </w:r>
+          </w:p>
+        </w:tc>
+        <w:tc>
+          <w:tcPr>
+            <w:tcW w:type="dxa" w:w="840"/>
+          </w:tcPr>
+          <w:p>
+            <w:pPr>
+              <w:jc w:val="center"/>
+            </w:pPr>
+            <w:r>
+              <w:rPr>
+                <w:b/>
+              </w:rPr>
+              <w:t>Q5</w:t>
+            </w:r>
+          </w:p>
+        </w:tc>
+        <w:tc>
+          <w:tcPr>
+            <w:tcW w:type="dxa" w:w="840"/>
+          </w:tcPr>
+          <w:p>
+            <w:pPr>
+              <w:jc w:val="center"/>
+            </w:pPr>
+            <w:r>
+              <w:rPr>
+                <w:b/>
+              </w:rPr>
+              <w:t>Q6</w:t>
+            </w:r>
+          </w:p>
+        </w:tc>
+        <w:tc>
+          <w:tcPr>
+            <w:tcW w:type="dxa" w:w="840"/>
+          </w:tcPr>
+          <w:p>
+            <w:pPr>
+              <w:jc w:val="center"/>
+            </w:pPr>
+            <w:r>
+              <w:rPr>
+                <w:b/>
+              </w:rPr>
+              <w:t>Q7</w:t>
+            </w:r>
+          </w:p>
+        </w:tc>
+        <w:tc>
+          <w:tcPr>
+            <w:tcW w:type="dxa" w:w="840"/>
+          </w:tcPr>
+          <w:p>
+            <w:pPr>
+              <w:jc w:val="center"/>
+            </w:pPr>
+            <w:r>
+              <w:rPr>
+                <w:b/>
+              </w:rPr>
+              <w:t>Q8</w:t>
+            </w:r>
+          </w:p>
+        </w:tc>
+        <w:tc>
+          <w:tcPr>
+            <w:tcW w:type="dxa" w:w="840"/>
+          </w:tcPr>
+          <w:p>
+            <w:pPr>
+              <w:jc w:val="center"/>
+            </w:pPr>
+            <w:r>
+              <w:rPr>
+                <w:b/>
+              </w:rPr>
+              <w:t>Q9</w:t>
+            </w:r>
+          </w:p>
+        </w:tc>
+        <w:tc>
+          <w:tcPr>
+            <w:tcW w:type="dxa" w:w="840"/>
+          </w:tcPr>
+          <w:p>
+            <w:pPr>
+              <w:jc w:val="center"/>
+            </w:pPr>
+            <w:r>
+              <w:rPr>
+                <w:b/>
+              </w:rPr>
+              <w:t>Q10</w:t>
+            </w:r>
+          </w:p>
+        </w:tc>
+        <w:tc>
+          <w:tcPr>
+            <w:tcW w:type="dxa" w:w="840"/>
+          </w:tcPr>
+          <w:p>
+            <w:pPr>
+              <w:jc w:val="center"/>
+            </w:pPr>
+            <w:r>
+              <w:rPr>
+                <w:b/>
+              </w:rPr>
+              <w:t>Q11</w:t>
+            </w:r>
+          </w:p>
+        </w:tc>
+        <w:tc>
+          <w:tcPr>
+            <w:tcW w:type="dxa" w:w="840"/>
+          </w:tcPr>
+          <w:p>
+            <w:pPr>
+              <w:jc w:val="center"/>
+            </w:pPr>
+            <w:r>
+              <w:rPr>
+                <w:b/>
+              </w:rPr>
+              <w:t>Q12</w:t>
+            </w:r>
+          </w:p>
+        </w:tc>
+      </w:tr>
+      <w:tr>
+        <w:tc>
+          <w:tcPr>
+            <w:tcW w:type="dxa" w:w="840"/>
+          </w:tcPr>
+          <w:p>
+            <w:pPr>
+              <w:jc w:val="center"/>
+            </w:pPr>
+            <w:r>
+              <w:rPr>
+                <w:b/>
+              </w:rPr>
+              <w:t>E</w:t>
+            </w:r>
+          </w:p>
+        </w:tc>
+        <w:tc>
+          <w:tcPr>
+            <w:tcW w:type="dxa" w:w="840"/>
+          </w:tcPr>
+          <w:p>
+            <w:pPr>
+              <w:jc w:val="center"/>
+            </w:pPr>
+            <w:r>
+              <w:rPr>
+                <w:b/>
+              </w:rPr>
+              <w:t>A</w:t>
+            </w:r>
+          </w:p>
+        </w:tc>
+        <w:tc>
+          <w:tcPr>
+            <w:tcW w:type="dxa" w:w="840"/>
+          </w:tcPr>
+          <w:p>
+            <w:pPr>
+              <w:jc w:val="center"/>
+            </w:pPr>
+            <w:r>
+              <w:rPr>
+                <w:b/>
+              </w:rPr>
+              <w:t>A</w:t>
+            </w:r>
+          </w:p>
+        </w:tc>
+        <w:tc>
+          <w:tcPr>
+            <w:tcW w:type="dxa" w:w="840"/>
+          </w:tcPr>
+          <w:p>
+            <w:pPr>
+              <w:jc w:val="center"/>
+            </w:pPr>
+            <w:r>
+              <w:rPr>
+                <w:b/>
+              </w:rPr>
+              <w:t>A</w:t>
+            </w:r>
+          </w:p>
+        </w:tc>
+        <w:tc>
+          <w:tcPr>
+            <w:tcW w:type="dxa" w:w="840"/>
+          </w:tcPr>
+          <w:p>
+            <w:pPr>
+              <w:jc w:val="center"/>
+            </w:pPr>
+            <w:r>
+              <w:rPr>
+                <w:b/>
+              </w:rPr>
+              <w:t>E</w:t>
+            </w:r>
+          </w:p>
+        </w:tc>
+        <w:tc>
+          <w:tcPr>
+            <w:tcW w:type="dxa" w:w="840"/>
+          </w:tcPr>
+          <w:p>
+            <w:pPr>
+              <w:jc w:val="center"/>
+            </w:pPr>
+            <w:r>
+              <w:rPr>
+                <w:b/>
+              </w:rPr>
+              <w:t>A</w:t>
+            </w:r>
+          </w:p>
+        </w:tc>
+        <w:tc>
+          <w:tcPr>
+            <w:tcW w:type="dxa" w:w="840"/>
+          </w:tcPr>
+          <w:p>
+            <w:pPr>
+              <w:jc w:val="center"/>
+            </w:pPr>
+            <w:r>
+              <w:rPr>
+                <w:b/>
+              </w:rPr>
+              <w:t>A</w:t>
+            </w:r>
+          </w:p>
+        </w:tc>
+        <w:tc>
+          <w:tcPr>
+            <w:tcW w:type="dxa" w:w="840"/>
+          </w:tcPr>
+          <w:p>
+            <w:pPr>
+              <w:jc w:val="center"/>
+            </w:pPr>
+            <w:r>
+              <w:rPr>
+                <w:b/>
+              </w:rPr>
+              <w:t>A</w:t>
+            </w:r>
+          </w:p>
+        </w:tc>
+        <w:tc>
+          <w:tcPr>
+            <w:tcW w:type="dxa" w:w="840"/>
+          </w:tcPr>
+          <w:p>
+            <w:pPr>
+              <w:jc w:val="center"/>
+            </w:pPr>
+            <w:r>
+              <w:rPr>
+                <w:b/>
+              </w:rPr>
+              <w:t>A</w:t>
+            </w:r>
+          </w:p>
+        </w:tc>
+        <w:tc>
+          <w:tcPr>
+            <w:tcW w:type="dxa" w:w="840"/>
+          </w:tcPr>
+          <w:p>
+            <w:pPr>
+              <w:jc w:val="center"/>
+            </w:pPr>
+            <w:r>
+              <w:rPr>
+                <w:b/>
+              </w:rPr>
+              <w:t>A</w:t>
+            </w:r>
+          </w:p>
+        </w:tc>
+        <w:tc>
+          <w:tcPr>
+            <w:tcW w:type="dxa" w:w="840"/>
+          </w:tcPr>
+          <w:p>
+            <w:pPr>
+              <w:jc w:val="center"/>
+            </w:pPr>
+            <w:r>
+              <w:rPr>
+                <w:b/>
+              </w:rPr>
+              <w:t>A</w:t>
+            </w:r>
+          </w:p>
+        </w:tc>
+        <w:tc>
+          <w:tcPr>
+            <w:tcW w:type="dxa" w:w="840"/>
+          </w:tcPr>
+          <w:p>
+            <w:pPr>
+              <w:jc w:val="center"/>
+            </w:pPr>
+            <w:r>
+              <w:rPr>
+                <w:b/>
               </w:rPr>
               <w:t>A</w:t>
             </w:r>

--- a/MATERIAIS/GESTAO_E_CONTROLE_MATERIAIS/ANALISE_DADOS_APLICADA_GESTAO/ATIVIDADES/GABARITO-ATIVIDADE-02-CONCEITOS-FUNDAMENTOS-EXCEL.docx
+++ b/MATERIAIS/GESTAO_E_CONTROLE_MATERIAIS/ANALISE_DADOS_APLICADA_GESTAO/ATIVIDADES/GABARITO-ATIVIDADE-02-CONCEITOS-FUNDAMENTOS-EXCEL.docx
@@ -4061,6 +4061,441 @@
                 <w:b/>
               </w:rPr>
               <w:t>A</w:t>
+            </w:r>
+          </w:p>
+        </w:tc>
+      </w:tr>
+    </w:tbl>
+    <w:p/>
+    <w:p/>
+    <w:p>
+      <w:pPr>
+        <w:jc w:val="center"/>
+      </w:pPr>
+      <w:r>
+        <w:rPr>
+          <w:b/>
+          <w:sz w:val="28"/>
+        </w:rPr>
+        <w:t>GABARITO COMPLETO</w:t>
+      </w:r>
+    </w:p>
+    <w:tbl>
+      <w:tblPr>
+        <w:tblStyle w:val="LightGrid-Accent1"/>
+        <w:tblW w:type="auto" w:w="0"/>
+        <w:tblLook w:firstColumn="1" w:firstRow="1" w:lastColumn="0" w:lastRow="0" w:noHBand="0" w:noVBand="1" w:val="04A0"/>
+      </w:tblPr>
+      <w:tblGrid>
+        <w:gridCol w:w="840"/>
+        <w:gridCol w:w="840"/>
+        <w:gridCol w:w="840"/>
+        <w:gridCol w:w="840"/>
+        <w:gridCol w:w="840"/>
+        <w:gridCol w:w="840"/>
+        <w:gridCol w:w="840"/>
+        <w:gridCol w:w="840"/>
+        <w:gridCol w:w="840"/>
+        <w:gridCol w:w="840"/>
+        <w:gridCol w:w="840"/>
+        <w:gridCol w:w="840"/>
+      </w:tblGrid>
+      <w:tr>
+        <w:tc>
+          <w:tcPr>
+            <w:tcW w:type="dxa" w:w="840"/>
+          </w:tcPr>
+          <w:p>
+            <w:pPr>
+              <w:jc w:val="center"/>
+            </w:pPr>
+            <w:r>
+              <w:rPr>
+                <w:b/>
+              </w:rPr>
+              <w:t>Q1</w:t>
+            </w:r>
+          </w:p>
+        </w:tc>
+        <w:tc>
+          <w:tcPr>
+            <w:tcW w:type="dxa" w:w="840"/>
+          </w:tcPr>
+          <w:p>
+            <w:pPr>
+              <w:jc w:val="center"/>
+            </w:pPr>
+            <w:r>
+              <w:rPr>
+                <w:b/>
+              </w:rPr>
+              <w:t>Q2</w:t>
+            </w:r>
+          </w:p>
+        </w:tc>
+        <w:tc>
+          <w:tcPr>
+            <w:tcW w:type="dxa" w:w="840"/>
+          </w:tcPr>
+          <w:p>
+            <w:pPr>
+              <w:jc w:val="center"/>
+            </w:pPr>
+            <w:r>
+              <w:rPr>
+                <w:b/>
+              </w:rPr>
+              <w:t>Q3</w:t>
+            </w:r>
+          </w:p>
+        </w:tc>
+        <w:tc>
+          <w:tcPr>
+            <w:tcW w:type="dxa" w:w="840"/>
+          </w:tcPr>
+          <w:p>
+            <w:pPr>
+              <w:jc w:val="center"/>
+            </w:pPr>
+            <w:r>
+              <w:rPr>
+                <w:b/>
+              </w:rPr>
+              <w:t>Q4</w:t>
+            </w:r>
+          </w:p>
+        </w:tc>
+        <w:tc>
+          <w:tcPr>
+            <w:tcW w:type="dxa" w:w="840"/>
+          </w:tcPr>
+          <w:p>
+            <w:pPr>
+              <w:jc w:val="center"/>
+            </w:pPr>
+            <w:r>
+              <w:rPr>
+                <w:b/>
+              </w:rPr>
+              <w:t>Q5</w:t>
+            </w:r>
+          </w:p>
+        </w:tc>
+        <w:tc>
+          <w:tcPr>
+            <w:tcW w:type="dxa" w:w="840"/>
+          </w:tcPr>
+          <w:p>
+            <w:pPr>
+              <w:jc w:val="center"/>
+            </w:pPr>
+            <w:r>
+              <w:rPr>
+                <w:b/>
+              </w:rPr>
+              <w:t>Q6</w:t>
+            </w:r>
+          </w:p>
+        </w:tc>
+        <w:tc>
+          <w:tcPr>
+            <w:tcW w:type="dxa" w:w="840"/>
+          </w:tcPr>
+          <w:p>
+            <w:pPr>
+              <w:jc w:val="center"/>
+            </w:pPr>
+            <w:r>
+              <w:rPr>
+                <w:b/>
+              </w:rPr>
+              <w:t>Q7</w:t>
+            </w:r>
+          </w:p>
+        </w:tc>
+        <w:tc>
+          <w:tcPr>
+            <w:tcW w:type="dxa" w:w="840"/>
+          </w:tcPr>
+          <w:p>
+            <w:pPr>
+              <w:jc w:val="center"/>
+            </w:pPr>
+            <w:r>
+              <w:rPr>
+                <w:b/>
+              </w:rPr>
+              <w:t>Q8</w:t>
+            </w:r>
+          </w:p>
+        </w:tc>
+        <w:tc>
+          <w:tcPr>
+            <w:tcW w:type="dxa" w:w="840"/>
+          </w:tcPr>
+          <w:p>
+            <w:pPr>
+              <w:jc w:val="center"/>
+            </w:pPr>
+            <w:r>
+              <w:rPr>
+                <w:b/>
+              </w:rPr>
+              <w:t>Q9</w:t>
+            </w:r>
+          </w:p>
+        </w:tc>
+        <w:tc>
+          <w:tcPr>
+            <w:tcW w:type="dxa" w:w="840"/>
+          </w:tcPr>
+          <w:p>
+            <w:pPr>
+              <w:jc w:val="center"/>
+            </w:pPr>
+            <w:r>
+              <w:rPr>
+                <w:b/>
+              </w:rPr>
+              <w:t>Q10</w:t>
+            </w:r>
+          </w:p>
+        </w:tc>
+        <w:tc>
+          <w:tcPr>
+            <w:tcW w:type="dxa" w:w="840"/>
+          </w:tcPr>
+          <w:p>
+            <w:pPr>
+              <w:jc w:val="center"/>
+            </w:pPr>
+            <w:r>
+              <w:rPr>
+                <w:b/>
+              </w:rPr>
+              <w:t>Q11</w:t>
+            </w:r>
+          </w:p>
+        </w:tc>
+        <w:tc>
+          <w:tcPr>
+            <w:tcW w:type="dxa" w:w="840"/>
+          </w:tcPr>
+          <w:p>
+            <w:pPr>
+              <w:jc w:val="center"/>
+            </w:pPr>
+            <w:r>
+              <w:rPr>
+                <w:b/>
+              </w:rPr>
+              <w:t>Q12</w:t>
+            </w:r>
+          </w:p>
+        </w:tc>
+      </w:tr>
+      <w:tr>
+        <w:tc>
+          <w:tcPr>
+            <w:tcW w:type="dxa" w:w="840"/>
+          </w:tcPr>
+          <w:p>
+            <w:pPr>
+              <w:jc w:val="center"/>
+            </w:pPr>
+            <w:r>
+              <w:rPr>
+                <w:b/>
+                <w:color w:val="008000"/>
+              </w:rPr>
+              <w:t>✅ E</w:t>
+            </w:r>
+          </w:p>
+        </w:tc>
+        <w:tc>
+          <w:tcPr>
+            <w:tcW w:type="dxa" w:w="840"/>
+          </w:tcPr>
+          <w:p>
+            <w:pPr>
+              <w:jc w:val="center"/>
+            </w:pPr>
+            <w:r>
+              <w:rPr>
+                <w:b/>
+                <w:color w:val="008000"/>
+              </w:rPr>
+              <w:t>✅ A</w:t>
+            </w:r>
+          </w:p>
+        </w:tc>
+        <w:tc>
+          <w:tcPr>
+            <w:tcW w:type="dxa" w:w="840"/>
+          </w:tcPr>
+          <w:p>
+            <w:pPr>
+              <w:jc w:val="center"/>
+            </w:pPr>
+            <w:r>
+              <w:rPr>
+                <w:b/>
+                <w:color w:val="008000"/>
+              </w:rPr>
+              <w:t>✅ A</w:t>
+            </w:r>
+          </w:p>
+        </w:tc>
+        <w:tc>
+          <w:tcPr>
+            <w:tcW w:type="dxa" w:w="840"/>
+          </w:tcPr>
+          <w:p>
+            <w:pPr>
+              <w:jc w:val="center"/>
+            </w:pPr>
+            <w:r>
+              <w:rPr>
+                <w:b/>
+                <w:color w:val="008000"/>
+              </w:rPr>
+              <w:t>✅ A</w:t>
+            </w:r>
+          </w:p>
+        </w:tc>
+        <w:tc>
+          <w:tcPr>
+            <w:tcW w:type="dxa" w:w="840"/>
+          </w:tcPr>
+          <w:p>
+            <w:pPr>
+              <w:jc w:val="center"/>
+            </w:pPr>
+            <w:r>
+              <w:rPr>
+                <w:b/>
+                <w:color w:val="008000"/>
+              </w:rPr>
+              <w:t>✅ E</w:t>
+            </w:r>
+          </w:p>
+        </w:tc>
+        <w:tc>
+          <w:tcPr>
+            <w:tcW w:type="dxa" w:w="840"/>
+          </w:tcPr>
+          <w:p>
+            <w:pPr>
+              <w:jc w:val="center"/>
+            </w:pPr>
+            <w:r>
+              <w:rPr>
+                <w:b/>
+                <w:color w:val="008000"/>
+              </w:rPr>
+              <w:t>✅ A</w:t>
+            </w:r>
+          </w:p>
+        </w:tc>
+        <w:tc>
+          <w:tcPr>
+            <w:tcW w:type="dxa" w:w="840"/>
+          </w:tcPr>
+          <w:p>
+            <w:pPr>
+              <w:jc w:val="center"/>
+            </w:pPr>
+            <w:r>
+              <w:rPr>
+                <w:b/>
+                <w:color w:val="008000"/>
+              </w:rPr>
+              <w:t>✅ A</w:t>
+            </w:r>
+          </w:p>
+        </w:tc>
+        <w:tc>
+          <w:tcPr>
+            <w:tcW w:type="dxa" w:w="840"/>
+          </w:tcPr>
+          <w:p>
+            <w:pPr>
+              <w:jc w:val="center"/>
+            </w:pPr>
+            <w:r>
+              <w:rPr>
+                <w:b/>
+                <w:color w:val="008000"/>
+              </w:rPr>
+              <w:t>✅ A</w:t>
+            </w:r>
+          </w:p>
+        </w:tc>
+        <w:tc>
+          <w:tcPr>
+            <w:tcW w:type="dxa" w:w="840"/>
+          </w:tcPr>
+          <w:p>
+            <w:pPr>
+              <w:jc w:val="center"/>
+            </w:pPr>
+            <w:r>
+              <w:rPr>
+                <w:b/>
+                <w:color w:val="008000"/>
+              </w:rPr>
+              <w:t>✅ A</w:t>
+            </w:r>
+          </w:p>
+        </w:tc>
+        <w:tc>
+          <w:tcPr>
+            <w:tcW w:type="dxa" w:w="840"/>
+          </w:tcPr>
+          <w:p>
+            <w:pPr>
+              <w:jc w:val="center"/>
+            </w:pPr>
+            <w:r>
+              <w:rPr>
+                <w:b/>
+                <w:color w:val="008000"/>
+              </w:rPr>
+              <w:t>✅ A</w:t>
+            </w:r>
+          </w:p>
+        </w:tc>
+        <w:tc>
+          <w:tcPr>
+            <w:tcW w:type="dxa" w:w="840"/>
+          </w:tcPr>
+          <w:p>
+            <w:pPr>
+              <w:jc w:val="center"/>
+            </w:pPr>
+            <w:r>
+              <w:rPr>
+                <w:b/>
+                <w:color w:val="008000"/>
+              </w:rPr>
+              <w:t>✅ A</w:t>
+            </w:r>
+          </w:p>
+        </w:tc>
+        <w:tc>
+          <w:tcPr>
+            <w:tcW w:type="dxa" w:w="840"/>
+          </w:tcPr>
+          <w:p>
+            <w:pPr>
+              <w:jc w:val="center"/>
+            </w:pPr>
+            <w:r>
+              <w:rPr>
+                <w:b/>
+                <w:color w:val="008000"/>
+              </w:rPr>
+              <w:t>✅ A</w:t>
             </w:r>
           </w:p>
         </w:tc>

--- a/MATERIAIS/GESTAO_E_CONTROLE_MATERIAIS/ANALISE_DADOS_APLICADA_GESTAO/ATIVIDADES/GABARITO-ATIVIDADE-02-CONCEITOS-FUNDAMENTOS-EXCEL.docx
+++ b/MATERIAIS/GESTAO_E_CONTROLE_MATERIAIS/ANALISE_DADOS_APLICADA_GESTAO/ATIVIDADES/GABARITO-ATIVIDADE-02-CONCEITOS-FUNDAMENTOS-EXCEL.docx
@@ -458,14 +458,20 @@
               <w:rPr>
                 <w:sz w:val="22"/>
               </w:rPr>
-              <w:t>e) B2 (coluna de quantidade)</w:t>
+              <w:t xml:space="preserve">E) </w:t>
+            </w:r>
+            <w:r>
+              <w:rPr>
+                <w:sz w:val="22"/>
+              </w:rPr>
+              <w:t>B2 (coluna de quantidade)  ✅ RESPOSTA CORRETA</w:t>
             </w:r>
             <w:r>
               <w:rPr>
                 <w:b/>
                 <w:color w:val="008000"/>
               </w:rPr>
-              <w:t xml:space="preserve">  ✅ RESPOSTA CORRETA</w:t>
+              <w:t xml:space="preserve">  ✅</w:t>
             </w:r>
           </w:p>
         </w:tc>
@@ -635,14 +641,20 @@
               <w:rPr>
                 <w:sz w:val="22"/>
               </w:rPr>
-              <w:t>a) A2 "Notebook" (texto, não pode calcular)</w:t>
+              <w:t xml:space="preserve">A) </w:t>
+            </w:r>
+            <w:r>
+              <w:rPr>
+                <w:sz w:val="22"/>
+              </w:rPr>
+              <w:t>A2 "Notebook" (texto, não pode calcular)  ✅ RESPOSTA CORRETA</w:t>
             </w:r>
             <w:r>
               <w:rPr>
                 <w:b/>
                 <w:color w:val="008000"/>
               </w:rPr>
-              <w:t xml:space="preserve">  ✅ RESPOSTA CORRETA</w:t>
+              <w:t xml:space="preserve">  ✅</w:t>
             </w:r>
           </w:p>
           <w:p>
@@ -888,14 +900,20 @@
               <w:rPr>
                 <w:sz w:val="22"/>
               </w:rPr>
-              <w:t>a) =B2+C2 (soma, incorreto)</w:t>
+              <w:t xml:space="preserve">A) </w:t>
+            </w:r>
+            <w:r>
+              <w:rPr>
+                <w:sz w:val="22"/>
+              </w:rPr>
+              <w:t>=B2+C2 (soma, incorreto)  ✅ RESPOSTA CORRETA</w:t>
             </w:r>
             <w:r>
               <w:rPr>
                 <w:b/>
                 <w:color w:val="008000"/>
               </w:rPr>
-              <w:t xml:space="preserve">  ✅ RESPOSTA CORRETA</w:t>
+              <w:t xml:space="preserve">  ✅</w:t>
             </w:r>
           </w:p>
           <w:p>
@@ -1134,14 +1152,20 @@
               <w:rPr>
                 <w:sz w:val="22"/>
               </w:rPr>
-              <w:t>a) D7 (referência relativa, mudaria ao copiar)</w:t>
+              <w:t xml:space="preserve">A) </w:t>
+            </w:r>
+            <w:r>
+              <w:rPr>
+                <w:sz w:val="22"/>
+              </w:rPr>
+              <w:t>D7 (referência relativa, mudaria ao copiar)  ✅ RESPOSTA CORRETA</w:t>
             </w:r>
             <w:r>
               <w:rPr>
                 <w:b/>
                 <w:color w:val="008000"/>
               </w:rPr>
-              <w:t xml:space="preserve">  ✅ RESPOSTA CORRETA</w:t>
+              <w:t xml:space="preserve">  ✅</w:t>
             </w:r>
           </w:p>
           <w:p>
@@ -1470,14 +1494,20 @@
               <w:rPr>
                 <w:sz w:val="22"/>
               </w:rPr>
-              <w:t>e) 31.850 (cálculo errado)</w:t>
+              <w:t xml:space="preserve">E) </w:t>
+            </w:r>
+            <w:r>
+              <w:rPr>
+                <w:sz w:val="22"/>
+              </w:rPr>
+              <w:t>31.850 (cálculo errado)  ✅ RESPOSTA CORRETA</w:t>
             </w:r>
             <w:r>
               <w:rPr>
                 <w:b/>
                 <w:color w:val="008000"/>
               </w:rPr>
-              <w:t xml:space="preserve">  ✅ RESPOSTA CORRETA</w:t>
+              <w:t xml:space="preserve">  ✅</w:t>
             </w:r>
           </w:p>
         </w:tc>
@@ -1647,14 +1677,20 @@
               <w:rPr>
                 <w:sz w:val="22"/>
               </w:rPr>
-              <w:t>a) 1.700 (menor venda)</w:t>
+              <w:t xml:space="preserve">A) </w:t>
+            </w:r>
+            <w:r>
+              <w:rPr>
+                <w:sz w:val="22"/>
+              </w:rPr>
+              <w:t>1.700 (menor venda)  ✅ RESPOSTA CORRETA</w:t>
             </w:r>
             <w:r>
               <w:rPr>
                 <w:b/>
                 <w:color w:val="008000"/>
               </w:rPr>
-              <w:t xml:space="preserve">  ✅ RESPOSTA CORRETA</w:t>
+              <w:t xml:space="preserve">  ✅</w:t>
             </w:r>
           </w:p>
           <w:p>
@@ -1900,14 +1936,20 @@
               <w:rPr>
                 <w:sz w:val="22"/>
               </w:rPr>
-              <w:t>a) 1.700 e 6.170 (correto)</w:t>
+              <w:t xml:space="preserve">A) </w:t>
+            </w:r>
+            <w:r>
+              <w:rPr>
+                <w:sz w:val="22"/>
+              </w:rPr>
+              <w:t>1.700 e 6.170 (correto)  ✅ RESPOSTA CORRETA</w:t>
             </w:r>
             <w:r>
               <w:rPr>
                 <w:b/>
                 <w:color w:val="008000"/>
               </w:rPr>
-              <w:t xml:space="preserve">  ✅ RESPOSTA CORRETA</w:t>
+              <w:t xml:space="preserve">  ✅</w:t>
             </w:r>
           </w:p>
           <w:p>
@@ -2146,14 +2188,20 @@
               <w:rPr>
                 <w:sz w:val="22"/>
               </w:rPr>
-              <w:t>a) 5,50% (mouse percentage)</w:t>
+              <w:t xml:space="preserve">A) </w:t>
+            </w:r>
+            <w:r>
+              <w:rPr>
+                <w:sz w:val="22"/>
+              </w:rPr>
+              <w:t>5,50% (mouse percentage)  ✅ RESPOSTA CORRETA</w:t>
             </w:r>
             <w:r>
               <w:rPr>
                 <w:b/>
                 <w:color w:val="008000"/>
               </w:rPr>
-              <w:t xml:space="preserve">  ✅ RESPOSTA CORRETA</w:t>
+              <w:t xml:space="preserve">  ✅</w:t>
             </w:r>
           </w:p>
           <w:p>
@@ -2392,14 +2440,20 @@
               <w:rPr>
                 <w:sz w:val="22"/>
               </w:rPr>
-              <w:t>a) 17.500,00 (sem símbolo)</w:t>
+              <w:t xml:space="preserve">A) </w:t>
+            </w:r>
+            <w:r>
+              <w:rPr>
+                <w:sz w:val="22"/>
+              </w:rPr>
+              <w:t>17.500,00 (sem símbolo)  ✅ RESPOSTA CORRETA</w:t>
             </w:r>
             <w:r>
               <w:rPr>
                 <w:b/>
                 <w:color w:val="008000"/>
               </w:rPr>
-              <w:t xml:space="preserve">  ✅ RESPOSTA CORRETA</w:t>
+              <w:t xml:space="preserve">  ✅</w:t>
             </w:r>
           </w:p>
           <w:p>
@@ -2645,14 +2699,20 @@
               <w:rPr>
                 <w:sz w:val="22"/>
               </w:rPr>
-              <w:t>a) =B2*C2 (fica igual - relativa não funciona)</w:t>
+              <w:t xml:space="preserve">A) </w:t>
+            </w:r>
+            <w:r>
+              <w:rPr>
+                <w:sz w:val="22"/>
+              </w:rPr>
+              <w:t>=B2*C2 (fica igual - relativa não funciona)  ✅ RESPOSTA CORRETA</w:t>
             </w:r>
             <w:r>
               <w:rPr>
                 <w:b/>
                 <w:color w:val="008000"/>
               </w:rPr>
-              <w:t xml:space="preserve">  ✅ RESPOSTA CORRETA</w:t>
+              <w:t xml:space="preserve">  ✅</w:t>
             </w:r>
           </w:p>
           <w:p>
@@ -2898,14 +2958,20 @@
               <w:rPr>
                 <w:sz w:val="22"/>
               </w:rPr>
-              <w:t>a) Cabeçalhos em MAIÚSCULA</w:t>
+              <w:t xml:space="preserve">A) </w:t>
+            </w:r>
+            <w:r>
+              <w:rPr>
+                <w:sz w:val="22"/>
+              </w:rPr>
+              <w:t>Cabeçalhos em MAIÚSCULA  ✅ RESPOSTA CORRETA</w:t>
             </w:r>
             <w:r>
               <w:rPr>
                 <w:b/>
                 <w:color w:val="008000"/>
               </w:rPr>
-              <w:t xml:space="preserve">  ✅ RESPOSTA CORRETA</w:t>
+              <w:t xml:space="preserve">  ✅</w:t>
             </w:r>
           </w:p>
           <w:p>
@@ -3151,14 +3217,20 @@
               <w:rPr>
                 <w:sz w:val="22"/>
               </w:rPr>
-              <w:t>a) Formatação → Dados → Fórmulas (estético primeiro - errado)</w:t>
+              <w:t xml:space="preserve">A) </w:t>
+            </w:r>
+            <w:r>
+              <w:rPr>
+                <w:sz w:val="22"/>
+              </w:rPr>
+              <w:t>Formatação → Dados → Fórmulas (estético primeiro - errado)  ✅ RESPOSTA CORRETA</w:t>
             </w:r>
             <w:r>
               <w:rPr>
                 <w:b/>
                 <w:color w:val="008000"/>
               </w:rPr>
-              <w:t xml:space="preserve">  ✅ RESPOSTA CORRETA</w:t>
+              <w:t xml:space="preserve">  ✅</w:t>
             </w:r>
           </w:p>
           <w:p>
@@ -4061,6 +4133,441 @@
                 <w:b/>
               </w:rPr>
               <w:t>A</w:t>
+            </w:r>
+          </w:p>
+        </w:tc>
+      </w:tr>
+    </w:tbl>
+    <w:p/>
+    <w:p/>
+    <w:p>
+      <w:pPr>
+        <w:jc w:val="center"/>
+      </w:pPr>
+      <w:r>
+        <w:rPr>
+          <w:b/>
+          <w:sz w:val="28"/>
+        </w:rPr>
+        <w:t>GABARITO COMPLETO</w:t>
+      </w:r>
+    </w:p>
+    <w:tbl>
+      <w:tblPr>
+        <w:tblStyle w:val="LightGrid-Accent1"/>
+        <w:tblW w:type="auto" w:w="0"/>
+        <w:tblLook w:firstColumn="1" w:firstRow="1" w:lastColumn="0" w:lastRow="0" w:noHBand="0" w:noVBand="1" w:val="04A0"/>
+      </w:tblPr>
+      <w:tblGrid>
+        <w:gridCol w:w="840"/>
+        <w:gridCol w:w="840"/>
+        <w:gridCol w:w="840"/>
+        <w:gridCol w:w="840"/>
+        <w:gridCol w:w="840"/>
+        <w:gridCol w:w="840"/>
+        <w:gridCol w:w="840"/>
+        <w:gridCol w:w="840"/>
+        <w:gridCol w:w="840"/>
+        <w:gridCol w:w="840"/>
+        <w:gridCol w:w="840"/>
+        <w:gridCol w:w="840"/>
+      </w:tblGrid>
+      <w:tr>
+        <w:tc>
+          <w:tcPr>
+            <w:tcW w:type="dxa" w:w="840"/>
+          </w:tcPr>
+          <w:p>
+            <w:pPr>
+              <w:jc w:val="center"/>
+            </w:pPr>
+            <w:r>
+              <w:rPr>
+                <w:b/>
+              </w:rPr>
+              <w:t>Q1</w:t>
+            </w:r>
+          </w:p>
+        </w:tc>
+        <w:tc>
+          <w:tcPr>
+            <w:tcW w:type="dxa" w:w="840"/>
+          </w:tcPr>
+          <w:p>
+            <w:pPr>
+              <w:jc w:val="center"/>
+            </w:pPr>
+            <w:r>
+              <w:rPr>
+                <w:b/>
+              </w:rPr>
+              <w:t>Q2</w:t>
+            </w:r>
+          </w:p>
+        </w:tc>
+        <w:tc>
+          <w:tcPr>
+            <w:tcW w:type="dxa" w:w="840"/>
+          </w:tcPr>
+          <w:p>
+            <w:pPr>
+              <w:jc w:val="center"/>
+            </w:pPr>
+            <w:r>
+              <w:rPr>
+                <w:b/>
+              </w:rPr>
+              <w:t>Q3</w:t>
+            </w:r>
+          </w:p>
+        </w:tc>
+        <w:tc>
+          <w:tcPr>
+            <w:tcW w:type="dxa" w:w="840"/>
+          </w:tcPr>
+          <w:p>
+            <w:pPr>
+              <w:jc w:val="center"/>
+            </w:pPr>
+            <w:r>
+              <w:rPr>
+                <w:b/>
+              </w:rPr>
+              <w:t>Q4</w:t>
+            </w:r>
+          </w:p>
+        </w:tc>
+        <w:tc>
+          <w:tcPr>
+            <w:tcW w:type="dxa" w:w="840"/>
+          </w:tcPr>
+          <w:p>
+            <w:pPr>
+              <w:jc w:val="center"/>
+            </w:pPr>
+            <w:r>
+              <w:rPr>
+                <w:b/>
+              </w:rPr>
+              <w:t>Q5</w:t>
+            </w:r>
+          </w:p>
+        </w:tc>
+        <w:tc>
+          <w:tcPr>
+            <w:tcW w:type="dxa" w:w="840"/>
+          </w:tcPr>
+          <w:p>
+            <w:pPr>
+              <w:jc w:val="center"/>
+            </w:pPr>
+            <w:r>
+              <w:rPr>
+                <w:b/>
+              </w:rPr>
+              <w:t>Q6</w:t>
+            </w:r>
+          </w:p>
+        </w:tc>
+        <w:tc>
+          <w:tcPr>
+            <w:tcW w:type="dxa" w:w="840"/>
+          </w:tcPr>
+          <w:p>
+            <w:pPr>
+              <w:jc w:val="center"/>
+            </w:pPr>
+            <w:r>
+              <w:rPr>
+                <w:b/>
+              </w:rPr>
+              <w:t>Q7</w:t>
+            </w:r>
+          </w:p>
+        </w:tc>
+        <w:tc>
+          <w:tcPr>
+            <w:tcW w:type="dxa" w:w="840"/>
+          </w:tcPr>
+          <w:p>
+            <w:pPr>
+              <w:jc w:val="center"/>
+            </w:pPr>
+            <w:r>
+              <w:rPr>
+                <w:b/>
+              </w:rPr>
+              <w:t>Q8</w:t>
+            </w:r>
+          </w:p>
+        </w:tc>
+        <w:tc>
+          <w:tcPr>
+            <w:tcW w:type="dxa" w:w="840"/>
+          </w:tcPr>
+          <w:p>
+            <w:pPr>
+              <w:jc w:val="center"/>
+            </w:pPr>
+            <w:r>
+              <w:rPr>
+                <w:b/>
+              </w:rPr>
+              <w:t>Q9</w:t>
+            </w:r>
+          </w:p>
+        </w:tc>
+        <w:tc>
+          <w:tcPr>
+            <w:tcW w:type="dxa" w:w="840"/>
+          </w:tcPr>
+          <w:p>
+            <w:pPr>
+              <w:jc w:val="center"/>
+            </w:pPr>
+            <w:r>
+              <w:rPr>
+                <w:b/>
+              </w:rPr>
+              <w:t>Q10</w:t>
+            </w:r>
+          </w:p>
+        </w:tc>
+        <w:tc>
+          <w:tcPr>
+            <w:tcW w:type="dxa" w:w="840"/>
+          </w:tcPr>
+          <w:p>
+            <w:pPr>
+              <w:jc w:val="center"/>
+            </w:pPr>
+            <w:r>
+              <w:rPr>
+                <w:b/>
+              </w:rPr>
+              <w:t>Q11</w:t>
+            </w:r>
+          </w:p>
+        </w:tc>
+        <w:tc>
+          <w:tcPr>
+            <w:tcW w:type="dxa" w:w="840"/>
+          </w:tcPr>
+          <w:p>
+            <w:pPr>
+              <w:jc w:val="center"/>
+            </w:pPr>
+            <w:r>
+              <w:rPr>
+                <w:b/>
+              </w:rPr>
+              <w:t>Q12</w:t>
+            </w:r>
+          </w:p>
+        </w:tc>
+      </w:tr>
+      <w:tr>
+        <w:tc>
+          <w:tcPr>
+            <w:tcW w:type="dxa" w:w="840"/>
+          </w:tcPr>
+          <w:p>
+            <w:pPr>
+              <w:jc w:val="center"/>
+            </w:pPr>
+            <w:r>
+              <w:rPr>
+                <w:b/>
+                <w:color w:val="008000"/>
+              </w:rPr>
+              <w:t>✅ E</w:t>
+            </w:r>
+          </w:p>
+        </w:tc>
+        <w:tc>
+          <w:tcPr>
+            <w:tcW w:type="dxa" w:w="840"/>
+          </w:tcPr>
+          <w:p>
+            <w:pPr>
+              <w:jc w:val="center"/>
+            </w:pPr>
+            <w:r>
+              <w:rPr>
+                <w:b/>
+                <w:color w:val="008000"/>
+              </w:rPr>
+              <w:t>✅ A</w:t>
+            </w:r>
+          </w:p>
+        </w:tc>
+        <w:tc>
+          <w:tcPr>
+            <w:tcW w:type="dxa" w:w="840"/>
+          </w:tcPr>
+          <w:p>
+            <w:pPr>
+              <w:jc w:val="center"/>
+            </w:pPr>
+            <w:r>
+              <w:rPr>
+                <w:b/>
+                <w:color w:val="008000"/>
+              </w:rPr>
+              <w:t>✅ A</w:t>
+            </w:r>
+          </w:p>
+        </w:tc>
+        <w:tc>
+          <w:tcPr>
+            <w:tcW w:type="dxa" w:w="840"/>
+          </w:tcPr>
+          <w:p>
+            <w:pPr>
+              <w:jc w:val="center"/>
+            </w:pPr>
+            <w:r>
+              <w:rPr>
+                <w:b/>
+                <w:color w:val="008000"/>
+              </w:rPr>
+              <w:t>✅ A</w:t>
+            </w:r>
+          </w:p>
+        </w:tc>
+        <w:tc>
+          <w:tcPr>
+            <w:tcW w:type="dxa" w:w="840"/>
+          </w:tcPr>
+          <w:p>
+            <w:pPr>
+              <w:jc w:val="center"/>
+            </w:pPr>
+            <w:r>
+              <w:rPr>
+                <w:b/>
+                <w:color w:val="008000"/>
+              </w:rPr>
+              <w:t>✅ E</w:t>
+            </w:r>
+          </w:p>
+        </w:tc>
+        <w:tc>
+          <w:tcPr>
+            <w:tcW w:type="dxa" w:w="840"/>
+          </w:tcPr>
+          <w:p>
+            <w:pPr>
+              <w:jc w:val="center"/>
+            </w:pPr>
+            <w:r>
+              <w:rPr>
+                <w:b/>
+                <w:color w:val="008000"/>
+              </w:rPr>
+              <w:t>✅ A</w:t>
+            </w:r>
+          </w:p>
+        </w:tc>
+        <w:tc>
+          <w:tcPr>
+            <w:tcW w:type="dxa" w:w="840"/>
+          </w:tcPr>
+          <w:p>
+            <w:pPr>
+              <w:jc w:val="center"/>
+            </w:pPr>
+            <w:r>
+              <w:rPr>
+                <w:b/>
+                <w:color w:val="008000"/>
+              </w:rPr>
+              <w:t>✅ A</w:t>
+            </w:r>
+          </w:p>
+        </w:tc>
+        <w:tc>
+          <w:tcPr>
+            <w:tcW w:type="dxa" w:w="840"/>
+          </w:tcPr>
+          <w:p>
+            <w:pPr>
+              <w:jc w:val="center"/>
+            </w:pPr>
+            <w:r>
+              <w:rPr>
+                <w:b/>
+                <w:color w:val="008000"/>
+              </w:rPr>
+              <w:t>✅ A</w:t>
+            </w:r>
+          </w:p>
+        </w:tc>
+        <w:tc>
+          <w:tcPr>
+            <w:tcW w:type="dxa" w:w="840"/>
+          </w:tcPr>
+          <w:p>
+            <w:pPr>
+              <w:jc w:val="center"/>
+            </w:pPr>
+            <w:r>
+              <w:rPr>
+                <w:b/>
+                <w:color w:val="008000"/>
+              </w:rPr>
+              <w:t>✅ A</w:t>
+            </w:r>
+          </w:p>
+        </w:tc>
+        <w:tc>
+          <w:tcPr>
+            <w:tcW w:type="dxa" w:w="840"/>
+          </w:tcPr>
+          <w:p>
+            <w:pPr>
+              <w:jc w:val="center"/>
+            </w:pPr>
+            <w:r>
+              <w:rPr>
+                <w:b/>
+                <w:color w:val="008000"/>
+              </w:rPr>
+              <w:t>✅ A</w:t>
+            </w:r>
+          </w:p>
+        </w:tc>
+        <w:tc>
+          <w:tcPr>
+            <w:tcW w:type="dxa" w:w="840"/>
+          </w:tcPr>
+          <w:p>
+            <w:pPr>
+              <w:jc w:val="center"/>
+            </w:pPr>
+            <w:r>
+              <w:rPr>
+                <w:b/>
+                <w:color w:val="008000"/>
+              </w:rPr>
+              <w:t>✅ A</w:t>
+            </w:r>
+          </w:p>
+        </w:tc>
+        <w:tc>
+          <w:tcPr>
+            <w:tcW w:type="dxa" w:w="840"/>
+          </w:tcPr>
+          <w:p>
+            <w:pPr>
+              <w:jc w:val="center"/>
+            </w:pPr>
+            <w:r>
+              <w:rPr>
+                <w:b/>
+                <w:color w:val="008000"/>
+              </w:rPr>
+              <w:t>✅ A</w:t>
             </w:r>
           </w:p>
         </w:tc>

--- a/MATERIAIS/GESTAO_E_CONTROLE_MATERIAIS/ANALISE_DADOS_APLICADA_GESTAO/ATIVIDADES/GABARITO-ATIVIDADE-02-CONCEITOS-FUNDAMENTOS-EXCEL.docx
+++ b/MATERIAIS/GESTAO_E_CONTROLE_MATERIAIS/ANALISE_DADOS_APLICADA_GESTAO/ATIVIDADES/GABARITO-ATIVIDADE-02-CONCEITOS-FUNDAMENTOS-EXCEL.docx
@@ -4133,6 +4133,441 @@
                 <w:b/>
               </w:rPr>
               <w:t>A</w:t>
+            </w:r>
+          </w:p>
+        </w:tc>
+      </w:tr>
+    </w:tbl>
+    <w:p/>
+    <w:p/>
+    <w:p>
+      <w:pPr>
+        <w:jc w:val="center"/>
+      </w:pPr>
+      <w:r>
+        <w:rPr>
+          <w:b/>
+          <w:sz w:val="28"/>
+        </w:rPr>
+        <w:t>GABARITO COMPLETO</w:t>
+      </w:r>
+    </w:p>
+    <w:tbl>
+      <w:tblPr>
+        <w:tblStyle w:val="LightGrid-Accent1"/>
+        <w:tblW w:type="auto" w:w="0"/>
+        <w:tblLook w:firstColumn="1" w:firstRow="1" w:lastColumn="0" w:lastRow="0" w:noHBand="0" w:noVBand="1" w:val="04A0"/>
+      </w:tblPr>
+      <w:tblGrid>
+        <w:gridCol w:w="840"/>
+        <w:gridCol w:w="840"/>
+        <w:gridCol w:w="840"/>
+        <w:gridCol w:w="840"/>
+        <w:gridCol w:w="840"/>
+        <w:gridCol w:w="840"/>
+        <w:gridCol w:w="840"/>
+        <w:gridCol w:w="840"/>
+        <w:gridCol w:w="840"/>
+        <w:gridCol w:w="840"/>
+        <w:gridCol w:w="840"/>
+        <w:gridCol w:w="840"/>
+      </w:tblGrid>
+      <w:tr>
+        <w:tc>
+          <w:tcPr>
+            <w:tcW w:type="dxa" w:w="840"/>
+          </w:tcPr>
+          <w:p>
+            <w:pPr>
+              <w:jc w:val="center"/>
+            </w:pPr>
+            <w:r>
+              <w:rPr>
+                <w:b/>
+              </w:rPr>
+              <w:t>Q1</w:t>
+            </w:r>
+          </w:p>
+        </w:tc>
+        <w:tc>
+          <w:tcPr>
+            <w:tcW w:type="dxa" w:w="840"/>
+          </w:tcPr>
+          <w:p>
+            <w:pPr>
+              <w:jc w:val="center"/>
+            </w:pPr>
+            <w:r>
+              <w:rPr>
+                <w:b/>
+              </w:rPr>
+              <w:t>Q2</w:t>
+            </w:r>
+          </w:p>
+        </w:tc>
+        <w:tc>
+          <w:tcPr>
+            <w:tcW w:type="dxa" w:w="840"/>
+          </w:tcPr>
+          <w:p>
+            <w:pPr>
+              <w:jc w:val="center"/>
+            </w:pPr>
+            <w:r>
+              <w:rPr>
+                <w:b/>
+              </w:rPr>
+              <w:t>Q3</w:t>
+            </w:r>
+          </w:p>
+        </w:tc>
+        <w:tc>
+          <w:tcPr>
+            <w:tcW w:type="dxa" w:w="840"/>
+          </w:tcPr>
+          <w:p>
+            <w:pPr>
+              <w:jc w:val="center"/>
+            </w:pPr>
+            <w:r>
+              <w:rPr>
+                <w:b/>
+              </w:rPr>
+              <w:t>Q4</w:t>
+            </w:r>
+          </w:p>
+        </w:tc>
+        <w:tc>
+          <w:tcPr>
+            <w:tcW w:type="dxa" w:w="840"/>
+          </w:tcPr>
+          <w:p>
+            <w:pPr>
+              <w:jc w:val="center"/>
+            </w:pPr>
+            <w:r>
+              <w:rPr>
+                <w:b/>
+              </w:rPr>
+              <w:t>Q5</w:t>
+            </w:r>
+          </w:p>
+        </w:tc>
+        <w:tc>
+          <w:tcPr>
+            <w:tcW w:type="dxa" w:w="840"/>
+          </w:tcPr>
+          <w:p>
+            <w:pPr>
+              <w:jc w:val="center"/>
+            </w:pPr>
+            <w:r>
+              <w:rPr>
+                <w:b/>
+              </w:rPr>
+              <w:t>Q6</w:t>
+            </w:r>
+          </w:p>
+        </w:tc>
+        <w:tc>
+          <w:tcPr>
+            <w:tcW w:type="dxa" w:w="840"/>
+          </w:tcPr>
+          <w:p>
+            <w:pPr>
+              <w:jc w:val="center"/>
+            </w:pPr>
+            <w:r>
+              <w:rPr>
+                <w:b/>
+              </w:rPr>
+              <w:t>Q7</w:t>
+            </w:r>
+          </w:p>
+        </w:tc>
+        <w:tc>
+          <w:tcPr>
+            <w:tcW w:type="dxa" w:w="840"/>
+          </w:tcPr>
+          <w:p>
+            <w:pPr>
+              <w:jc w:val="center"/>
+            </w:pPr>
+            <w:r>
+              <w:rPr>
+                <w:b/>
+              </w:rPr>
+              <w:t>Q8</w:t>
+            </w:r>
+          </w:p>
+        </w:tc>
+        <w:tc>
+          <w:tcPr>
+            <w:tcW w:type="dxa" w:w="840"/>
+          </w:tcPr>
+          <w:p>
+            <w:pPr>
+              <w:jc w:val="center"/>
+            </w:pPr>
+            <w:r>
+              <w:rPr>
+                <w:b/>
+              </w:rPr>
+              <w:t>Q9</w:t>
+            </w:r>
+          </w:p>
+        </w:tc>
+        <w:tc>
+          <w:tcPr>
+            <w:tcW w:type="dxa" w:w="840"/>
+          </w:tcPr>
+          <w:p>
+            <w:pPr>
+              <w:jc w:val="center"/>
+            </w:pPr>
+            <w:r>
+              <w:rPr>
+                <w:b/>
+              </w:rPr>
+              <w:t>Q10</w:t>
+            </w:r>
+          </w:p>
+        </w:tc>
+        <w:tc>
+          <w:tcPr>
+            <w:tcW w:type="dxa" w:w="840"/>
+          </w:tcPr>
+          <w:p>
+            <w:pPr>
+              <w:jc w:val="center"/>
+            </w:pPr>
+            <w:r>
+              <w:rPr>
+                <w:b/>
+              </w:rPr>
+              <w:t>Q11</w:t>
+            </w:r>
+          </w:p>
+        </w:tc>
+        <w:tc>
+          <w:tcPr>
+            <w:tcW w:type="dxa" w:w="840"/>
+          </w:tcPr>
+          <w:p>
+            <w:pPr>
+              <w:jc w:val="center"/>
+            </w:pPr>
+            <w:r>
+              <w:rPr>
+                <w:b/>
+              </w:rPr>
+              <w:t>Q12</w:t>
+            </w:r>
+          </w:p>
+        </w:tc>
+      </w:tr>
+      <w:tr>
+        <w:tc>
+          <w:tcPr>
+            <w:tcW w:type="dxa" w:w="840"/>
+          </w:tcPr>
+          <w:p>
+            <w:pPr>
+              <w:jc w:val="center"/>
+            </w:pPr>
+            <w:r>
+              <w:rPr>
+                <w:b/>
+                <w:color w:val="008000"/>
+              </w:rPr>
+              <w:t>✅ E</w:t>
+            </w:r>
+          </w:p>
+        </w:tc>
+        <w:tc>
+          <w:tcPr>
+            <w:tcW w:type="dxa" w:w="840"/>
+          </w:tcPr>
+          <w:p>
+            <w:pPr>
+              <w:jc w:val="center"/>
+            </w:pPr>
+            <w:r>
+              <w:rPr>
+                <w:b/>
+                <w:color w:val="008000"/>
+              </w:rPr>
+              <w:t>✅ A</w:t>
+            </w:r>
+          </w:p>
+        </w:tc>
+        <w:tc>
+          <w:tcPr>
+            <w:tcW w:type="dxa" w:w="840"/>
+          </w:tcPr>
+          <w:p>
+            <w:pPr>
+              <w:jc w:val="center"/>
+            </w:pPr>
+            <w:r>
+              <w:rPr>
+                <w:b/>
+                <w:color w:val="008000"/>
+              </w:rPr>
+              <w:t>✅ A</w:t>
+            </w:r>
+          </w:p>
+        </w:tc>
+        <w:tc>
+          <w:tcPr>
+            <w:tcW w:type="dxa" w:w="840"/>
+          </w:tcPr>
+          <w:p>
+            <w:pPr>
+              <w:jc w:val="center"/>
+            </w:pPr>
+            <w:r>
+              <w:rPr>
+                <w:b/>
+                <w:color w:val="008000"/>
+              </w:rPr>
+              <w:t>✅ A</w:t>
+            </w:r>
+          </w:p>
+        </w:tc>
+        <w:tc>
+          <w:tcPr>
+            <w:tcW w:type="dxa" w:w="840"/>
+          </w:tcPr>
+          <w:p>
+            <w:pPr>
+              <w:jc w:val="center"/>
+            </w:pPr>
+            <w:r>
+              <w:rPr>
+                <w:b/>
+                <w:color w:val="008000"/>
+              </w:rPr>
+              <w:t>✅ E</w:t>
+            </w:r>
+          </w:p>
+        </w:tc>
+        <w:tc>
+          <w:tcPr>
+            <w:tcW w:type="dxa" w:w="840"/>
+          </w:tcPr>
+          <w:p>
+            <w:pPr>
+              <w:jc w:val="center"/>
+            </w:pPr>
+            <w:r>
+              <w:rPr>
+                <w:b/>
+                <w:color w:val="008000"/>
+              </w:rPr>
+              <w:t>✅ A</w:t>
+            </w:r>
+          </w:p>
+        </w:tc>
+        <w:tc>
+          <w:tcPr>
+            <w:tcW w:type="dxa" w:w="840"/>
+          </w:tcPr>
+          <w:p>
+            <w:pPr>
+              <w:jc w:val="center"/>
+            </w:pPr>
+            <w:r>
+              <w:rPr>
+                <w:b/>
+                <w:color w:val="008000"/>
+              </w:rPr>
+              <w:t>✅ A</w:t>
+            </w:r>
+          </w:p>
+        </w:tc>
+        <w:tc>
+          <w:tcPr>
+            <w:tcW w:type="dxa" w:w="840"/>
+          </w:tcPr>
+          <w:p>
+            <w:pPr>
+              <w:jc w:val="center"/>
+            </w:pPr>
+            <w:r>
+              <w:rPr>
+                <w:b/>
+                <w:color w:val="008000"/>
+              </w:rPr>
+              <w:t>✅ A</w:t>
+            </w:r>
+          </w:p>
+        </w:tc>
+        <w:tc>
+          <w:tcPr>
+            <w:tcW w:type="dxa" w:w="840"/>
+          </w:tcPr>
+          <w:p>
+            <w:pPr>
+              <w:jc w:val="center"/>
+            </w:pPr>
+            <w:r>
+              <w:rPr>
+                <w:b/>
+                <w:color w:val="008000"/>
+              </w:rPr>
+              <w:t>✅ A</w:t>
+            </w:r>
+          </w:p>
+        </w:tc>
+        <w:tc>
+          <w:tcPr>
+            <w:tcW w:type="dxa" w:w="840"/>
+          </w:tcPr>
+          <w:p>
+            <w:pPr>
+              <w:jc w:val="center"/>
+            </w:pPr>
+            <w:r>
+              <w:rPr>
+                <w:b/>
+                <w:color w:val="008000"/>
+              </w:rPr>
+              <w:t>✅ A</w:t>
+            </w:r>
+          </w:p>
+        </w:tc>
+        <w:tc>
+          <w:tcPr>
+            <w:tcW w:type="dxa" w:w="840"/>
+          </w:tcPr>
+          <w:p>
+            <w:pPr>
+              <w:jc w:val="center"/>
+            </w:pPr>
+            <w:r>
+              <w:rPr>
+                <w:b/>
+                <w:color w:val="008000"/>
+              </w:rPr>
+              <w:t>✅ A</w:t>
+            </w:r>
+          </w:p>
+        </w:tc>
+        <w:tc>
+          <w:tcPr>
+            <w:tcW w:type="dxa" w:w="840"/>
+          </w:tcPr>
+          <w:p>
+            <w:pPr>
+              <w:jc w:val="center"/>
+            </w:pPr>
+            <w:r>
+              <w:rPr>
+                <w:b/>
+                <w:color w:val="008000"/>
+              </w:rPr>
+              <w:t>✅ A</w:t>
             </w:r>
           </w:p>
         </w:tc>

--- a/MATERIAIS/GESTAO_E_CONTROLE_MATERIAIS/ANALISE_DADOS_APLICADA_GESTAO/ATIVIDADES/GABARITO-ATIVIDADE-02-CONCEITOS-FUNDAMENTOS-EXCEL.docx
+++ b/MATERIAIS/GESTAO_E_CONTROLE_MATERIAIS/ANALISE_DADOS_APLICADA_GESTAO/ATIVIDADES/GABARITO-ATIVIDADE-02-CONCEITOS-FUNDAMENTOS-EXCEL.docx
@@ -259,13 +259,6 @@
               </w:rPr>
               <w:t>ITEM 1</w:t>
             </w:r>
-            <w:r>
-              <w:rPr>
-                <w:b/>
-                <w:color w:val="008000"/>
-              </w:rPr>
-              <w:t xml:space="preserve">  ✅ RESPOSTA CORRETA</w:t>
-            </w:r>
           </w:p>
           <w:p>
             <w:pPr>
@@ -287,13 +280,6 @@
               </w:rPr>
               <w:t>Reconhecer endereçamento de células em estrutura tabular</w:t>
             </w:r>
-            <w:r>
-              <w:rPr>
-                <w:b/>
-                <w:color w:val="008000"/>
-              </w:rPr>
-              <w:t xml:space="preserve">  ✅ RESPOSTA CORRETA</w:t>
-            </w:r>
           </w:p>
           <w:p>
             <w:pPr>
@@ -315,13 +301,6 @@
               </w:rPr>
               <w:t>Uma loja de eletrônicos em Itajaí (Multitech Store) precisa criar um relatório mensal de vendas de janeiro de 2026. A gerente solicitou uma planilha para rastrear 5 produtos: Notebooks, Mice, Teclados, Monitores e Webcams. A estrutura deve ter: Linha 1 (cabeçalhos) = A1:Produto, B1:Quantidade, C1:Preço Unitário, D1:Total da Venda, E1:% do Total. Linha 2 em diante = dados de cada produto.</w:t>
             </w:r>
-            <w:r>
-              <w:rPr>
-                <w:b/>
-                <w:color w:val="008000"/>
-              </w:rPr>
-              <w:t xml:space="preserve">  ✅ RESPOSTA CORRETA</w:t>
-            </w:r>
           </w:p>
           <w:p>
             <w:pPr>
@@ -343,13 +322,6 @@
               </w:rPr>
               <w:t>Onde deve ser inserido o "Total da Venda" do Notebook (1º produto)?</w:t>
             </w:r>
-            <w:r>
-              <w:rPr>
-                <w:b/>
-                <w:color w:val="008000"/>
-              </w:rPr>
-              <w:t xml:space="preserve">  ✅ RESPOSTA CORRETA</w:t>
-            </w:r>
           </w:p>
           <w:p>
             <w:pPr>
@@ -365,13 +337,6 @@
               </w:rPr>
               <w:t>Alternativas:</w:t>
             </w:r>
-            <w:r>
-              <w:rPr>
-                <w:b/>
-                <w:color w:val="008000"/>
-              </w:rPr>
-              <w:t xml:space="preserve">  ✅ RESPOSTA CORRETA</w:t>
-            </w:r>
           </w:p>
           <w:p>
             <w:pPr>
@@ -384,13 +349,6 @@
               </w:rPr>
               <w:t>a) A2 (coluna de produtos)</w:t>
             </w:r>
-            <w:r>
-              <w:rPr>
-                <w:b/>
-                <w:color w:val="008000"/>
-              </w:rPr>
-              <w:t xml:space="preserve">  ✅ RESPOSTA CORRETA</w:t>
-            </w:r>
           </w:p>
           <w:p>
             <w:pPr>
@@ -403,13 +361,6 @@
               </w:rPr>
               <w:t>b) D2 (coluna de totais)</w:t>
             </w:r>
-            <w:r>
-              <w:rPr>
-                <w:b/>
-                <w:color w:val="008000"/>
-              </w:rPr>
-              <w:t xml:space="preserve">  ✅ RESPOSTA CORRETA</w:t>
-            </w:r>
           </w:p>
           <w:p>
             <w:pPr>
@@ -422,13 +373,6 @@
               </w:rPr>
               <w:t>c) E2 (coluna de percentuais)</w:t>
             </w:r>
-            <w:r>
-              <w:rPr>
-                <w:b/>
-                <w:color w:val="008000"/>
-              </w:rPr>
-              <w:t xml:space="preserve">  ✅ RESPOSTA CORRETA</w:t>
-            </w:r>
           </w:p>
           <w:p>
             <w:pPr>
@@ -441,13 +385,6 @@
               </w:rPr>
               <w:t>d) C2 (coluna de preços)</w:t>
             </w:r>
-            <w:r>
-              <w:rPr>
-                <w:b/>
-                <w:color w:val="008000"/>
-              </w:rPr>
-              <w:t xml:space="preserve">  ✅ RESPOSTA CORRETA</w:t>
-            </w:r>
           </w:p>
           <w:p>
             <w:pPr>
@@ -464,7 +401,7 @@
               <w:rPr>
                 <w:sz w:val="22"/>
               </w:rPr>
-              <w:t>B2 (coluna de quantidade)  ✅ RESPOSTA CORRETA</w:t>
+              <w:t>B2 (coluna de quantidade)</w:t>
             </w:r>
             <w:r>
               <w:rPr>
@@ -546,13 +483,6 @@
               </w:rPr>
               <w:t>Identificar tipos de dados em contexto empresarial</w:t>
             </w:r>
-            <w:r>
-              <w:rPr>
-                <w:b/>
-                <w:color w:val="008000"/>
-              </w:rPr>
-              <w:t xml:space="preserve">  ✅ RESPOSTA CORRETA</w:t>
-            </w:r>
           </w:p>
           <w:p>
             <w:pPr>
@@ -574,13 +504,6 @@
               </w:rPr>
               <w:t>Na planilha da Multitech: A2 contém "Notebook" (texto descritivo do produto), B2 contém 5 (quantidade - número inteiro que será multiplicado), C2 contém 3500 (preço unitário em reais - número que será multiplicado), D2 será preenchido com uma fórmula que CALCULA B2×C2.</w:t>
             </w:r>
-            <w:r>
-              <w:rPr>
-                <w:b/>
-                <w:color w:val="008000"/>
-              </w:rPr>
-              <w:t xml:space="preserve">  ✅ RESPOSTA CORRETA</w:t>
-            </w:r>
           </w:p>
           <w:p>
             <w:pPr>
@@ -602,13 +525,6 @@
               </w:rPr>
               <w:t>Qual célula contém NÚMERO que PODE ser usado diretamente em cálculo matemático?</w:t>
             </w:r>
-            <w:r>
-              <w:rPr>
-                <w:b/>
-                <w:color w:val="008000"/>
-              </w:rPr>
-              <w:t xml:space="preserve">  ✅ RESPOSTA CORRETA</w:t>
-            </w:r>
           </w:p>
           <w:p>
             <w:pPr>
@@ -624,13 +540,6 @@
               </w:rPr>
               <w:t>Alternativas:</w:t>
             </w:r>
-            <w:r>
-              <w:rPr>
-                <w:b/>
-                <w:color w:val="008000"/>
-              </w:rPr>
-              <w:t xml:space="preserve">  ✅ RESPOSTA CORRETA</w:t>
-            </w:r>
           </w:p>
           <w:p>
             <w:pPr>
@@ -647,7 +556,7 @@
               <w:rPr>
                 <w:sz w:val="22"/>
               </w:rPr>
-              <w:t>A2 "Notebook" (texto, não pode calcular)  ✅ RESPOSTA CORRETA</w:t>
+              <w:t>A2 "Notebook" (texto, não pode calcular)</w:t>
             </w:r>
             <w:r>
               <w:rPr>
@@ -668,13 +577,6 @@
               </w:rPr>
               <w:t>b) B2 e C2 (números que podem ser multiplicados)</w:t>
             </w:r>
-            <w:r>
-              <w:rPr>
-                <w:b/>
-                <w:color w:val="008000"/>
-              </w:rPr>
-              <w:t xml:space="preserve">  ✅ RESPOSTA CORRETA</w:t>
-            </w:r>
           </w:p>
           <w:p>
             <w:pPr>
@@ -687,13 +589,6 @@
               </w:rPr>
               <w:t>c) D2 (será calculada, não é número inicial)</w:t>
             </w:r>
-            <w:r>
-              <w:rPr>
-                <w:b/>
-                <w:color w:val="008000"/>
-              </w:rPr>
-              <w:t xml:space="preserve">  ✅ RESPOSTA CORRETA</w:t>
-            </w:r>
           </w:p>
           <w:p>
             <w:pPr>
@@ -706,13 +601,6 @@
               </w:rPr>
               <w:t>d) Nenhuma célula</w:t>
             </w:r>
-            <w:r>
-              <w:rPr>
-                <w:b/>
-                <w:color w:val="008000"/>
-              </w:rPr>
-              <w:t xml:space="preserve">  ✅ RESPOSTA CORRETA</w:t>
-            </w:r>
           </w:p>
           <w:p>
             <w:pPr>
@@ -724,13 +612,6 @@
                 <w:sz w:val="22"/>
               </w:rPr>
               <w:t>e) Todas as células</w:t>
-            </w:r>
-            <w:r>
-              <w:rPr>
-                <w:b/>
-                <w:color w:val="008000"/>
-              </w:rPr>
-              <w:t xml:space="preserve">  ✅ RESPOSTA CORRETA</w:t>
             </w:r>
           </w:p>
         </w:tc>
@@ -805,13 +686,6 @@
               </w:rPr>
               <w:t>Aplicar fórmula de multiplicação em cálculo de receita</w:t>
             </w:r>
-            <w:r>
-              <w:rPr>
-                <w:b/>
-                <w:color w:val="008000"/>
-              </w:rPr>
-              <w:t xml:space="preserve">  ✅ RESPOSTA CORRETA</w:t>
-            </w:r>
           </w:p>
           <w:p>
             <w:pPr>
@@ -833,13 +707,6 @@
               </w:rPr>
               <w:t>O Notebook tem: B2 = 5 unidades vendidas, C2 = R$ 3.500,00 por unidade. O valor total de vendas = Quantidade × Preço Unitário = 5 × 3.500 = R$ 17.500. Esta fórmula é a base de qualquer cálculo de receita em vendas.</w:t>
             </w:r>
-            <w:r>
-              <w:rPr>
-                <w:b/>
-                <w:color w:val="008000"/>
-              </w:rPr>
-              <w:t xml:space="preserve">  ✅ RESPOSTA CORRETA</w:t>
-            </w:r>
           </w:p>
           <w:p>
             <w:pPr>
@@ -861,13 +728,6 @@
               </w:rPr>
               <w:t>Qual fórmula NO EXCEL calcula o "Total da Venda" em D2?</w:t>
             </w:r>
-            <w:r>
-              <w:rPr>
-                <w:b/>
-                <w:color w:val="008000"/>
-              </w:rPr>
-              <w:t xml:space="preserve">  ✅ RESPOSTA CORRETA</w:t>
-            </w:r>
           </w:p>
           <w:p>
             <w:pPr>
@@ -883,13 +743,6 @@
               </w:rPr>
               <w:t>Alternativas:</w:t>
             </w:r>
-            <w:r>
-              <w:rPr>
-                <w:b/>
-                <w:color w:val="008000"/>
-              </w:rPr>
-              <w:t xml:space="preserve">  ✅ RESPOSTA CORRETA</w:t>
-            </w:r>
           </w:p>
           <w:p>
             <w:pPr>
@@ -906,7 +759,7 @@
               <w:rPr>
                 <w:sz w:val="22"/>
               </w:rPr>
-              <w:t>=B2+C2 (soma, incorreto)  ✅ RESPOSTA CORRETA</w:t>
+              <w:t>=B2+C2 (soma, incorreto)</w:t>
             </w:r>
             <w:r>
               <w:rPr>
@@ -927,13 +780,6 @@
               </w:rPr>
               <w:t>b) =B2*C2 (multiplicação, correto)</w:t>
             </w:r>
-            <w:r>
-              <w:rPr>
-                <w:b/>
-                <w:color w:val="008000"/>
-              </w:rPr>
-              <w:t xml:space="preserve">  ✅ RESPOSTA CORRETA</w:t>
-            </w:r>
           </w:p>
           <w:p>
             <w:pPr>
@@ -958,13 +804,6 @@
               </w:rPr>
               <w:t>d) =C2-B2 (subtração, incorreto)</w:t>
             </w:r>
-            <w:r>
-              <w:rPr>
-                <w:b/>
-                <w:color w:val="008000"/>
-              </w:rPr>
-              <w:t xml:space="preserve">  ✅ RESPOSTA CORRETA</w:t>
-            </w:r>
           </w:p>
           <w:p>
             <w:pPr>
@@ -976,13 +815,6 @@
                 <w:sz w:val="22"/>
               </w:rPr>
               <w:t>e) =SOMA(B2:C2) (função soma, incorreto)</w:t>
-            </w:r>
-            <w:r>
-              <w:rPr>
-                <w:b/>
-                <w:color w:val="008000"/>
-              </w:rPr>
-              <w:t xml:space="preserve">  ✅ RESPOSTA CORRETA</w:t>
             </w:r>
           </w:p>
         </w:tc>
@@ -1057,13 +889,6 @@
               </w:rPr>
               <w:t>Diferenciar referência relativa de absoluta em cálculos compartilhados</w:t>
             </w:r>
-            <w:r>
-              <w:rPr>
-                <w:b/>
-                <w:color w:val="008000"/>
-              </w:rPr>
-              <w:t xml:space="preserve">  ✅ RESPOSTA CORRETA</w:t>
-            </w:r>
           </w:p>
           <w:p>
             <w:pPr>
@@ -1085,13 +910,6 @@
               </w:rPr>
               <w:t>Para calcular % do total: =D2/$D$7*100. O $D$7 é ABSOLUTO (não muda ao copiar) porque a célula D7 tem o TOTAL geral que serve de divisor para TODOS os produtos. Se não usar $D$7, ao copiar a fórmula para D3, D4, D5, D6, a referência mudaria incorretamente (D8, D9, D10, D11).</w:t>
             </w:r>
-            <w:r>
-              <w:rPr>
-                <w:b/>
-                <w:color w:val="008000"/>
-              </w:rPr>
-              <w:t xml:space="preserve">  ✅ RESPOSTA CORRETA</w:t>
-            </w:r>
           </w:p>
           <w:p>
             <w:pPr>
@@ -1113,13 +931,6 @@
               </w:rPr>
               <w:t>Qual é a referência ABSOLUTA correta para travar a célula D7?</w:t>
             </w:r>
-            <w:r>
-              <w:rPr>
-                <w:b/>
-                <w:color w:val="008000"/>
-              </w:rPr>
-              <w:t xml:space="preserve">  ✅ RESPOSTA CORRETA</w:t>
-            </w:r>
           </w:p>
           <w:p>
             <w:pPr>
@@ -1135,13 +946,6 @@
               </w:rPr>
               <w:t>Alternativas:</w:t>
             </w:r>
-            <w:r>
-              <w:rPr>
-                <w:b/>
-                <w:color w:val="008000"/>
-              </w:rPr>
-              <w:t xml:space="preserve">  ✅ RESPOSTA CORRETA</w:t>
-            </w:r>
           </w:p>
           <w:p>
             <w:pPr>
@@ -1158,7 +962,7 @@
               <w:rPr>
                 <w:sz w:val="22"/>
               </w:rPr>
-              <w:t>D7 (referência relativa, mudaria ao copiar)  ✅ RESPOSTA CORRETA</w:t>
+              <w:t>D7 (referência relativa, mudaria ao copiar)</w:t>
             </w:r>
             <w:r>
               <w:rPr>
@@ -1179,13 +983,6 @@
               </w:rPr>
               <w:t>b) $D7 (semicongelada - não usual)</w:t>
             </w:r>
-            <w:r>
-              <w:rPr>
-                <w:b/>
-                <w:color w:val="008000"/>
-              </w:rPr>
-              <w:t xml:space="preserve">  ✅ RESPOSTA CORRETA</w:t>
-            </w:r>
           </w:p>
           <w:p>
             <w:pPr>
@@ -1198,13 +995,6 @@
               </w:rPr>
               <w:t>c) D$7 (semicongelada - não usual)</w:t>
             </w:r>
-            <w:r>
-              <w:rPr>
-                <w:b/>
-                <w:color w:val="008000"/>
-              </w:rPr>
-              <w:t xml:space="preserve">  ✅ RESPOSTA CORRETA</w:t>
-            </w:r>
           </w:p>
           <w:p>
             <w:pPr>
@@ -1217,13 +1007,6 @@
               </w:rPr>
               <w:t>d) $D$7 (completamente absoluta - CORRETO)</w:t>
             </w:r>
-            <w:r>
-              <w:rPr>
-                <w:b/>
-                <w:color w:val="008000"/>
-              </w:rPr>
-              <w:t xml:space="preserve">  ✅ RESPOSTA CORRETA</w:t>
-            </w:r>
           </w:p>
           <w:p>
             <w:pPr>
@@ -1235,13 +1018,6 @@
                 <w:sz w:val="22"/>
               </w:rPr>
               <w:t>e) #D7 (sintaxe inválida)</w:t>
-            </w:r>
-            <w:r>
-              <w:rPr>
-                <w:b/>
-                <w:color w:val="008000"/>
-              </w:rPr>
-              <w:t xml:space="preserve">  ✅ RESPOSTA CORRETA</w:t>
             </w:r>
           </w:p>
         </w:tc>
@@ -1295,13 +1071,6 @@
               </w:rPr>
               <w:t>ITEM 5</w:t>
             </w:r>
-            <w:r>
-              <w:rPr>
-                <w:b/>
-                <w:color w:val="008000"/>
-              </w:rPr>
-              <w:t xml:space="preserve">  ✅ RESPOSTA CORRETA</w:t>
-            </w:r>
           </w:p>
           <w:p>
             <w:pPr>
@@ -1323,13 +1092,6 @@
               </w:rPr>
               <w:t>Aplicar função SOMA para total de vendas</w:t>
             </w:r>
-            <w:r>
-              <w:rPr>
-                <w:b/>
-                <w:color w:val="008000"/>
-              </w:rPr>
-              <w:t xml:space="preserve">  ✅ RESPOSTA CORRETA</w:t>
-            </w:r>
           </w:p>
           <w:p>
             <w:pPr>
@@ -1351,13 +1113,6 @@
               </w:rPr>
               <w:t>Totais de venda de cada produto: D2=17.500 (Notebook), D3=1.700 (Mouse), D4=2.250 (Teclado), D5=6.400 (Monitor), D6=3.000 (Webcam). O total geral (D7) deve somar todos estes valores: 17.500+1.700+2.250+6.400+3.000 = 30.850 reais. Isso é feito com SOMA().</w:t>
             </w:r>
-            <w:r>
-              <w:rPr>
-                <w:b/>
-                <w:color w:val="008000"/>
-              </w:rPr>
-              <w:t xml:space="preserve">  ✅ RESPOSTA CORRETA</w:t>
-            </w:r>
           </w:p>
           <w:p>
             <w:pPr>
@@ -1379,13 +1134,6 @@
               </w:rPr>
               <w:t>Qual é o resultado de =SOMA(D2:D6)?</w:t>
             </w:r>
-            <w:r>
-              <w:rPr>
-                <w:b/>
-                <w:color w:val="008000"/>
-              </w:rPr>
-              <w:t xml:space="preserve">  ✅ RESPOSTA CORRETA</w:t>
-            </w:r>
           </w:p>
           <w:p>
             <w:pPr>
@@ -1401,13 +1149,6 @@
               </w:rPr>
               <w:t>Alternativas:</w:t>
             </w:r>
-            <w:r>
-              <w:rPr>
-                <w:b/>
-                <w:color w:val="008000"/>
-              </w:rPr>
-              <w:t xml:space="preserve">  ✅ RESPOSTA CORRETA</w:t>
-            </w:r>
           </w:p>
           <w:p>
             <w:pPr>
@@ -1420,13 +1161,6 @@
               </w:rPr>
               <w:t>a) 17.500 (só o notebook)</w:t>
             </w:r>
-            <w:r>
-              <w:rPr>
-                <w:b/>
-                <w:color w:val="008000"/>
-              </w:rPr>
-              <w:t xml:space="preserve">  ✅ RESPOSTA CORRETA</w:t>
-            </w:r>
           </w:p>
           <w:p>
             <w:pPr>
@@ -1439,13 +1173,6 @@
               </w:rPr>
               <w:t>b) 6.170 (média, incorreto)</w:t>
             </w:r>
-            <w:r>
-              <w:rPr>
-                <w:b/>
-                <w:color w:val="008000"/>
-              </w:rPr>
-              <w:t xml:space="preserve">  ✅ RESPOSTA CORRETA</w:t>
-            </w:r>
           </w:p>
           <w:p>
             <w:pPr>
@@ -1458,13 +1185,6 @@
               </w:rPr>
               <w:t>c) 30.850 (soma total, correto)</w:t>
             </w:r>
-            <w:r>
-              <w:rPr>
-                <w:b/>
-                <w:color w:val="008000"/>
-              </w:rPr>
-              <w:t xml:space="preserve">  ✅ RESPOSTA CORRETA</w:t>
-            </w:r>
           </w:p>
           <w:p>
             <w:pPr>
@@ -1477,13 +1197,6 @@
               </w:rPr>
               <w:t>d) 1.700 (só o mouse)</w:t>
             </w:r>
-            <w:r>
-              <w:rPr>
-                <w:b/>
-                <w:color w:val="008000"/>
-              </w:rPr>
-              <w:t xml:space="preserve">  ✅ RESPOSTA CORRETA</w:t>
-            </w:r>
           </w:p>
           <w:p>
             <w:pPr>
@@ -1500,7 +1213,7 @@
               <w:rPr>
                 <w:sz w:val="22"/>
               </w:rPr>
-              <w:t>31.850 (cálculo errado)  ✅ RESPOSTA CORRETA</w:t>
+              <w:t>31.850 (cálculo errado)</w:t>
             </w:r>
             <w:r>
               <w:rPr>
@@ -1582,13 +1295,6 @@
               </w:rPr>
               <w:t>Utilizar função MÁXIMO para identificar maior venda</w:t>
             </w:r>
-            <w:r>
-              <w:rPr>
-                <w:b/>
-                <w:color w:val="008000"/>
-              </w:rPr>
-              <w:t xml:space="preserve">  ✅ RESPOSTA CORRETA</w:t>
-            </w:r>
           </w:p>
           <w:p>
             <w:pPr>
@@ -1610,13 +1316,6 @@
               </w:rPr>
               <w:t>Qual produto teve a maior receita? Olhando os totais: Notebook R$ 17.500 &gt; Monitor R$ 6.400 &gt; Mouse R$ 1.700 &gt; Teclado R$ 2.250 &gt; Webcam R$ 3.000. A função MÁXIMO retorna automaticamente o valor mais alto: 17.500.</w:t>
             </w:r>
-            <w:r>
-              <w:rPr>
-                <w:b/>
-                <w:color w:val="008000"/>
-              </w:rPr>
-              <w:t xml:space="preserve">  ✅ RESPOSTA CORRETA</w:t>
-            </w:r>
           </w:p>
           <w:p>
             <w:pPr>
@@ -1638,13 +1337,6 @@
               </w:rPr>
               <w:t>=MÁXIMO(D2:D6) retorna qual valor?</w:t>
             </w:r>
-            <w:r>
-              <w:rPr>
-                <w:b/>
-                <w:color w:val="008000"/>
-              </w:rPr>
-              <w:t xml:space="preserve">  ✅ RESPOSTA CORRETA</w:t>
-            </w:r>
           </w:p>
           <w:p>
             <w:pPr>
@@ -1660,13 +1352,6 @@
               </w:rPr>
               <w:t>Alternativas:</w:t>
             </w:r>
-            <w:r>
-              <w:rPr>
-                <w:b/>
-                <w:color w:val="008000"/>
-              </w:rPr>
-              <w:t xml:space="preserve">  ✅ RESPOSTA CORRETA</w:t>
-            </w:r>
           </w:p>
           <w:p>
             <w:pPr>
@@ -1683,7 +1368,7 @@
               <w:rPr>
                 <w:sz w:val="22"/>
               </w:rPr>
-              <w:t>1.700 (menor venda)  ✅ RESPOSTA CORRETA</w:t>
+              <w:t>1.700 (menor venda)</w:t>
             </w:r>
             <w:r>
               <w:rPr>
@@ -1704,13 +1389,6 @@
               </w:rPr>
               <w:t>b) 3.000 (venda média)</w:t>
             </w:r>
-            <w:r>
-              <w:rPr>
-                <w:b/>
-                <w:color w:val="008000"/>
-              </w:rPr>
-              <w:t xml:space="preserve">  ✅ RESPOSTA CORRETA</w:t>
-            </w:r>
           </w:p>
           <w:p>
             <w:pPr>
@@ -1723,13 +1401,6 @@
               </w:rPr>
               <w:t>c) 6.400 (segunda maior)</w:t>
             </w:r>
-            <w:r>
-              <w:rPr>
-                <w:b/>
-                <w:color w:val="008000"/>
-              </w:rPr>
-              <w:t xml:space="preserve">  ✅ RESPOSTA CORRETA</w:t>
-            </w:r>
           </w:p>
           <w:p>
             <w:pPr>
@@ -1742,13 +1413,6 @@
               </w:rPr>
               <w:t>d) 17.500 (maior venda, correto)</w:t>
             </w:r>
-            <w:r>
-              <w:rPr>
-                <w:b/>
-                <w:color w:val="008000"/>
-              </w:rPr>
-              <w:t xml:space="preserve">  ✅ RESPOSTA CORRETA</w:t>
-            </w:r>
           </w:p>
           <w:p>
             <w:pPr>
@@ -1760,13 +1424,6 @@
                 <w:sz w:val="22"/>
               </w:rPr>
               <w:t>e) 30.850 (total geral)</w:t>
-            </w:r>
-            <w:r>
-              <w:rPr>
-                <w:b/>
-                <w:color w:val="008000"/>
-              </w:rPr>
-              <w:t xml:space="preserve">  ✅ RESPOSTA CORRETA</w:t>
             </w:r>
           </w:p>
         </w:tc>
@@ -1841,13 +1498,6 @@
               </w:rPr>
               <w:t>Utilizar funções MÍNIMO e MÉDIA para análise</w:t>
             </w:r>
-            <w:r>
-              <w:rPr>
-                <w:b/>
-                <w:color w:val="008000"/>
-              </w:rPr>
-              <w:t xml:space="preserve">  ✅ RESPOSTA CORRETA</w:t>
-            </w:r>
           </w:p>
           <w:p>
             <w:pPr>
@@ -1869,13 +1519,6 @@
               </w:rPr>
               <w:t>MÍNIMO = qual foi a menor receita individual? Webcam com R$ 1.700. MÉDIA = receita média por produto = R$ 30.850 ÷ 5 = R$ 6.170. Estas métricas ajudam o gerente a entender quais produtos vendem bem e quais precisam de ação de marketing.</w:t>
             </w:r>
-            <w:r>
-              <w:rPr>
-                <w:b/>
-                <w:color w:val="008000"/>
-              </w:rPr>
-              <w:t xml:space="preserve">  ✅ RESPOSTA CORRETA</w:t>
-            </w:r>
           </w:p>
           <w:p>
             <w:pPr>
@@ -1897,13 +1540,6 @@
               </w:rPr>
               <w:t>=MÍNIMO(D2:D6) E =MÉDIA(D2:D6) retornam respectivamente:</w:t>
             </w:r>
-            <w:r>
-              <w:rPr>
-                <w:b/>
-                <w:color w:val="008000"/>
-              </w:rPr>
-              <w:t xml:space="preserve">  ✅ RESPOSTA CORRETA</w:t>
-            </w:r>
           </w:p>
           <w:p>
             <w:pPr>
@@ -1919,13 +1555,6 @@
               </w:rPr>
               <w:t>Alternativas:</w:t>
             </w:r>
-            <w:r>
-              <w:rPr>
-                <w:b/>
-                <w:color w:val="008000"/>
-              </w:rPr>
-              <w:t xml:space="preserve">  ✅ RESPOSTA CORRETA</w:t>
-            </w:r>
           </w:p>
           <w:p>
             <w:pPr>
@@ -1942,7 +1571,7 @@
               <w:rPr>
                 <w:sz w:val="22"/>
               </w:rPr>
-              <w:t>1.700 e 6.170 (correto)  ✅ RESPOSTA CORRETA</w:t>
+              <w:t>1.700 e 6.170 (correto)</w:t>
             </w:r>
             <w:r>
               <w:rPr>
@@ -1975,13 +1604,6 @@
               </w:rPr>
               <w:t>c) 1.700 e 6.170 com formatação diferente</w:t>
             </w:r>
-            <w:r>
-              <w:rPr>
-                <w:b/>
-                <w:color w:val="008000"/>
-              </w:rPr>
-              <w:t xml:space="preserve">  ✅ RESPOSTA CORRETA</w:t>
-            </w:r>
           </w:p>
           <w:p>
             <w:pPr>
@@ -1994,13 +1616,6 @@
               </w:rPr>
               <w:t>d) 3.000 e 5.000 (calculado errado)</w:t>
             </w:r>
-            <w:r>
-              <w:rPr>
-                <w:b/>
-                <w:color w:val="008000"/>
-              </w:rPr>
-              <w:t xml:space="preserve">  ✅ RESPOSTA CORRETA</w:t>
-            </w:r>
           </w:p>
           <w:p>
             <w:pPr>
@@ -2012,13 +1627,6 @@
                 <w:sz w:val="22"/>
               </w:rPr>
               <w:t>e) Erro (funções incompatíveis)</w:t>
-            </w:r>
-            <w:r>
-              <w:rPr>
-                <w:b/>
-                <w:color w:val="008000"/>
-              </w:rPr>
-              <w:t xml:space="preserve">  ✅ RESPOSTA CORRETA</w:t>
             </w:r>
           </w:p>
         </w:tc>
@@ -2093,13 +1701,6 @@
               </w:rPr>
               <w:t>Calcular percentual de participação no faturamento total</w:t>
             </w:r>
-            <w:r>
-              <w:rPr>
-                <w:b/>
-                <w:color w:val="008000"/>
-              </w:rPr>
-              <w:t xml:space="preserve">  ✅ RESPOSTA CORRETA</w:t>
-            </w:r>
           </w:p>
           <w:p>
             <w:pPr>
@@ -2121,13 +1722,6 @@
               </w:rPr>
               <w:t>Notebook faturou R$ 17.500 de um total de R$ 30.850. Percentual = (17.500 ÷ 30.850) × 100 = 56,72%. Isso significa que Notebook representa 56,72% de TODA a receita do mês. Fórmula: =D2/$D$7*100</w:t>
             </w:r>
-            <w:r>
-              <w:rPr>
-                <w:b/>
-                <w:color w:val="008000"/>
-              </w:rPr>
-              <w:t xml:space="preserve">  ✅ RESPOSTA CORRETA</w:t>
-            </w:r>
           </w:p>
           <w:p>
             <w:pPr>
@@ -2149,13 +1743,6 @@
               </w:rPr>
               <w:t>Qual é o percentual do Notebook no faturamento total?</w:t>
             </w:r>
-            <w:r>
-              <w:rPr>
-                <w:b/>
-                <w:color w:val="008000"/>
-              </w:rPr>
-              <w:t xml:space="preserve">  ✅ RESPOSTA CORRETA</w:t>
-            </w:r>
           </w:p>
           <w:p>
             <w:pPr>
@@ -2171,13 +1758,6 @@
               </w:rPr>
               <w:t>Alternativas:</w:t>
             </w:r>
-            <w:r>
-              <w:rPr>
-                <w:b/>
-                <w:color w:val="008000"/>
-              </w:rPr>
-              <w:t xml:space="preserve">  ✅ RESPOSTA CORRETA</w:t>
-            </w:r>
           </w:p>
           <w:p>
             <w:pPr>
@@ -2194,7 +1774,7 @@
               <w:rPr>
                 <w:sz w:val="22"/>
               </w:rPr>
-              <w:t>5,50% (mouse percentage)  ✅ RESPOSTA CORRETA</w:t>
+              <w:t>5,50% (mouse percentage)</w:t>
             </w:r>
             <w:r>
               <w:rPr>
@@ -2215,13 +1795,6 @@
               </w:rPr>
               <w:t>b) 20,74% (monitor percentage)</w:t>
             </w:r>
-            <w:r>
-              <w:rPr>
-                <w:b/>
-                <w:color w:val="008000"/>
-              </w:rPr>
-              <w:t xml:space="preserve">  ✅ RESPOSTA CORRETA</w:t>
-            </w:r>
           </w:p>
           <w:p>
             <w:pPr>
@@ -2246,13 +1819,6 @@
               </w:rPr>
               <w:t>d) 9,72% (webcam percentage)</w:t>
             </w:r>
-            <w:r>
-              <w:rPr>
-                <w:b/>
-                <w:color w:val="008000"/>
-              </w:rPr>
-              <w:t xml:space="preserve">  ✅ RESPOSTA CORRETA</w:t>
-            </w:r>
           </w:p>
           <w:p>
             <w:pPr>
@@ -2264,13 +1830,6 @@
                 <w:sz w:val="22"/>
               </w:rPr>
               <w:t>e) 100% (total)</w:t>
-            </w:r>
-            <w:r>
-              <w:rPr>
-                <w:b/>
-                <w:color w:val="008000"/>
-              </w:rPr>
-              <w:t xml:space="preserve">  ✅ RESPOSTA CORRETA</w:t>
             </w:r>
           </w:p>
         </w:tc>
@@ -2345,13 +1904,6 @@
               </w:rPr>
               <w:t>Aplicar formatação de moeda para apresentação profissional</w:t>
             </w:r>
-            <w:r>
-              <w:rPr>
-                <w:b/>
-                <w:color w:val="008000"/>
-              </w:rPr>
-              <w:t xml:space="preserve">  ✅ RESPOSTA CORRETA</w:t>
-            </w:r>
           </w:p>
           <w:p>
             <w:pPr>
@@ -2373,13 +1925,6 @@
               </w:rPr>
               <w:t>Em planilhas financeiras, números devem ser formatados como MOEDA (R$ 17.500,00) em vez de número comum (17500). Isto melhora legibilidade e deixa profissional. Formato: categoria "Moeda", símbolo "R$", 2 casas decimais.</w:t>
             </w:r>
-            <w:r>
-              <w:rPr>
-                <w:b/>
-                <w:color w:val="008000"/>
-              </w:rPr>
-              <w:t xml:space="preserve">  ✅ RESPOSTA CORRETA</w:t>
-            </w:r>
           </w:p>
           <w:p>
             <w:pPr>
@@ -2401,13 +1946,6 @@
               </w:rPr>
               <w:t>Qual é o formato CORRETO para exibir R$ 17.500,00?</w:t>
             </w:r>
-            <w:r>
-              <w:rPr>
-                <w:b/>
-                <w:color w:val="008000"/>
-              </w:rPr>
-              <w:t xml:space="preserve">  ✅ RESPOSTA CORRETA</w:t>
-            </w:r>
           </w:p>
           <w:p>
             <w:pPr>
@@ -2423,13 +1961,6 @@
               </w:rPr>
               <w:t>Alternativas:</w:t>
             </w:r>
-            <w:r>
-              <w:rPr>
-                <w:b/>
-                <w:color w:val="008000"/>
-              </w:rPr>
-              <w:t xml:space="preserve">  ✅ RESPOSTA CORRETA</w:t>
-            </w:r>
           </w:p>
           <w:p>
             <w:pPr>
@@ -2446,7 +1977,7 @@
               <w:rPr>
                 <w:sz w:val="22"/>
               </w:rPr>
-              <w:t>17.500,00 (sem símbolo)  ✅ RESPOSTA CORRETA</w:t>
+              <w:t>17.500,00 (sem símbolo)</w:t>
             </w:r>
             <w:r>
               <w:rPr>
@@ -2467,13 +1998,6 @@
               </w:rPr>
               <w:t>b) $17.500,00 (símbolo $ errado)</w:t>
             </w:r>
-            <w:r>
-              <w:rPr>
-                <w:b/>
-                <w:color w:val="008000"/>
-              </w:rPr>
-              <w:t xml:space="preserve">  ✅ RESPOSTA CORRETA</w:t>
-            </w:r>
           </w:p>
           <w:p>
             <w:pPr>
@@ -2486,13 +2010,6 @@
               </w:rPr>
               <w:t>c) R$ 17.500,00 (formato correto)</w:t>
             </w:r>
-            <w:r>
-              <w:rPr>
-                <w:b/>
-                <w:color w:val="008000"/>
-              </w:rPr>
-              <w:t xml:space="preserve">  ✅ RESPOSTA CORRETA</w:t>
-            </w:r>
           </w:p>
           <w:p>
             <w:pPr>
@@ -2505,13 +2022,6 @@
               </w:rPr>
               <w:t>d) R17.500 (símbolo malformado)</w:t>
             </w:r>
-            <w:r>
-              <w:rPr>
-                <w:b/>
-                <w:color w:val="008000"/>
-              </w:rPr>
-              <w:t xml:space="preserve">  ✅ RESPOSTA CORRETA</w:t>
-            </w:r>
           </w:p>
           <w:p>
             <w:pPr>
@@ -2523,13 +2033,6 @@
                 <w:sz w:val="22"/>
               </w:rPr>
               <w:t>e) 17500 (sem formatação)</w:t>
-            </w:r>
-            <w:r>
-              <w:rPr>
-                <w:b/>
-                <w:color w:val="008000"/>
-              </w:rPr>
-              <w:t xml:space="preserve">  ✅ RESPOSTA CORRETA</w:t>
             </w:r>
           </w:p>
         </w:tc>
@@ -2604,13 +2107,6 @@
               </w:rPr>
               <w:t>Entender cópia de fórmula com referências relativas</w:t>
             </w:r>
-            <w:r>
-              <w:rPr>
-                <w:b/>
-                <w:color w:val="008000"/>
-              </w:rPr>
-              <w:t xml:space="preserve">  ✅ RESPOSTA CORRETA</w:t>
-            </w:r>
           </w:p>
           <w:p>
             <w:pPr>
@@ -2632,13 +2128,6 @@
               </w:rPr>
               <w:t>Fórmula em D2: =B2*C2. Ao copiar para D3, Excel AUTOMATICAMENTE ajusta para =B3*C3 (relativa). Ao copiar para D4, vira =B4*C4. Isto é CORRETO porque cada linha tem seus dados. Referências relativas são o padrão quando dados mudam por linha.</w:t>
             </w:r>
-            <w:r>
-              <w:rPr>
-                <w:b/>
-                <w:color w:val="008000"/>
-              </w:rPr>
-              <w:t xml:space="preserve">  ✅ RESPOSTA CORRETA</w:t>
-            </w:r>
           </w:p>
           <w:p>
             <w:pPr>
@@ -2660,13 +2149,6 @@
               </w:rPr>
               <w:t>Ao copiar a fórmula =B2*C2 de D2 para D3, qual será a nova fórmula?</w:t>
             </w:r>
-            <w:r>
-              <w:rPr>
-                <w:b/>
-                <w:color w:val="008000"/>
-              </w:rPr>
-              <w:t xml:space="preserve">  ✅ RESPOSTA CORRETA</w:t>
-            </w:r>
           </w:p>
           <w:p>
             <w:pPr>
@@ -2682,13 +2164,6 @@
               </w:rPr>
               <w:t>Alternativas:</w:t>
             </w:r>
-            <w:r>
-              <w:rPr>
-                <w:b/>
-                <w:color w:val="008000"/>
-              </w:rPr>
-              <w:t xml:space="preserve">  ✅ RESPOSTA CORRETA</w:t>
-            </w:r>
           </w:p>
           <w:p>
             <w:pPr>
@@ -2705,7 +2180,7 @@
               <w:rPr>
                 <w:sz w:val="22"/>
               </w:rPr>
-              <w:t>=B2*C2 (fica igual - relativa não funciona)  ✅ RESPOSTA CORRETA</w:t>
+              <w:t>=B2*C2 (fica igual - relativa não funciona)</w:t>
             </w:r>
             <w:r>
               <w:rPr>
@@ -2726,13 +2201,6 @@
               </w:rPr>
               <w:t>b) =B3*C3 (ajusta automaticamente - correto)</w:t>
             </w:r>
-            <w:r>
-              <w:rPr>
-                <w:b/>
-                <w:color w:val="008000"/>
-              </w:rPr>
-              <w:t xml:space="preserve">  ✅ RESPOSTA CORRETA</w:t>
-            </w:r>
           </w:p>
           <w:p>
             <w:pPr>
@@ -2745,13 +2213,6 @@
               </w:rPr>
               <w:t>c) =$B$2*$C$2 (fixa tudo - não é cópia relativa)</w:t>
             </w:r>
-            <w:r>
-              <w:rPr>
-                <w:b/>
-                <w:color w:val="008000"/>
-              </w:rPr>
-              <w:t xml:space="preserve">  ✅ RESPOSTA CORRETA</w:t>
-            </w:r>
           </w:p>
           <w:p>
             <w:pPr>
@@ -2764,13 +2225,6 @@
               </w:rPr>
               <w:t>d) =B2*C3 (mistura - erro de lógica)</w:t>
             </w:r>
-            <w:r>
-              <w:rPr>
-                <w:b/>
-                <w:color w:val="008000"/>
-              </w:rPr>
-              <w:t xml:space="preserve">  ✅ RESPOSTA CORRETA</w:t>
-            </w:r>
           </w:p>
           <w:p>
             <w:pPr>
@@ -2782,13 +2236,6 @@
                 <w:sz w:val="22"/>
               </w:rPr>
               <w:t>e) Erro (fórmula não pode ser copiada)</w:t>
-            </w:r>
-            <w:r>
-              <w:rPr>
-                <w:b/>
-                <w:color w:val="008000"/>
-              </w:rPr>
-              <w:t xml:space="preserve">  ✅ RESPOSTA CORRETA</w:t>
             </w:r>
           </w:p>
         </w:tc>
@@ -2863,13 +2310,6 @@
               </w:rPr>
               <w:t>Reconhecer formatação profissional de tabela</w:t>
             </w:r>
-            <w:r>
-              <w:rPr>
-                <w:b/>
-                <w:color w:val="008000"/>
-              </w:rPr>
-              <w:t xml:space="preserve">  ✅ RESPOSTA CORRETA</w:t>
-            </w:r>
           </w:p>
           <w:p>
             <w:pPr>
@@ -2891,13 +2331,6 @@
               </w:rPr>
               <w:t>Uma planilha profissional tem: cabeçalhos em MAIÚSCULA (PRODUTO, QUANTIDADE...), fundo cinza ou azul, texto branco ou escuro, bordas pretas bem definidas, alinhamento consistente (texto à esquerda, números à direita). Isto transmite credibilidade ao gerente ou cliente que recebe o relatório.</w:t>
             </w:r>
-            <w:r>
-              <w:rPr>
-                <w:b/>
-                <w:color w:val="008000"/>
-              </w:rPr>
-              <w:t xml:space="preserve">  ✅ RESPOSTA CORRETA</w:t>
-            </w:r>
           </w:p>
           <w:p>
             <w:pPr>
@@ -2919,13 +2352,6 @@
               </w:rPr>
               <w:t>Qual formatação NÃO é mencionada como padrão profissional?</w:t>
             </w:r>
-            <w:r>
-              <w:rPr>
-                <w:b/>
-                <w:color w:val="008000"/>
-              </w:rPr>
-              <w:t xml:space="preserve">  ✅ RESPOSTA CORRETA</w:t>
-            </w:r>
           </w:p>
           <w:p>
             <w:pPr>
@@ -2941,13 +2367,6 @@
               </w:rPr>
               <w:t>Alternativas:</w:t>
             </w:r>
-            <w:r>
-              <w:rPr>
-                <w:b/>
-                <w:color w:val="008000"/>
-              </w:rPr>
-              <w:t xml:space="preserve">  ✅ RESPOSTA CORRETA</w:t>
-            </w:r>
           </w:p>
           <w:p>
             <w:pPr>
@@ -2964,7 +2383,7 @@
               <w:rPr>
                 <w:sz w:val="22"/>
               </w:rPr>
-              <w:t>Cabeçalhos em MAIÚSCULA  ✅ RESPOSTA CORRETA</w:t>
+              <w:t>Cabeçalhos em MAIÚSCULA</w:t>
             </w:r>
             <w:r>
               <w:rPr>
@@ -2985,13 +2404,6 @@
               </w:rPr>
               <w:t>b) Fundo cinza ou colorido</w:t>
             </w:r>
-            <w:r>
-              <w:rPr>
-                <w:b/>
-                <w:color w:val="008000"/>
-              </w:rPr>
-              <w:t xml:space="preserve">  ✅ RESPOSTA CORRETA</w:t>
-            </w:r>
           </w:p>
           <w:p>
             <w:pPr>
@@ -3004,13 +2416,6 @@
               </w:rPr>
               <w:t>c) Texto branco ou escuro</w:t>
             </w:r>
-            <w:r>
-              <w:rPr>
-                <w:b/>
-                <w:color w:val="008000"/>
-              </w:rPr>
-              <w:t xml:space="preserve">  ✅ RESPOSTA CORRETA</w:t>
-            </w:r>
           </w:p>
           <w:p>
             <w:pPr>
@@ -3023,13 +2428,6 @@
               </w:rPr>
               <w:t>d) Negrito E Itálico SIMULTÂNEO em todas as células</w:t>
             </w:r>
-            <w:r>
-              <w:rPr>
-                <w:b/>
-                <w:color w:val="008000"/>
-              </w:rPr>
-              <w:t xml:space="preserve">  ✅ RESPOSTA CORRETA</w:t>
-            </w:r>
           </w:p>
           <w:p>
             <w:pPr>
@@ -3041,13 +2439,6 @@
                 <w:sz w:val="22"/>
               </w:rPr>
               <w:t>e) Bordas pretas bem definidas</w:t>
-            </w:r>
-            <w:r>
-              <w:rPr>
-                <w:b/>
-                <w:color w:val="008000"/>
-              </w:rPr>
-              <w:t xml:space="preserve">  ✅ RESPOSTA CORRETA</w:t>
             </w:r>
           </w:p>
         </w:tc>
@@ -3122,13 +2513,6 @@
               </w:rPr>
               <w:t>Integrar múltiplas funções em análise de vendas</w:t>
             </w:r>
-            <w:r>
-              <w:rPr>
-                <w:b/>
-                <w:color w:val="008000"/>
-              </w:rPr>
-              <w:t xml:space="preserve">  ✅ RESPOSTA CORRETA</w:t>
-            </w:r>
           </w:p>
           <w:p>
             <w:pPr>
@@ -3150,13 +2534,6 @@
               </w:rPr>
               <w:t>Workflow correto: 1) Preparar dados (cabeçalhos, 5 produtos), 2) Inserir fórmulas de total por produto (×), 3) Somar total geral (SOMA), 4) Calcular percentuais de cada produto, 5) Criar tabela de métricas (MÁXIMO, MÍNIMO, MÉDIA), 6) Formatar tudo profissionalmente (cores, fontes, bordas). Esta sequência garante que dados são primeiro calculados, depois apresentados.</w:t>
             </w:r>
-            <w:r>
-              <w:rPr>
-                <w:b/>
-                <w:color w:val="008000"/>
-              </w:rPr>
-              <w:t xml:space="preserve">  ✅ RESPOSTA CORRETA</w:t>
-            </w:r>
           </w:p>
           <w:p>
             <w:pPr>
@@ -3178,13 +2555,6 @@
               </w:rPr>
               <w:t>Qual é a sequência CORRETA de trabalho no Excel?</w:t>
             </w:r>
-            <w:r>
-              <w:rPr>
-                <w:b/>
-                <w:color w:val="008000"/>
-              </w:rPr>
-              <w:t xml:space="preserve">  ✅ RESPOSTA CORRETA</w:t>
-            </w:r>
           </w:p>
           <w:p>
             <w:pPr>
@@ -3200,13 +2570,6 @@
               </w:rPr>
               <w:t>Alternativas:</w:t>
             </w:r>
-            <w:r>
-              <w:rPr>
-                <w:b/>
-                <w:color w:val="008000"/>
-              </w:rPr>
-              <w:t xml:space="preserve">  ✅ RESPOSTA CORRETA</w:t>
-            </w:r>
           </w:p>
           <w:p>
             <w:pPr>
@@ -3223,7 +2586,7 @@
               <w:rPr>
                 <w:sz w:val="22"/>
               </w:rPr>
-              <w:t>Formatação → Dados → Fórmulas (estético primeiro - errado)  ✅ RESPOSTA CORRETA</w:t>
+              <w:t>Formatação → Dados → Fórmulas (estético primeiro - errado)</w:t>
             </w:r>
             <w:r>
               <w:rPr>
@@ -3244,13 +2607,6 @@
               </w:rPr>
               <w:t>b) Dados → Fórmulas → Formatação (correto)</w:t>
             </w:r>
-            <w:r>
-              <w:rPr>
-                <w:b/>
-                <w:color w:val="008000"/>
-              </w:rPr>
-              <w:t xml:space="preserve">  ✅ RESPOSTA CORRETA</w:t>
-            </w:r>
           </w:p>
           <w:p>
             <w:pPr>
@@ -3263,13 +2619,6 @@
               </w:rPr>
               <w:t>c) Fórmulas → Dados → Formatação (fórmulas antes de dados - errado)</w:t>
             </w:r>
-            <w:r>
-              <w:rPr>
-                <w:b/>
-                <w:color w:val="008000"/>
-              </w:rPr>
-              <w:t xml:space="preserve">  ✅ RESPOSTA CORRETA</w:t>
-            </w:r>
           </w:p>
           <w:p>
             <w:pPr>
@@ -3282,13 +2631,6 @@
               </w:rPr>
               <w:t>d) Tudo ao mesmo tempo (confuso e propenso a erros)</w:t>
             </w:r>
-            <w:r>
-              <w:rPr>
-                <w:b/>
-                <w:color w:val="008000"/>
-              </w:rPr>
-              <w:t xml:space="preserve">  ✅ RESPOSTA CORRETA</w:t>
-            </w:r>
           </w:p>
           <w:p>
             <w:pPr>
@@ -3300,13 +2642,6 @@
                 <w:sz w:val="22"/>
               </w:rPr>
               <w:t>e) Não importa a ordem (mito popular)</w:t>
-            </w:r>
-            <w:r>
-              <w:rPr>
-                <w:b/>
-                <w:color w:val="008000"/>
-              </w:rPr>
-              <w:t xml:space="preserve">  ✅ RESPOSTA CORRETA</w:t>
             </w:r>
           </w:p>
         </w:tc>

--- a/MATERIAIS/GESTAO_E_CONTROLE_MATERIAIS/ANALISE_DADOS_APLICADA_GESTAO/ATIVIDADES/GABARITO-ATIVIDADE-02-CONCEITOS-FUNDAMENTOS-EXCEL.docx
+++ b/MATERIAIS/GESTAO_E_CONTROLE_MATERIAIS/ANALISE_DADOS_APLICADA_GESTAO/ATIVIDADES/GABARITO-ATIVIDADE-02-CONCEITOS-FUNDAMENTOS-EXCEL.docx
@@ -2653,2131 +2653,18 @@
       </w:pPr>
     </w:p>
     <w:p/>
-    <w:p>
-      <w:pPr>
-        <w:jc w:val="center"/>
-      </w:pPr>
-      <w:r>
-        <w:rPr>
-          <w:b/>
-          <w:sz w:val="28"/>
-        </w:rPr>
-        <w:t>GABARITO COMPLETO</w:t>
-      </w:r>
-    </w:p>
-    <w:tbl>
-      <w:tblPr>
-        <w:tblStyle w:val="LightGrid-Accent1"/>
-        <w:tblW w:type="auto" w:w="0"/>
-        <w:tblLook w:firstColumn="1" w:firstRow="1" w:lastColumn="0" w:lastRow="0" w:noHBand="0" w:noVBand="1" w:val="04A0"/>
-      </w:tblPr>
-      <w:tblGrid>
-        <w:gridCol w:w="840"/>
-        <w:gridCol w:w="840"/>
-        <w:gridCol w:w="840"/>
-        <w:gridCol w:w="840"/>
-        <w:gridCol w:w="840"/>
-        <w:gridCol w:w="840"/>
-        <w:gridCol w:w="840"/>
-        <w:gridCol w:w="840"/>
-        <w:gridCol w:w="840"/>
-        <w:gridCol w:w="840"/>
-        <w:gridCol w:w="840"/>
-        <w:gridCol w:w="840"/>
-      </w:tblGrid>
-      <w:tr>
-        <w:tc>
-          <w:tcPr>
-            <w:tcW w:type="dxa" w:w="840"/>
-          </w:tcPr>
-          <w:p>
-            <w:pPr>
-              <w:jc w:val="center"/>
-            </w:pPr>
-            <w:r>
-              <w:t>Q1</w:t>
-            </w:r>
-          </w:p>
-        </w:tc>
-        <w:tc>
-          <w:tcPr>
-            <w:tcW w:type="dxa" w:w="840"/>
-          </w:tcPr>
-          <w:p>
-            <w:pPr>
-              <w:jc w:val="center"/>
-            </w:pPr>
-            <w:r>
-              <w:t>Q2</w:t>
-            </w:r>
-          </w:p>
-        </w:tc>
-        <w:tc>
-          <w:tcPr>
-            <w:tcW w:type="dxa" w:w="840"/>
-          </w:tcPr>
-          <w:p>
-            <w:pPr>
-              <w:jc w:val="center"/>
-            </w:pPr>
-            <w:r>
-              <w:t>Q3</w:t>
-            </w:r>
-          </w:p>
-        </w:tc>
-        <w:tc>
-          <w:tcPr>
-            <w:tcW w:type="dxa" w:w="840"/>
-          </w:tcPr>
-          <w:p>
-            <w:pPr>
-              <w:jc w:val="center"/>
-            </w:pPr>
-            <w:r>
-              <w:t>Q4</w:t>
-            </w:r>
-          </w:p>
-        </w:tc>
-        <w:tc>
-          <w:tcPr>
-            <w:tcW w:type="dxa" w:w="840"/>
-          </w:tcPr>
-          <w:p>
-            <w:pPr>
-              <w:jc w:val="center"/>
-            </w:pPr>
-            <w:r>
-              <w:t>Q5</w:t>
-            </w:r>
-          </w:p>
-        </w:tc>
-        <w:tc>
-          <w:tcPr>
-            <w:tcW w:type="dxa" w:w="840"/>
-          </w:tcPr>
-          <w:p>
-            <w:pPr>
-              <w:jc w:val="center"/>
-            </w:pPr>
-            <w:r>
-              <w:t>Q6</w:t>
-            </w:r>
-          </w:p>
-        </w:tc>
-        <w:tc>
-          <w:tcPr>
-            <w:tcW w:type="dxa" w:w="840"/>
-          </w:tcPr>
-          <w:p>
-            <w:pPr>
-              <w:jc w:val="center"/>
-            </w:pPr>
-            <w:r>
-              <w:t>Q7</w:t>
-            </w:r>
-          </w:p>
-        </w:tc>
-        <w:tc>
-          <w:tcPr>
-            <w:tcW w:type="dxa" w:w="840"/>
-          </w:tcPr>
-          <w:p>
-            <w:pPr>
-              <w:jc w:val="center"/>
-            </w:pPr>
-            <w:r>
-              <w:t>Q8</w:t>
-            </w:r>
-          </w:p>
-        </w:tc>
-        <w:tc>
-          <w:tcPr>
-            <w:tcW w:type="dxa" w:w="840"/>
-          </w:tcPr>
-          <w:p>
-            <w:pPr>
-              <w:jc w:val="center"/>
-            </w:pPr>
-            <w:r>
-              <w:t>Q9</w:t>
-            </w:r>
-          </w:p>
-        </w:tc>
-        <w:tc>
-          <w:tcPr>
-            <w:tcW w:type="dxa" w:w="840"/>
-          </w:tcPr>
-          <w:p>
-            <w:pPr>
-              <w:jc w:val="center"/>
-            </w:pPr>
-            <w:r>
-              <w:t>Q10</w:t>
-            </w:r>
-          </w:p>
-        </w:tc>
-        <w:tc>
-          <w:tcPr>
-            <w:tcW w:type="dxa" w:w="840"/>
-          </w:tcPr>
-          <w:p>
-            <w:pPr>
-              <w:jc w:val="center"/>
-            </w:pPr>
-            <w:r>
-              <w:t>Q11</w:t>
-            </w:r>
-          </w:p>
-        </w:tc>
-        <w:tc>
-          <w:tcPr>
-            <w:tcW w:type="dxa" w:w="840"/>
-          </w:tcPr>
-          <w:p>
-            <w:pPr>
-              <w:jc w:val="center"/>
-            </w:pPr>
-            <w:r>
-              <w:t>Q12</w:t>
-            </w:r>
-          </w:p>
-        </w:tc>
-      </w:tr>
-      <w:tr>
-        <w:tc>
-          <w:tcPr>
-            <w:tcW w:type="dxa" w:w="840"/>
-          </w:tcPr>
-          <w:p>
-            <w:pPr>
-              <w:jc w:val="center"/>
-            </w:pPr>
-            <w:r>
-              <w:rPr>
-                <w:b/>
-                <w:color w:val="008000"/>
-              </w:rPr>
-              <w:t>E</w:t>
-            </w:r>
-          </w:p>
-        </w:tc>
-        <w:tc>
-          <w:tcPr>
-            <w:tcW w:type="dxa" w:w="840"/>
-          </w:tcPr>
-          <w:p>
-            <w:pPr>
-              <w:jc w:val="center"/>
-            </w:pPr>
-            <w:r>
-              <w:rPr>
-                <w:b/>
-                <w:color w:val="008000"/>
-              </w:rPr>
-              <w:t>A</w:t>
-            </w:r>
-          </w:p>
-        </w:tc>
-        <w:tc>
-          <w:tcPr>
-            <w:tcW w:type="dxa" w:w="840"/>
-          </w:tcPr>
-          <w:p>
-            <w:pPr>
-              <w:jc w:val="center"/>
-            </w:pPr>
-            <w:r>
-              <w:rPr>
-                <w:b/>
-                <w:color w:val="008000"/>
-              </w:rPr>
-              <w:t>A</w:t>
-            </w:r>
-          </w:p>
-        </w:tc>
-        <w:tc>
-          <w:tcPr>
-            <w:tcW w:type="dxa" w:w="840"/>
-          </w:tcPr>
-          <w:p>
-            <w:pPr>
-              <w:jc w:val="center"/>
-            </w:pPr>
-            <w:r>
-              <w:rPr>
-                <w:b/>
-                <w:color w:val="008000"/>
-              </w:rPr>
-              <w:t>A</w:t>
-            </w:r>
-          </w:p>
-        </w:tc>
-        <w:tc>
-          <w:tcPr>
-            <w:tcW w:type="dxa" w:w="840"/>
-          </w:tcPr>
-          <w:p>
-            <w:pPr>
-              <w:jc w:val="center"/>
-            </w:pPr>
-            <w:r>
-              <w:rPr>
-                <w:b/>
-                <w:color w:val="008000"/>
-              </w:rPr>
-              <w:t>E</w:t>
-            </w:r>
-          </w:p>
-        </w:tc>
-        <w:tc>
-          <w:tcPr>
-            <w:tcW w:type="dxa" w:w="840"/>
-          </w:tcPr>
-          <w:p>
-            <w:pPr>
-              <w:jc w:val="center"/>
-            </w:pPr>
-            <w:r>
-              <w:rPr>
-                <w:b/>
-                <w:color w:val="008000"/>
-              </w:rPr>
-              <w:t>A</w:t>
-            </w:r>
-          </w:p>
-        </w:tc>
-        <w:tc>
-          <w:tcPr>
-            <w:tcW w:type="dxa" w:w="840"/>
-          </w:tcPr>
-          <w:p>
-            <w:pPr>
-              <w:jc w:val="center"/>
-            </w:pPr>
-            <w:r>
-              <w:rPr>
-                <w:b/>
-                <w:color w:val="008000"/>
-              </w:rPr>
-              <w:t>A</w:t>
-            </w:r>
-          </w:p>
-        </w:tc>
-        <w:tc>
-          <w:tcPr>
-            <w:tcW w:type="dxa" w:w="840"/>
-          </w:tcPr>
-          <w:p>
-            <w:pPr>
-              <w:jc w:val="center"/>
-            </w:pPr>
-            <w:r>
-              <w:rPr>
-                <w:b/>
-                <w:color w:val="008000"/>
-              </w:rPr>
-              <w:t>A</w:t>
-            </w:r>
-          </w:p>
-        </w:tc>
-        <w:tc>
-          <w:tcPr>
-            <w:tcW w:type="dxa" w:w="840"/>
-          </w:tcPr>
-          <w:p>
-            <w:pPr>
-              <w:jc w:val="center"/>
-            </w:pPr>
-            <w:r>
-              <w:rPr>
-                <w:b/>
-                <w:color w:val="008000"/>
-              </w:rPr>
-              <w:t>A</w:t>
-            </w:r>
-          </w:p>
-        </w:tc>
-        <w:tc>
-          <w:tcPr>
-            <w:tcW w:type="dxa" w:w="840"/>
-          </w:tcPr>
-          <w:p>
-            <w:pPr>
-              <w:jc w:val="center"/>
-            </w:pPr>
-            <w:r>
-              <w:rPr>
-                <w:b/>
-                <w:color w:val="008000"/>
-              </w:rPr>
-              <w:t>A</w:t>
-            </w:r>
-          </w:p>
-        </w:tc>
-        <w:tc>
-          <w:tcPr>
-            <w:tcW w:type="dxa" w:w="840"/>
-          </w:tcPr>
-          <w:p>
-            <w:pPr>
-              <w:jc w:val="center"/>
-            </w:pPr>
-            <w:r>
-              <w:rPr>
-                <w:b/>
-                <w:color w:val="008000"/>
-              </w:rPr>
-              <w:t>A</w:t>
-            </w:r>
-          </w:p>
-        </w:tc>
-        <w:tc>
-          <w:tcPr>
-            <w:tcW w:type="dxa" w:w="840"/>
-          </w:tcPr>
-          <w:p>
-            <w:pPr>
-              <w:jc w:val="center"/>
-            </w:pPr>
-            <w:r>
-              <w:rPr>
-                <w:b/>
-                <w:color w:val="008000"/>
-              </w:rPr>
-              <w:t>A</w:t>
-            </w:r>
-          </w:p>
-        </w:tc>
-      </w:tr>
-    </w:tbl>
     <w:p/>
     <w:p/>
-    <w:p>
-      <w:pPr>
-        <w:jc w:val="center"/>
-      </w:pPr>
-      <w:r>
-        <w:rPr>
-          <w:b/>
-          <w:sz w:val="28"/>
-        </w:rPr>
-        <w:t>GABARITO COMPLETO</w:t>
-      </w:r>
-    </w:p>
-    <w:tbl>
-      <w:tblPr>
-        <w:tblStyle w:val="LightGrid-Accent1"/>
-        <w:tblW w:type="auto" w:w="0"/>
-        <w:tblLook w:firstColumn="1" w:firstRow="1" w:lastColumn="0" w:lastRow="0" w:noHBand="0" w:noVBand="1" w:val="04A0"/>
-      </w:tblPr>
-      <w:tblGrid>
-        <w:gridCol w:w="840"/>
-        <w:gridCol w:w="840"/>
-        <w:gridCol w:w="840"/>
-        <w:gridCol w:w="840"/>
-        <w:gridCol w:w="840"/>
-        <w:gridCol w:w="840"/>
-        <w:gridCol w:w="840"/>
-        <w:gridCol w:w="840"/>
-        <w:gridCol w:w="840"/>
-        <w:gridCol w:w="840"/>
-        <w:gridCol w:w="840"/>
-        <w:gridCol w:w="840"/>
-      </w:tblGrid>
-      <w:tr>
-        <w:tc>
-          <w:tcPr>
-            <w:tcW w:type="dxa" w:w="840"/>
-          </w:tcPr>
-          <w:p>
-            <w:pPr>
-              <w:jc w:val="center"/>
-            </w:pPr>
-            <w:r>
-              <w:rPr>
-                <w:b/>
-              </w:rPr>
-              <w:t>Q1</w:t>
-            </w:r>
-          </w:p>
-        </w:tc>
-        <w:tc>
-          <w:tcPr>
-            <w:tcW w:type="dxa" w:w="840"/>
-          </w:tcPr>
-          <w:p>
-            <w:pPr>
-              <w:jc w:val="center"/>
-            </w:pPr>
-            <w:r>
-              <w:rPr>
-                <w:b/>
-              </w:rPr>
-              <w:t>Q2</w:t>
-            </w:r>
-          </w:p>
-        </w:tc>
-        <w:tc>
-          <w:tcPr>
-            <w:tcW w:type="dxa" w:w="840"/>
-          </w:tcPr>
-          <w:p>
-            <w:pPr>
-              <w:jc w:val="center"/>
-            </w:pPr>
-            <w:r>
-              <w:rPr>
-                <w:b/>
-              </w:rPr>
-              <w:t>Q3</w:t>
-            </w:r>
-          </w:p>
-        </w:tc>
-        <w:tc>
-          <w:tcPr>
-            <w:tcW w:type="dxa" w:w="840"/>
-          </w:tcPr>
-          <w:p>
-            <w:pPr>
-              <w:jc w:val="center"/>
-            </w:pPr>
-            <w:r>
-              <w:rPr>
-                <w:b/>
-              </w:rPr>
-              <w:t>Q4</w:t>
-            </w:r>
-          </w:p>
-        </w:tc>
-        <w:tc>
-          <w:tcPr>
-            <w:tcW w:type="dxa" w:w="840"/>
-          </w:tcPr>
-          <w:p>
-            <w:pPr>
-              <w:jc w:val="center"/>
-            </w:pPr>
-            <w:r>
-              <w:rPr>
-                <w:b/>
-              </w:rPr>
-              <w:t>Q5</w:t>
-            </w:r>
-          </w:p>
-        </w:tc>
-        <w:tc>
-          <w:tcPr>
-            <w:tcW w:type="dxa" w:w="840"/>
-          </w:tcPr>
-          <w:p>
-            <w:pPr>
-              <w:jc w:val="center"/>
-            </w:pPr>
-            <w:r>
-              <w:rPr>
-                <w:b/>
-              </w:rPr>
-              <w:t>Q6</w:t>
-            </w:r>
-          </w:p>
-        </w:tc>
-        <w:tc>
-          <w:tcPr>
-            <w:tcW w:type="dxa" w:w="840"/>
-          </w:tcPr>
-          <w:p>
-            <w:pPr>
-              <w:jc w:val="center"/>
-            </w:pPr>
-            <w:r>
-              <w:rPr>
-                <w:b/>
-              </w:rPr>
-              <w:t>Q7</w:t>
-            </w:r>
-          </w:p>
-        </w:tc>
-        <w:tc>
-          <w:tcPr>
-            <w:tcW w:type="dxa" w:w="840"/>
-          </w:tcPr>
-          <w:p>
-            <w:pPr>
-              <w:jc w:val="center"/>
-            </w:pPr>
-            <w:r>
-              <w:rPr>
-                <w:b/>
-              </w:rPr>
-              <w:t>Q8</w:t>
-            </w:r>
-          </w:p>
-        </w:tc>
-        <w:tc>
-          <w:tcPr>
-            <w:tcW w:type="dxa" w:w="840"/>
-          </w:tcPr>
-          <w:p>
-            <w:pPr>
-              <w:jc w:val="center"/>
-            </w:pPr>
-            <w:r>
-              <w:rPr>
-                <w:b/>
-              </w:rPr>
-              <w:t>Q9</w:t>
-            </w:r>
-          </w:p>
-        </w:tc>
-        <w:tc>
-          <w:tcPr>
-            <w:tcW w:type="dxa" w:w="840"/>
-          </w:tcPr>
-          <w:p>
-            <w:pPr>
-              <w:jc w:val="center"/>
-            </w:pPr>
-            <w:r>
-              <w:rPr>
-                <w:b/>
-              </w:rPr>
-              <w:t>Q10</w:t>
-            </w:r>
-          </w:p>
-        </w:tc>
-        <w:tc>
-          <w:tcPr>
-            <w:tcW w:type="dxa" w:w="840"/>
-          </w:tcPr>
-          <w:p>
-            <w:pPr>
-              <w:jc w:val="center"/>
-            </w:pPr>
-            <w:r>
-              <w:rPr>
-                <w:b/>
-              </w:rPr>
-              <w:t>Q11</w:t>
-            </w:r>
-          </w:p>
-        </w:tc>
-        <w:tc>
-          <w:tcPr>
-            <w:tcW w:type="dxa" w:w="840"/>
-          </w:tcPr>
-          <w:p>
-            <w:pPr>
-              <w:jc w:val="center"/>
-            </w:pPr>
-            <w:r>
-              <w:rPr>
-                <w:b/>
-              </w:rPr>
-              <w:t>Q12</w:t>
-            </w:r>
-          </w:p>
-        </w:tc>
-      </w:tr>
-      <w:tr>
-        <w:tc>
-          <w:tcPr>
-            <w:tcW w:type="dxa" w:w="840"/>
-          </w:tcPr>
-          <w:p>
-            <w:pPr>
-              <w:jc w:val="center"/>
-            </w:pPr>
-            <w:r>
-              <w:rPr>
-                <w:b/>
-              </w:rPr>
-              <w:t>E</w:t>
-            </w:r>
-          </w:p>
-        </w:tc>
-        <w:tc>
-          <w:tcPr>
-            <w:tcW w:type="dxa" w:w="840"/>
-          </w:tcPr>
-          <w:p>
-            <w:pPr>
-              <w:jc w:val="center"/>
-            </w:pPr>
-            <w:r>
-              <w:rPr>
-                <w:b/>
-              </w:rPr>
-              <w:t>A</w:t>
-            </w:r>
-          </w:p>
-        </w:tc>
-        <w:tc>
-          <w:tcPr>
-            <w:tcW w:type="dxa" w:w="840"/>
-          </w:tcPr>
-          <w:p>
-            <w:pPr>
-              <w:jc w:val="center"/>
-            </w:pPr>
-            <w:r>
-              <w:rPr>
-                <w:b/>
-              </w:rPr>
-              <w:t>A</w:t>
-            </w:r>
-          </w:p>
-        </w:tc>
-        <w:tc>
-          <w:tcPr>
-            <w:tcW w:type="dxa" w:w="840"/>
-          </w:tcPr>
-          <w:p>
-            <w:pPr>
-              <w:jc w:val="center"/>
-            </w:pPr>
-            <w:r>
-              <w:rPr>
-                <w:b/>
-              </w:rPr>
-              <w:t>A</w:t>
-            </w:r>
-          </w:p>
-        </w:tc>
-        <w:tc>
-          <w:tcPr>
-            <w:tcW w:type="dxa" w:w="840"/>
-          </w:tcPr>
-          <w:p>
-            <w:pPr>
-              <w:jc w:val="center"/>
-            </w:pPr>
-            <w:r>
-              <w:rPr>
-                <w:b/>
-              </w:rPr>
-              <w:t>E</w:t>
-            </w:r>
-          </w:p>
-        </w:tc>
-        <w:tc>
-          <w:tcPr>
-            <w:tcW w:type="dxa" w:w="840"/>
-          </w:tcPr>
-          <w:p>
-            <w:pPr>
-              <w:jc w:val="center"/>
-            </w:pPr>
-            <w:r>
-              <w:rPr>
-                <w:b/>
-              </w:rPr>
-              <w:t>A</w:t>
-            </w:r>
-          </w:p>
-        </w:tc>
-        <w:tc>
-          <w:tcPr>
-            <w:tcW w:type="dxa" w:w="840"/>
-          </w:tcPr>
-          <w:p>
-            <w:pPr>
-              <w:jc w:val="center"/>
-            </w:pPr>
-            <w:r>
-              <w:rPr>
-                <w:b/>
-              </w:rPr>
-              <w:t>A</w:t>
-            </w:r>
-          </w:p>
-        </w:tc>
-        <w:tc>
-          <w:tcPr>
-            <w:tcW w:type="dxa" w:w="840"/>
-          </w:tcPr>
-          <w:p>
-            <w:pPr>
-              <w:jc w:val="center"/>
-            </w:pPr>
-            <w:r>
-              <w:rPr>
-                <w:b/>
-              </w:rPr>
-              <w:t>A</w:t>
-            </w:r>
-          </w:p>
-        </w:tc>
-        <w:tc>
-          <w:tcPr>
-            <w:tcW w:type="dxa" w:w="840"/>
-          </w:tcPr>
-          <w:p>
-            <w:pPr>
-              <w:jc w:val="center"/>
-            </w:pPr>
-            <w:r>
-              <w:rPr>
-                <w:b/>
-              </w:rPr>
-              <w:t>A</w:t>
-            </w:r>
-          </w:p>
-        </w:tc>
-        <w:tc>
-          <w:tcPr>
-            <w:tcW w:type="dxa" w:w="840"/>
-          </w:tcPr>
-          <w:p>
-            <w:pPr>
-              <w:jc w:val="center"/>
-            </w:pPr>
-            <w:r>
-              <w:rPr>
-                <w:b/>
-              </w:rPr>
-              <w:t>A</w:t>
-            </w:r>
-          </w:p>
-        </w:tc>
-        <w:tc>
-          <w:tcPr>
-            <w:tcW w:type="dxa" w:w="840"/>
-          </w:tcPr>
-          <w:p>
-            <w:pPr>
-              <w:jc w:val="center"/>
-            </w:pPr>
-            <w:r>
-              <w:rPr>
-                <w:b/>
-              </w:rPr>
-              <w:t>A</w:t>
-            </w:r>
-          </w:p>
-        </w:tc>
-        <w:tc>
-          <w:tcPr>
-            <w:tcW w:type="dxa" w:w="840"/>
-          </w:tcPr>
-          <w:p>
-            <w:pPr>
-              <w:jc w:val="center"/>
-            </w:pPr>
-            <w:r>
-              <w:rPr>
-                <w:b/>
-              </w:rPr>
-              <w:t>A</w:t>
-            </w:r>
-          </w:p>
-        </w:tc>
-      </w:tr>
-    </w:tbl>
     <w:p/>
     <w:p/>
-    <w:p>
-      <w:pPr>
-        <w:jc w:val="center"/>
-      </w:pPr>
-      <w:r>
-        <w:rPr>
-          <w:b/>
-          <w:sz w:val="28"/>
-        </w:rPr>
-        <w:t>GABARITO COMPLETO</w:t>
-      </w:r>
-    </w:p>
-    <w:tbl>
-      <w:tblPr>
-        <w:tblStyle w:val="LightGrid-Accent1"/>
-        <w:tblW w:type="auto" w:w="0"/>
-        <w:tblLook w:firstColumn="1" w:firstRow="1" w:lastColumn="0" w:lastRow="0" w:noHBand="0" w:noVBand="1" w:val="04A0"/>
-      </w:tblPr>
-      <w:tblGrid>
-        <w:gridCol w:w="840"/>
-        <w:gridCol w:w="840"/>
-        <w:gridCol w:w="840"/>
-        <w:gridCol w:w="840"/>
-        <w:gridCol w:w="840"/>
-        <w:gridCol w:w="840"/>
-        <w:gridCol w:w="840"/>
-        <w:gridCol w:w="840"/>
-        <w:gridCol w:w="840"/>
-        <w:gridCol w:w="840"/>
-        <w:gridCol w:w="840"/>
-        <w:gridCol w:w="840"/>
-      </w:tblGrid>
-      <w:tr>
-        <w:tc>
-          <w:tcPr>
-            <w:tcW w:type="dxa" w:w="840"/>
-          </w:tcPr>
-          <w:p>
-            <w:pPr>
-              <w:jc w:val="center"/>
-            </w:pPr>
-            <w:r>
-              <w:rPr>
-                <w:b/>
-              </w:rPr>
-              <w:t>Q1</w:t>
-            </w:r>
-          </w:p>
-        </w:tc>
-        <w:tc>
-          <w:tcPr>
-            <w:tcW w:type="dxa" w:w="840"/>
-          </w:tcPr>
-          <w:p>
-            <w:pPr>
-              <w:jc w:val="center"/>
-            </w:pPr>
-            <w:r>
-              <w:rPr>
-                <w:b/>
-              </w:rPr>
-              <w:t>Q2</w:t>
-            </w:r>
-          </w:p>
-        </w:tc>
-        <w:tc>
-          <w:tcPr>
-            <w:tcW w:type="dxa" w:w="840"/>
-          </w:tcPr>
-          <w:p>
-            <w:pPr>
-              <w:jc w:val="center"/>
-            </w:pPr>
-            <w:r>
-              <w:rPr>
-                <w:b/>
-              </w:rPr>
-              <w:t>Q3</w:t>
-            </w:r>
-          </w:p>
-        </w:tc>
-        <w:tc>
-          <w:tcPr>
-            <w:tcW w:type="dxa" w:w="840"/>
-          </w:tcPr>
-          <w:p>
-            <w:pPr>
-              <w:jc w:val="center"/>
-            </w:pPr>
-            <w:r>
-              <w:rPr>
-                <w:b/>
-              </w:rPr>
-              <w:t>Q4</w:t>
-            </w:r>
-          </w:p>
-        </w:tc>
-        <w:tc>
-          <w:tcPr>
-            <w:tcW w:type="dxa" w:w="840"/>
-          </w:tcPr>
-          <w:p>
-            <w:pPr>
-              <w:jc w:val="center"/>
-            </w:pPr>
-            <w:r>
-              <w:rPr>
-                <w:b/>
-              </w:rPr>
-              <w:t>Q5</w:t>
-            </w:r>
-          </w:p>
-        </w:tc>
-        <w:tc>
-          <w:tcPr>
-            <w:tcW w:type="dxa" w:w="840"/>
-          </w:tcPr>
-          <w:p>
-            <w:pPr>
-              <w:jc w:val="center"/>
-            </w:pPr>
-            <w:r>
-              <w:rPr>
-                <w:b/>
-              </w:rPr>
-              <w:t>Q6</w:t>
-            </w:r>
-          </w:p>
-        </w:tc>
-        <w:tc>
-          <w:tcPr>
-            <w:tcW w:type="dxa" w:w="840"/>
-          </w:tcPr>
-          <w:p>
-            <w:pPr>
-              <w:jc w:val="center"/>
-            </w:pPr>
-            <w:r>
-              <w:rPr>
-                <w:b/>
-              </w:rPr>
-              <w:t>Q7</w:t>
-            </w:r>
-          </w:p>
-        </w:tc>
-        <w:tc>
-          <w:tcPr>
-            <w:tcW w:type="dxa" w:w="840"/>
-          </w:tcPr>
-          <w:p>
-            <w:pPr>
-              <w:jc w:val="center"/>
-            </w:pPr>
-            <w:r>
-              <w:rPr>
-                <w:b/>
-              </w:rPr>
-              <w:t>Q8</w:t>
-            </w:r>
-          </w:p>
-        </w:tc>
-        <w:tc>
-          <w:tcPr>
-            <w:tcW w:type="dxa" w:w="840"/>
-          </w:tcPr>
-          <w:p>
-            <w:pPr>
-              <w:jc w:val="center"/>
-            </w:pPr>
-            <w:r>
-              <w:rPr>
-                <w:b/>
-              </w:rPr>
-              <w:t>Q9</w:t>
-            </w:r>
-          </w:p>
-        </w:tc>
-        <w:tc>
-          <w:tcPr>
-            <w:tcW w:type="dxa" w:w="840"/>
-          </w:tcPr>
-          <w:p>
-            <w:pPr>
-              <w:jc w:val="center"/>
-            </w:pPr>
-            <w:r>
-              <w:rPr>
-                <w:b/>
-              </w:rPr>
-              <w:t>Q10</w:t>
-            </w:r>
-          </w:p>
-        </w:tc>
-        <w:tc>
-          <w:tcPr>
-            <w:tcW w:type="dxa" w:w="840"/>
-          </w:tcPr>
-          <w:p>
-            <w:pPr>
-              <w:jc w:val="center"/>
-            </w:pPr>
-            <w:r>
-              <w:rPr>
-                <w:b/>
-              </w:rPr>
-              <w:t>Q11</w:t>
-            </w:r>
-          </w:p>
-        </w:tc>
-        <w:tc>
-          <w:tcPr>
-            <w:tcW w:type="dxa" w:w="840"/>
-          </w:tcPr>
-          <w:p>
-            <w:pPr>
-              <w:jc w:val="center"/>
-            </w:pPr>
-            <w:r>
-              <w:rPr>
-                <w:b/>
-              </w:rPr>
-              <w:t>Q12</w:t>
-            </w:r>
-          </w:p>
-        </w:tc>
-      </w:tr>
-      <w:tr>
-        <w:tc>
-          <w:tcPr>
-            <w:tcW w:type="dxa" w:w="840"/>
-          </w:tcPr>
-          <w:p>
-            <w:pPr>
-              <w:jc w:val="center"/>
-            </w:pPr>
-            <w:r>
-              <w:rPr>
-                <w:b/>
-                <w:color w:val="008000"/>
-              </w:rPr>
-              <w:t>✅ E</w:t>
-            </w:r>
-          </w:p>
-        </w:tc>
-        <w:tc>
-          <w:tcPr>
-            <w:tcW w:type="dxa" w:w="840"/>
-          </w:tcPr>
-          <w:p>
-            <w:pPr>
-              <w:jc w:val="center"/>
-            </w:pPr>
-            <w:r>
-              <w:rPr>
-                <w:b/>
-                <w:color w:val="008000"/>
-              </w:rPr>
-              <w:t>✅ A</w:t>
-            </w:r>
-          </w:p>
-        </w:tc>
-        <w:tc>
-          <w:tcPr>
-            <w:tcW w:type="dxa" w:w="840"/>
-          </w:tcPr>
-          <w:p>
-            <w:pPr>
-              <w:jc w:val="center"/>
-            </w:pPr>
-            <w:r>
-              <w:rPr>
-                <w:b/>
-                <w:color w:val="008000"/>
-              </w:rPr>
-              <w:t>✅ A</w:t>
-            </w:r>
-          </w:p>
-        </w:tc>
-        <w:tc>
-          <w:tcPr>
-            <w:tcW w:type="dxa" w:w="840"/>
-          </w:tcPr>
-          <w:p>
-            <w:pPr>
-              <w:jc w:val="center"/>
-            </w:pPr>
-            <w:r>
-              <w:rPr>
-                <w:b/>
-                <w:color w:val="008000"/>
-              </w:rPr>
-              <w:t>✅ A</w:t>
-            </w:r>
-          </w:p>
-        </w:tc>
-        <w:tc>
-          <w:tcPr>
-            <w:tcW w:type="dxa" w:w="840"/>
-          </w:tcPr>
-          <w:p>
-            <w:pPr>
-              <w:jc w:val="center"/>
-            </w:pPr>
-            <w:r>
-              <w:rPr>
-                <w:b/>
-                <w:color w:val="008000"/>
-              </w:rPr>
-              <w:t>✅ E</w:t>
-            </w:r>
-          </w:p>
-        </w:tc>
-        <w:tc>
-          <w:tcPr>
-            <w:tcW w:type="dxa" w:w="840"/>
-          </w:tcPr>
-          <w:p>
-            <w:pPr>
-              <w:jc w:val="center"/>
-            </w:pPr>
-            <w:r>
-              <w:rPr>
-                <w:b/>
-                <w:color w:val="008000"/>
-              </w:rPr>
-              <w:t>✅ A</w:t>
-            </w:r>
-          </w:p>
-        </w:tc>
-        <w:tc>
-          <w:tcPr>
-            <w:tcW w:type="dxa" w:w="840"/>
-          </w:tcPr>
-          <w:p>
-            <w:pPr>
-              <w:jc w:val="center"/>
-            </w:pPr>
-            <w:r>
-              <w:rPr>
-                <w:b/>
-                <w:color w:val="008000"/>
-              </w:rPr>
-              <w:t>✅ A</w:t>
-            </w:r>
-          </w:p>
-        </w:tc>
-        <w:tc>
-          <w:tcPr>
-            <w:tcW w:type="dxa" w:w="840"/>
-          </w:tcPr>
-          <w:p>
-            <w:pPr>
-              <w:jc w:val="center"/>
-            </w:pPr>
-            <w:r>
-              <w:rPr>
-                <w:b/>
-                <w:color w:val="008000"/>
-              </w:rPr>
-              <w:t>✅ A</w:t>
-            </w:r>
-          </w:p>
-        </w:tc>
-        <w:tc>
-          <w:tcPr>
-            <w:tcW w:type="dxa" w:w="840"/>
-          </w:tcPr>
-          <w:p>
-            <w:pPr>
-              <w:jc w:val="center"/>
-            </w:pPr>
-            <w:r>
-              <w:rPr>
-                <w:b/>
-                <w:color w:val="008000"/>
-              </w:rPr>
-              <w:t>✅ A</w:t>
-            </w:r>
-          </w:p>
-        </w:tc>
-        <w:tc>
-          <w:tcPr>
-            <w:tcW w:type="dxa" w:w="840"/>
-          </w:tcPr>
-          <w:p>
-            <w:pPr>
-              <w:jc w:val="center"/>
-            </w:pPr>
-            <w:r>
-              <w:rPr>
-                <w:b/>
-                <w:color w:val="008000"/>
-              </w:rPr>
-              <w:t>✅ A</w:t>
-            </w:r>
-          </w:p>
-        </w:tc>
-        <w:tc>
-          <w:tcPr>
-            <w:tcW w:type="dxa" w:w="840"/>
-          </w:tcPr>
-          <w:p>
-            <w:pPr>
-              <w:jc w:val="center"/>
-            </w:pPr>
-            <w:r>
-              <w:rPr>
-                <w:b/>
-                <w:color w:val="008000"/>
-              </w:rPr>
-              <w:t>✅ A</w:t>
-            </w:r>
-          </w:p>
-        </w:tc>
-        <w:tc>
-          <w:tcPr>
-            <w:tcW w:type="dxa" w:w="840"/>
-          </w:tcPr>
-          <w:p>
-            <w:pPr>
-              <w:jc w:val="center"/>
-            </w:pPr>
-            <w:r>
-              <w:rPr>
-                <w:b/>
-                <w:color w:val="008000"/>
-              </w:rPr>
-              <w:t>✅ A</w:t>
-            </w:r>
-          </w:p>
-        </w:tc>
-      </w:tr>
-    </w:tbl>
     <w:p/>
     <w:p/>
-    <w:p>
-      <w:pPr>
-        <w:jc w:val="center"/>
-      </w:pPr>
-      <w:r>
-        <w:rPr>
-          <w:b/>
-          <w:sz w:val="28"/>
-        </w:rPr>
-        <w:t>GABARITO COMPLETO</w:t>
-      </w:r>
-    </w:p>
-    <w:tbl>
-      <w:tblPr>
-        <w:tblStyle w:val="LightGrid-Accent1"/>
-        <w:tblW w:type="auto" w:w="0"/>
-        <w:tblLook w:firstColumn="1" w:firstRow="1" w:lastColumn="0" w:lastRow="0" w:noHBand="0" w:noVBand="1" w:val="04A0"/>
-      </w:tblPr>
-      <w:tblGrid>
-        <w:gridCol w:w="840"/>
-        <w:gridCol w:w="840"/>
-        <w:gridCol w:w="840"/>
-        <w:gridCol w:w="840"/>
-        <w:gridCol w:w="840"/>
-        <w:gridCol w:w="840"/>
-        <w:gridCol w:w="840"/>
-        <w:gridCol w:w="840"/>
-        <w:gridCol w:w="840"/>
-        <w:gridCol w:w="840"/>
-        <w:gridCol w:w="840"/>
-        <w:gridCol w:w="840"/>
-      </w:tblGrid>
-      <w:tr>
-        <w:tc>
-          <w:tcPr>
-            <w:tcW w:type="dxa" w:w="840"/>
-          </w:tcPr>
-          <w:p>
-            <w:pPr>
-              <w:jc w:val="center"/>
-            </w:pPr>
-            <w:r>
-              <w:rPr>
-                <w:b/>
-              </w:rPr>
-              <w:t>Q1</w:t>
-            </w:r>
-          </w:p>
-        </w:tc>
-        <w:tc>
-          <w:tcPr>
-            <w:tcW w:type="dxa" w:w="840"/>
-          </w:tcPr>
-          <w:p>
-            <w:pPr>
-              <w:jc w:val="center"/>
-            </w:pPr>
-            <w:r>
-              <w:rPr>
-                <w:b/>
-              </w:rPr>
-              <w:t>Q2</w:t>
-            </w:r>
-          </w:p>
-        </w:tc>
-        <w:tc>
-          <w:tcPr>
-            <w:tcW w:type="dxa" w:w="840"/>
-          </w:tcPr>
-          <w:p>
-            <w:pPr>
-              <w:jc w:val="center"/>
-            </w:pPr>
-            <w:r>
-              <w:rPr>
-                <w:b/>
-              </w:rPr>
-              <w:t>Q3</w:t>
-            </w:r>
-          </w:p>
-        </w:tc>
-        <w:tc>
-          <w:tcPr>
-            <w:tcW w:type="dxa" w:w="840"/>
-          </w:tcPr>
-          <w:p>
-            <w:pPr>
-              <w:jc w:val="center"/>
-            </w:pPr>
-            <w:r>
-              <w:rPr>
-                <w:b/>
-              </w:rPr>
-              <w:t>Q4</w:t>
-            </w:r>
-          </w:p>
-        </w:tc>
-        <w:tc>
-          <w:tcPr>
-            <w:tcW w:type="dxa" w:w="840"/>
-          </w:tcPr>
-          <w:p>
-            <w:pPr>
-              <w:jc w:val="center"/>
-            </w:pPr>
-            <w:r>
-              <w:rPr>
-                <w:b/>
-              </w:rPr>
-              <w:t>Q5</w:t>
-            </w:r>
-          </w:p>
-        </w:tc>
-        <w:tc>
-          <w:tcPr>
-            <w:tcW w:type="dxa" w:w="840"/>
-          </w:tcPr>
-          <w:p>
-            <w:pPr>
-              <w:jc w:val="center"/>
-            </w:pPr>
-            <w:r>
-              <w:rPr>
-                <w:b/>
-              </w:rPr>
-              <w:t>Q6</w:t>
-            </w:r>
-          </w:p>
-        </w:tc>
-        <w:tc>
-          <w:tcPr>
-            <w:tcW w:type="dxa" w:w="840"/>
-          </w:tcPr>
-          <w:p>
-            <w:pPr>
-              <w:jc w:val="center"/>
-            </w:pPr>
-            <w:r>
-              <w:rPr>
-                <w:b/>
-              </w:rPr>
-              <w:t>Q7</w:t>
-            </w:r>
-          </w:p>
-        </w:tc>
-        <w:tc>
-          <w:tcPr>
-            <w:tcW w:type="dxa" w:w="840"/>
-          </w:tcPr>
-          <w:p>
-            <w:pPr>
-              <w:jc w:val="center"/>
-            </w:pPr>
-            <w:r>
-              <w:rPr>
-                <w:b/>
-              </w:rPr>
-              <w:t>Q8</w:t>
-            </w:r>
-          </w:p>
-        </w:tc>
-        <w:tc>
-          <w:tcPr>
-            <w:tcW w:type="dxa" w:w="840"/>
-          </w:tcPr>
-          <w:p>
-            <w:pPr>
-              <w:jc w:val="center"/>
-            </w:pPr>
-            <w:r>
-              <w:rPr>
-                <w:b/>
-              </w:rPr>
-              <w:t>Q9</w:t>
-            </w:r>
-          </w:p>
-        </w:tc>
-        <w:tc>
-          <w:tcPr>
-            <w:tcW w:type="dxa" w:w="840"/>
-          </w:tcPr>
-          <w:p>
-            <w:pPr>
-              <w:jc w:val="center"/>
-            </w:pPr>
-            <w:r>
-              <w:rPr>
-                <w:b/>
-              </w:rPr>
-              <w:t>Q10</w:t>
-            </w:r>
-          </w:p>
-        </w:tc>
-        <w:tc>
-          <w:tcPr>
-            <w:tcW w:type="dxa" w:w="840"/>
-          </w:tcPr>
-          <w:p>
-            <w:pPr>
-              <w:jc w:val="center"/>
-            </w:pPr>
-            <w:r>
-              <w:rPr>
-                <w:b/>
-              </w:rPr>
-              <w:t>Q11</w:t>
-            </w:r>
-          </w:p>
-        </w:tc>
-        <w:tc>
-          <w:tcPr>
-            <w:tcW w:type="dxa" w:w="840"/>
-          </w:tcPr>
-          <w:p>
-            <w:pPr>
-              <w:jc w:val="center"/>
-            </w:pPr>
-            <w:r>
-              <w:rPr>
-                <w:b/>
-              </w:rPr>
-              <w:t>Q12</w:t>
-            </w:r>
-          </w:p>
-        </w:tc>
-      </w:tr>
-      <w:tr>
-        <w:tc>
-          <w:tcPr>
-            <w:tcW w:type="dxa" w:w="840"/>
-          </w:tcPr>
-          <w:p>
-            <w:pPr>
-              <w:jc w:val="center"/>
-            </w:pPr>
-            <w:r>
-              <w:rPr>
-                <w:b/>
-                <w:color w:val="008000"/>
-              </w:rPr>
-              <w:t>✅ E</w:t>
-            </w:r>
-          </w:p>
-        </w:tc>
-        <w:tc>
-          <w:tcPr>
-            <w:tcW w:type="dxa" w:w="840"/>
-          </w:tcPr>
-          <w:p>
-            <w:pPr>
-              <w:jc w:val="center"/>
-            </w:pPr>
-            <w:r>
-              <w:rPr>
-                <w:b/>
-                <w:color w:val="008000"/>
-              </w:rPr>
-              <w:t>✅ A</w:t>
-            </w:r>
-          </w:p>
-        </w:tc>
-        <w:tc>
-          <w:tcPr>
-            <w:tcW w:type="dxa" w:w="840"/>
-          </w:tcPr>
-          <w:p>
-            <w:pPr>
-              <w:jc w:val="center"/>
-            </w:pPr>
-            <w:r>
-              <w:rPr>
-                <w:b/>
-                <w:color w:val="008000"/>
-              </w:rPr>
-              <w:t>✅ A</w:t>
-            </w:r>
-          </w:p>
-        </w:tc>
-        <w:tc>
-          <w:tcPr>
-            <w:tcW w:type="dxa" w:w="840"/>
-          </w:tcPr>
-          <w:p>
-            <w:pPr>
-              <w:jc w:val="center"/>
-            </w:pPr>
-            <w:r>
-              <w:rPr>
-                <w:b/>
-                <w:color w:val="008000"/>
-              </w:rPr>
-              <w:t>✅ A</w:t>
-            </w:r>
-          </w:p>
-        </w:tc>
-        <w:tc>
-          <w:tcPr>
-            <w:tcW w:type="dxa" w:w="840"/>
-          </w:tcPr>
-          <w:p>
-            <w:pPr>
-              <w:jc w:val="center"/>
-            </w:pPr>
-            <w:r>
-              <w:rPr>
-                <w:b/>
-                <w:color w:val="008000"/>
-              </w:rPr>
-              <w:t>✅ E</w:t>
-            </w:r>
-          </w:p>
-        </w:tc>
-        <w:tc>
-          <w:tcPr>
-            <w:tcW w:type="dxa" w:w="840"/>
-          </w:tcPr>
-          <w:p>
-            <w:pPr>
-              <w:jc w:val="center"/>
-            </w:pPr>
-            <w:r>
-              <w:rPr>
-                <w:b/>
-                <w:color w:val="008000"/>
-              </w:rPr>
-              <w:t>✅ A</w:t>
-            </w:r>
-          </w:p>
-        </w:tc>
-        <w:tc>
-          <w:tcPr>
-            <w:tcW w:type="dxa" w:w="840"/>
-          </w:tcPr>
-          <w:p>
-            <w:pPr>
-              <w:jc w:val="center"/>
-            </w:pPr>
-            <w:r>
-              <w:rPr>
-                <w:b/>
-                <w:color w:val="008000"/>
-              </w:rPr>
-              <w:t>✅ A</w:t>
-            </w:r>
-          </w:p>
-        </w:tc>
-        <w:tc>
-          <w:tcPr>
-            <w:tcW w:type="dxa" w:w="840"/>
-          </w:tcPr>
-          <w:p>
-            <w:pPr>
-              <w:jc w:val="center"/>
-            </w:pPr>
-            <w:r>
-              <w:rPr>
-                <w:b/>
-                <w:color w:val="008000"/>
-              </w:rPr>
-              <w:t>✅ A</w:t>
-            </w:r>
-          </w:p>
-        </w:tc>
-        <w:tc>
-          <w:tcPr>
-            <w:tcW w:type="dxa" w:w="840"/>
-          </w:tcPr>
-          <w:p>
-            <w:pPr>
-              <w:jc w:val="center"/>
-            </w:pPr>
-            <w:r>
-              <w:rPr>
-                <w:b/>
-                <w:color w:val="008000"/>
-              </w:rPr>
-              <w:t>✅ A</w:t>
-            </w:r>
-          </w:p>
-        </w:tc>
-        <w:tc>
-          <w:tcPr>
-            <w:tcW w:type="dxa" w:w="840"/>
-          </w:tcPr>
-          <w:p>
-            <w:pPr>
-              <w:jc w:val="center"/>
-            </w:pPr>
-            <w:r>
-              <w:rPr>
-                <w:b/>
-                <w:color w:val="008000"/>
-              </w:rPr>
-              <w:t>✅ A</w:t>
-            </w:r>
-          </w:p>
-        </w:tc>
-        <w:tc>
-          <w:tcPr>
-            <w:tcW w:type="dxa" w:w="840"/>
-          </w:tcPr>
-          <w:p>
-            <w:pPr>
-              <w:jc w:val="center"/>
-            </w:pPr>
-            <w:r>
-              <w:rPr>
-                <w:b/>
-                <w:color w:val="008000"/>
-              </w:rPr>
-              <w:t>✅ A</w:t>
-            </w:r>
-          </w:p>
-        </w:tc>
-        <w:tc>
-          <w:tcPr>
-            <w:tcW w:type="dxa" w:w="840"/>
-          </w:tcPr>
-          <w:p>
-            <w:pPr>
-              <w:jc w:val="center"/>
-            </w:pPr>
-            <w:r>
-              <w:rPr>
-                <w:b/>
-                <w:color w:val="008000"/>
-              </w:rPr>
-              <w:t>✅ A</w:t>
-            </w:r>
-          </w:p>
-        </w:tc>
-      </w:tr>
-    </w:tbl>
     <w:p/>
     <w:p/>
-    <w:p>
-      <w:pPr>
-        <w:jc w:val="center"/>
-      </w:pPr>
-      <w:r>
-        <w:rPr>
-          <w:b/>
-          <w:sz w:val="28"/>
-        </w:rPr>
-        <w:t>GABARITO COMPLETO</w:t>
-      </w:r>
-    </w:p>
-    <w:tbl>
-      <w:tblPr>
-        <w:tblStyle w:val="LightGrid-Accent1"/>
-        <w:tblW w:type="auto" w:w="0"/>
-        <w:tblLook w:firstColumn="1" w:firstRow="1" w:lastColumn="0" w:lastRow="0" w:noHBand="0" w:noVBand="1" w:val="04A0"/>
-      </w:tblPr>
-      <w:tblGrid>
-        <w:gridCol w:w="840"/>
-        <w:gridCol w:w="840"/>
-        <w:gridCol w:w="840"/>
-        <w:gridCol w:w="840"/>
-        <w:gridCol w:w="840"/>
-        <w:gridCol w:w="840"/>
-        <w:gridCol w:w="840"/>
-        <w:gridCol w:w="840"/>
-        <w:gridCol w:w="840"/>
-        <w:gridCol w:w="840"/>
-        <w:gridCol w:w="840"/>
-        <w:gridCol w:w="840"/>
-      </w:tblGrid>
-      <w:tr>
-        <w:tc>
-          <w:tcPr>
-            <w:tcW w:type="dxa" w:w="840"/>
-          </w:tcPr>
-          <w:p>
-            <w:pPr>
-              <w:jc w:val="center"/>
-            </w:pPr>
-            <w:r>
-              <w:rPr>
-                <w:b/>
-              </w:rPr>
-              <w:t>Q1</w:t>
-            </w:r>
-          </w:p>
-        </w:tc>
-        <w:tc>
-          <w:tcPr>
-            <w:tcW w:type="dxa" w:w="840"/>
-          </w:tcPr>
-          <w:p>
-            <w:pPr>
-              <w:jc w:val="center"/>
-            </w:pPr>
-            <w:r>
-              <w:rPr>
-                <w:b/>
-              </w:rPr>
-              <w:t>Q2</w:t>
-            </w:r>
-          </w:p>
-        </w:tc>
-        <w:tc>
-          <w:tcPr>
-            <w:tcW w:type="dxa" w:w="840"/>
-          </w:tcPr>
-          <w:p>
-            <w:pPr>
-              <w:jc w:val="center"/>
-            </w:pPr>
-            <w:r>
-              <w:rPr>
-                <w:b/>
-              </w:rPr>
-              <w:t>Q3</w:t>
-            </w:r>
-          </w:p>
-        </w:tc>
-        <w:tc>
-          <w:tcPr>
-            <w:tcW w:type="dxa" w:w="840"/>
-          </w:tcPr>
-          <w:p>
-            <w:pPr>
-              <w:jc w:val="center"/>
-            </w:pPr>
-            <w:r>
-              <w:rPr>
-                <w:b/>
-              </w:rPr>
-              <w:t>Q4</w:t>
-            </w:r>
-          </w:p>
-        </w:tc>
-        <w:tc>
-          <w:tcPr>
-            <w:tcW w:type="dxa" w:w="840"/>
-          </w:tcPr>
-          <w:p>
-            <w:pPr>
-              <w:jc w:val="center"/>
-            </w:pPr>
-            <w:r>
-              <w:rPr>
-                <w:b/>
-              </w:rPr>
-              <w:t>Q5</w:t>
-            </w:r>
-          </w:p>
-        </w:tc>
-        <w:tc>
-          <w:tcPr>
-            <w:tcW w:type="dxa" w:w="840"/>
-          </w:tcPr>
-          <w:p>
-            <w:pPr>
-              <w:jc w:val="center"/>
-            </w:pPr>
-            <w:r>
-              <w:rPr>
-                <w:b/>
-              </w:rPr>
-              <w:t>Q6</w:t>
-            </w:r>
-          </w:p>
-        </w:tc>
-        <w:tc>
-          <w:tcPr>
-            <w:tcW w:type="dxa" w:w="840"/>
-          </w:tcPr>
-          <w:p>
-            <w:pPr>
-              <w:jc w:val="center"/>
-            </w:pPr>
-            <w:r>
-              <w:rPr>
-                <w:b/>
-              </w:rPr>
-              <w:t>Q7</w:t>
-            </w:r>
-          </w:p>
-        </w:tc>
-        <w:tc>
-          <w:tcPr>
-            <w:tcW w:type="dxa" w:w="840"/>
-          </w:tcPr>
-          <w:p>
-            <w:pPr>
-              <w:jc w:val="center"/>
-            </w:pPr>
-            <w:r>
-              <w:rPr>
-                <w:b/>
-              </w:rPr>
-              <w:t>Q8</w:t>
-            </w:r>
-          </w:p>
-        </w:tc>
-        <w:tc>
-          <w:tcPr>
-            <w:tcW w:type="dxa" w:w="840"/>
-          </w:tcPr>
-          <w:p>
-            <w:pPr>
-              <w:jc w:val="center"/>
-            </w:pPr>
-            <w:r>
-              <w:rPr>
-                <w:b/>
-              </w:rPr>
-              <w:t>Q9</w:t>
-            </w:r>
-          </w:p>
-        </w:tc>
-        <w:tc>
-          <w:tcPr>
-            <w:tcW w:type="dxa" w:w="840"/>
-          </w:tcPr>
-          <w:p>
-            <w:pPr>
-              <w:jc w:val="center"/>
-            </w:pPr>
-            <w:r>
-              <w:rPr>
-                <w:b/>
-              </w:rPr>
-              <w:t>Q10</w:t>
-            </w:r>
-          </w:p>
-        </w:tc>
-        <w:tc>
-          <w:tcPr>
-            <w:tcW w:type="dxa" w:w="840"/>
-          </w:tcPr>
-          <w:p>
-            <w:pPr>
-              <w:jc w:val="center"/>
-            </w:pPr>
-            <w:r>
-              <w:rPr>
-                <w:b/>
-              </w:rPr>
-              <w:t>Q11</w:t>
-            </w:r>
-          </w:p>
-        </w:tc>
-        <w:tc>
-          <w:tcPr>
-            <w:tcW w:type="dxa" w:w="840"/>
-          </w:tcPr>
-          <w:p>
-            <w:pPr>
-              <w:jc w:val="center"/>
-            </w:pPr>
-            <w:r>
-              <w:rPr>
-                <w:b/>
-              </w:rPr>
-              <w:t>Q12</w:t>
-            </w:r>
-          </w:p>
-        </w:tc>
-      </w:tr>
-      <w:tr>
-        <w:tc>
-          <w:tcPr>
-            <w:tcW w:type="dxa" w:w="840"/>
-          </w:tcPr>
-          <w:p>
-            <w:pPr>
-              <w:jc w:val="center"/>
-            </w:pPr>
-            <w:r>
-              <w:rPr>
-                <w:b/>
-                <w:color w:val="008000"/>
-              </w:rPr>
-              <w:t>✅ E</w:t>
-            </w:r>
-          </w:p>
-        </w:tc>
-        <w:tc>
-          <w:tcPr>
-            <w:tcW w:type="dxa" w:w="840"/>
-          </w:tcPr>
-          <w:p>
-            <w:pPr>
-              <w:jc w:val="center"/>
-            </w:pPr>
-            <w:r>
-              <w:rPr>
-                <w:b/>
-                <w:color w:val="008000"/>
-              </w:rPr>
-              <w:t>✅ A</w:t>
-            </w:r>
-          </w:p>
-        </w:tc>
-        <w:tc>
-          <w:tcPr>
-            <w:tcW w:type="dxa" w:w="840"/>
-          </w:tcPr>
-          <w:p>
-            <w:pPr>
-              <w:jc w:val="center"/>
-            </w:pPr>
-            <w:r>
-              <w:rPr>
-                <w:b/>
-                <w:color w:val="008000"/>
-              </w:rPr>
-              <w:t>✅ A</w:t>
-            </w:r>
-          </w:p>
-        </w:tc>
-        <w:tc>
-          <w:tcPr>
-            <w:tcW w:type="dxa" w:w="840"/>
-          </w:tcPr>
-          <w:p>
-            <w:pPr>
-              <w:jc w:val="center"/>
-            </w:pPr>
-            <w:r>
-              <w:rPr>
-                <w:b/>
-                <w:color w:val="008000"/>
-              </w:rPr>
-              <w:t>✅ A</w:t>
-            </w:r>
-          </w:p>
-        </w:tc>
-        <w:tc>
-          <w:tcPr>
-            <w:tcW w:type="dxa" w:w="840"/>
-          </w:tcPr>
-          <w:p>
-            <w:pPr>
-              <w:jc w:val="center"/>
-            </w:pPr>
-            <w:r>
-              <w:rPr>
-                <w:b/>
-                <w:color w:val="008000"/>
-              </w:rPr>
-              <w:t>✅ E</w:t>
-            </w:r>
-          </w:p>
-        </w:tc>
-        <w:tc>
-          <w:tcPr>
-            <w:tcW w:type="dxa" w:w="840"/>
-          </w:tcPr>
-          <w:p>
-            <w:pPr>
-              <w:jc w:val="center"/>
-            </w:pPr>
-            <w:r>
-              <w:rPr>
-                <w:b/>
-                <w:color w:val="008000"/>
-              </w:rPr>
-              <w:t>✅ A</w:t>
-            </w:r>
-          </w:p>
-        </w:tc>
-        <w:tc>
-          <w:tcPr>
-            <w:tcW w:type="dxa" w:w="840"/>
-          </w:tcPr>
-          <w:p>
-            <w:pPr>
-              <w:jc w:val="center"/>
-            </w:pPr>
-            <w:r>
-              <w:rPr>
-                <w:b/>
-                <w:color w:val="008000"/>
-              </w:rPr>
-              <w:t>✅ A</w:t>
-            </w:r>
-          </w:p>
-        </w:tc>
-        <w:tc>
-          <w:tcPr>
-            <w:tcW w:type="dxa" w:w="840"/>
-          </w:tcPr>
-          <w:p>
-            <w:pPr>
-              <w:jc w:val="center"/>
-            </w:pPr>
-            <w:r>
-              <w:rPr>
-                <w:b/>
-                <w:color w:val="008000"/>
-              </w:rPr>
-              <w:t>✅ A</w:t>
-            </w:r>
-          </w:p>
-        </w:tc>
-        <w:tc>
-          <w:tcPr>
-            <w:tcW w:type="dxa" w:w="840"/>
-          </w:tcPr>
-          <w:p>
-            <w:pPr>
-              <w:jc w:val="center"/>
-            </w:pPr>
-            <w:r>
-              <w:rPr>
-                <w:b/>
-                <w:color w:val="008000"/>
-              </w:rPr>
-              <w:t>✅ A</w:t>
-            </w:r>
-          </w:p>
-        </w:tc>
-        <w:tc>
-          <w:tcPr>
-            <w:tcW w:type="dxa" w:w="840"/>
-          </w:tcPr>
-          <w:p>
-            <w:pPr>
-              <w:jc w:val="center"/>
-            </w:pPr>
-            <w:r>
-              <w:rPr>
-                <w:b/>
-                <w:color w:val="008000"/>
-              </w:rPr>
-              <w:t>✅ A</w:t>
-            </w:r>
-          </w:p>
-        </w:tc>
-        <w:tc>
-          <w:tcPr>
-            <w:tcW w:type="dxa" w:w="840"/>
-          </w:tcPr>
-          <w:p>
-            <w:pPr>
-              <w:jc w:val="center"/>
-            </w:pPr>
-            <w:r>
-              <w:rPr>
-                <w:b/>
-                <w:color w:val="008000"/>
-              </w:rPr>
-              <w:t>✅ A</w:t>
-            </w:r>
-          </w:p>
-        </w:tc>
-        <w:tc>
-          <w:tcPr>
-            <w:tcW w:type="dxa" w:w="840"/>
-          </w:tcPr>
-          <w:p>
-            <w:pPr>
-              <w:jc w:val="center"/>
-            </w:pPr>
-            <w:r>
-              <w:rPr>
-                <w:b/>
-                <w:color w:val="008000"/>
-              </w:rPr>
-              <w:t>✅ A</w:t>
-            </w:r>
-          </w:p>
-        </w:tc>
-      </w:tr>
-    </w:tbl>
+    <w:p/>
+    <w:p/>
+    <w:p/>
+    <w:p/>
     <w:p/>
     <w:p/>
     <w:p>
